--- a/Output/Suppl_Inf/Table_S3.docx
+++ b/Output/Suppl_Inf/Table_S3.docx
@@ -23,8 +23,6 @@
         <w:gridCol w:w="1080"/>
         <w:gridCol w:w="1080"/>
         <w:gridCol w:w="1080"/>
-        <w:gridCol w:w="1080"/>
-        <w:gridCol w:w="1080"/>
       </w:tblGrid>
       <w:tr>
         <w:trPr>
@@ -72,7 +70,7 @@
                 <w:szCs w:val="22"/>
                 <w:color w:val="000000"/>
               </w:rPr>
-              <w:t xml:space="preserve">IndividNr</w:t>
+              <w:t xml:space="preserve">Region</w:t>
             </w:r>
           </w:p>
         </w:tc>
@@ -116,7 +114,7 @@
                 <w:szCs w:val="22"/>
                 <w:color w:val="000000"/>
               </w:rPr>
-              <w:t xml:space="preserve">Water_area</w:t>
+              <w:t xml:space="preserve">Life_history</w:t>
             </w:r>
           </w:p>
         </w:tc>
@@ -160,7 +158,7 @@
                 <w:szCs w:val="22"/>
                 <w:color w:val="000000"/>
               </w:rPr>
-              <w:t xml:space="preserve">Total_length_mm</w:t>
+              <w:t xml:space="preserve">Predicted probability (%)</w:t>
             </w:r>
           </w:p>
         </w:tc>
@@ -204,7 +202,7 @@
                 <w:szCs w:val="22"/>
                 <w:color w:val="000000"/>
               </w:rPr>
-              <w:t xml:space="preserve">Total_weight_g</w:t>
+              <w:t xml:space="preserve">95% CrI lower (%)</w:t>
             </w:r>
           </w:p>
         </w:tc>
@@ -228,27 +226,27 @@
           <w:p>
             <w:pPr>
               <w:pStyle w:val="Normal"/>
-              <w:jc w:val="left"/>
-              <w:pBdr>
-                <w:bottom w:val="none" w:sz="0" w:space="0" w:color="000000"/>
-                <w:top w:val="none" w:sz="0" w:space="0" w:color="000000"/>
-                <w:left w:val="none" w:sz="0" w:space="0" w:color="000000"/>
-                <w:right w:val="none" w:sz="0" w:space="0" w:color="000000"/>
-              </w:pBdr>
-              <w:spacing w:after="100" w:before="100" w:line="240"/>
-              <w:ind w:left="100" w:right="100" w:firstLine="0" w:firstLineChars="0"/>
-            </w:pPr>
-            <w:r>
-              <w:rPr>
-                <w:rFonts w:ascii="Arial" w:hAnsi="Arial" w:eastAsia="Arial" w:cs="Arial"/>
-                <w:i w:val="false"/>
-                <w:b w:val="false"/>
-                <w:u w:val="none"/>
-                <w:sz w:val="22"/>
-                <w:szCs w:val="22"/>
-                <w:color w:val="000000"/>
-              </w:rPr>
-              <w:t xml:space="preserve">Assigned_Life_history_FE_EPMA</w:t>
+              <w:jc w:val="right"/>
+              <w:pBdr>
+                <w:bottom w:val="none" w:sz="0" w:space="0" w:color="000000"/>
+                <w:top w:val="none" w:sz="0" w:space="0" w:color="000000"/>
+                <w:left w:val="none" w:sz="0" w:space="0" w:color="000000"/>
+                <w:right w:val="none" w:sz="0" w:space="0" w:color="000000"/>
+              </w:pBdr>
+              <w:spacing w:after="100" w:before="100" w:line="240"/>
+              <w:ind w:left="100" w:right="100" w:firstLine="0" w:firstLineChars="0"/>
+            </w:pPr>
+            <w:r>
+              <w:rPr>
+                <w:rFonts w:ascii="Arial" w:hAnsi="Arial" w:eastAsia="Arial" w:cs="Arial"/>
+                <w:i w:val="false"/>
+                <w:b w:val="false"/>
+                <w:u w:val="none"/>
+                <w:sz w:val="22"/>
+                <w:szCs w:val="22"/>
+                <w:color w:val="000000"/>
+              </w:rPr>
+              <w:t xml:space="preserve">95% CrI upper (%)</w:t>
             </w:r>
           </w:p>
         </w:tc>
@@ -292,95 +290,7 @@
                 <w:szCs w:val="22"/>
                 <w:color w:val="000000"/>
               </w:rPr>
-              <w:t xml:space="preserve">Assigned_Life_history_LA_ICP_MS</w:t>
-            </w:r>
-          </w:p>
-        </w:tc>
-        <w:tc>
-          <w:tcPr>
-            <w:tcBorders>
-              <w:bottom w:val="single" w:sz="12" w:space="0" w:color="666666"/>
-              <w:top w:val="single" w:sz="12" w:space="0" w:color="666666"/>
-              <w:left w:val="none" w:sz="0" w:space="0" w:color="000000"/>
-              <w:right w:val="none" w:sz="0" w:space="0" w:color="000000"/>
-            </w:tcBorders>
-            <w:shd w:val="clear" w:color="auto" w:fill="FFFFFF"/>
-            <w:tcMar>
-              <w:top w:w="0" w:type="dxa"/>
-              <w:bottom w:w="0" w:type="dxa"/>
-              <w:left w:w="0" w:type="dxa"/>
-              <w:right w:w="0" w:type="dxa"/>
-            </w:tcMar>
-            <w:vAlign w:val="center"/>
-          </w:tcPr>
-          <w:p>
-            <w:pPr>
-              <w:pStyle w:val="Normal"/>
-              <w:jc w:val="right"/>
-              <w:pBdr>
-                <w:bottom w:val="none" w:sz="0" w:space="0" w:color="000000"/>
-                <w:top w:val="none" w:sz="0" w:space="0" w:color="000000"/>
-                <w:left w:val="none" w:sz="0" w:space="0" w:color="000000"/>
-                <w:right w:val="none" w:sz="0" w:space="0" w:color="000000"/>
-              </w:pBdr>
-              <w:spacing w:after="100" w:before="100" w:line="240"/>
-              <w:ind w:left="100" w:right="100" w:firstLine="0" w:firstLineChars="0"/>
-            </w:pPr>
-            <w:r>
-              <w:rPr>
-                <w:rFonts w:ascii="Arial" w:hAnsi="Arial" w:eastAsia="Arial" w:cs="Arial"/>
-                <w:i w:val="false"/>
-                <w:b w:val="false"/>
-                <w:u w:val="none"/>
-                <w:sz w:val="22"/>
-                <w:szCs w:val="22"/>
-                <w:color w:val="000000"/>
-              </w:rPr>
-              <w:t xml:space="preserve">Number_of_habitat_shifts_FE_EPMA</w:t>
-            </w:r>
-          </w:p>
-        </w:tc>
-        <w:tc>
-          <w:tcPr>
-            <w:tcBorders>
-              <w:bottom w:val="single" w:sz="12" w:space="0" w:color="666666"/>
-              <w:top w:val="single" w:sz="12" w:space="0" w:color="666666"/>
-              <w:left w:val="none" w:sz="0" w:space="0" w:color="000000"/>
-              <w:right w:val="none" w:sz="0" w:space="0" w:color="000000"/>
-            </w:tcBorders>
-            <w:shd w:val="clear" w:color="auto" w:fill="FFFFFF"/>
-            <w:tcMar>
-              <w:top w:w="0" w:type="dxa"/>
-              <w:bottom w:w="0" w:type="dxa"/>
-              <w:left w:w="0" w:type="dxa"/>
-              <w:right w:w="0" w:type="dxa"/>
-            </w:tcMar>
-            <w:vAlign w:val="center"/>
-          </w:tcPr>
-          <w:p>
-            <w:pPr>
-              <w:pStyle w:val="Normal"/>
-              <w:jc w:val="right"/>
-              <w:pBdr>
-                <w:bottom w:val="none" w:sz="0" w:space="0" w:color="000000"/>
-                <w:top w:val="none" w:sz="0" w:space="0" w:color="000000"/>
-                <w:left w:val="none" w:sz="0" w:space="0" w:color="000000"/>
-                <w:right w:val="none" w:sz="0" w:space="0" w:color="000000"/>
-              </w:pBdr>
-              <w:spacing w:after="100" w:before="100" w:line="240"/>
-              <w:ind w:left="100" w:right="100" w:firstLine="0" w:firstLineChars="0"/>
-            </w:pPr>
-            <w:r>
-              <w:rPr>
-                <w:rFonts w:ascii="Arial" w:hAnsi="Arial" w:eastAsia="Arial" w:cs="Arial"/>
-                <w:i w:val="false"/>
-                <w:b w:val="false"/>
-                <w:u w:val="none"/>
-                <w:sz w:val="22"/>
-                <w:szCs w:val="22"/>
-                <w:color w:val="000000"/>
-              </w:rPr>
-              <w:t xml:space="preserve">Number_of_habitat_shifts_LA_ICP_MS</w:t>
+              <w:t xml:space="preserve">Analytical_method</w:t>
             </w:r>
           </w:p>
         </w:tc>
@@ -430,7 +340,7 @@
                 <w:szCs w:val="22"/>
                 <w:color w:val="000000"/>
               </w:rPr>
-              <w:t xml:space="preserve">31584</w:t>
+              <w:t xml:space="preserve">Coastal Baltic Sea</w:t>
             </w:r>
           </w:p>
         </w:tc>
@@ -474,7 +384,7 @@
                 <w:szCs w:val="22"/>
                 <w:color w:val="000000"/>
               </w:rPr>
-              <w:t xml:space="preserve">Mälaren</w:t>
+              <w:t xml:space="preserve">Coastal</w:t>
             </w:r>
           </w:p>
         </w:tc>
@@ -518,7 +428,7 @@
                 <w:szCs w:val="22"/>
                 <w:color w:val="000000"/>
               </w:rPr>
-              <w:t xml:space="preserve">808</w:t>
+              <w:t xml:space="preserve">80.9</w:t>
             </w:r>
           </w:p>
         </w:tc>
@@ -562,7 +472,7 @@
                 <w:szCs w:val="22"/>
                 <w:color w:val="000000"/>
               </w:rPr>
-              <w:t xml:space="preserve">1,343</w:t>
+              <w:t xml:space="preserve">71.5</w:t>
             </w:r>
           </w:p>
         </w:tc>
@@ -586,6 +496,50 @@
           <w:p>
             <w:pPr>
               <w:pStyle w:val="Normal"/>
+              <w:jc w:val="right"/>
+              <w:pBdr>
+                <w:bottom w:val="none" w:sz="0" w:space="0" w:color="000000"/>
+                <w:top w:val="none" w:sz="0" w:space="0" w:color="000000"/>
+                <w:left w:val="none" w:sz="0" w:space="0" w:color="000000"/>
+                <w:right w:val="none" w:sz="0" w:space="0" w:color="000000"/>
+              </w:pBdr>
+              <w:spacing w:after="100" w:before="100" w:line="240"/>
+              <w:ind w:left="100" w:right="100" w:firstLine="0" w:firstLineChars="0"/>
+            </w:pPr>
+            <w:r>
+              <w:rPr>
+                <w:rFonts w:ascii="Arial" w:hAnsi="Arial" w:eastAsia="Arial" w:cs="Arial"/>
+                <w:i w:val="false"/>
+                <w:b w:val="false"/>
+                <w:u w:val="none"/>
+                <w:sz w:val="22"/>
+                <w:szCs w:val="22"/>
+                <w:color w:val="000000"/>
+              </w:rPr>
+              <w:t xml:space="preserve">88.2</w:t>
+            </w:r>
+          </w:p>
+        </w:tc>
+        <w:tc>
+          <w:tcPr>
+            <w:tcBorders>
+              <w:bottom w:val="none" w:sz="0" w:space="0" w:color="000000"/>
+              <w:top w:val="single" w:sz="12" w:space="0" w:color="666666"/>
+              <w:left w:val="none" w:sz="0" w:space="0" w:color="000000"/>
+              <w:right w:val="none" w:sz="0" w:space="0" w:color="000000"/>
+            </w:tcBorders>
+            <w:shd w:val="clear" w:color="auto" w:fill="FFFFFF"/>
+            <w:tcMar>
+              <w:top w:w="0" w:type="dxa"/>
+              <w:bottom w:w="0" w:type="dxa"/>
+              <w:left w:w="0" w:type="dxa"/>
+              <w:right w:w="0" w:type="dxa"/>
+            </w:tcMar>
+            <w:vAlign w:val="center"/>
+          </w:tcPr>
+          <w:p>
+            <w:pPr>
+              <w:pStyle w:val="Normal"/>
               <w:jc w:val="left"/>
               <w:pBdr>
                 <w:bottom w:val="none" w:sz="0" w:space="0" w:color="000000"/>
@@ -606,139 +560,7 @@
                 <w:szCs w:val="22"/>
                 <w:color w:val="000000"/>
               </w:rPr>
-              <w:t xml:space="preserve">Habitat shifter</w:t>
-            </w:r>
-          </w:p>
-        </w:tc>
-        <w:tc>
-          <w:tcPr>
-            <w:tcBorders>
-              <w:bottom w:val="none" w:sz="0" w:space="0" w:color="000000"/>
-              <w:top w:val="single" w:sz="12" w:space="0" w:color="666666"/>
-              <w:left w:val="none" w:sz="0" w:space="0" w:color="000000"/>
-              <w:right w:val="none" w:sz="0" w:space="0" w:color="000000"/>
-            </w:tcBorders>
-            <w:shd w:val="clear" w:color="auto" w:fill="FFFFFF"/>
-            <w:tcMar>
-              <w:top w:w="0" w:type="dxa"/>
-              <w:bottom w:w="0" w:type="dxa"/>
-              <w:left w:w="0" w:type="dxa"/>
-              <w:right w:w="0" w:type="dxa"/>
-            </w:tcMar>
-            <w:vAlign w:val="center"/>
-          </w:tcPr>
-          <w:p>
-            <w:pPr>
-              <w:pStyle w:val="Normal"/>
-              <w:jc w:val="left"/>
-              <w:pBdr>
-                <w:bottom w:val="none" w:sz="0" w:space="0" w:color="000000"/>
-                <w:top w:val="none" w:sz="0" w:space="0" w:color="000000"/>
-                <w:left w:val="none" w:sz="0" w:space="0" w:color="000000"/>
-                <w:right w:val="none" w:sz="0" w:space="0" w:color="000000"/>
-              </w:pBdr>
-              <w:spacing w:after="100" w:before="100" w:line="240"/>
-              <w:ind w:left="100" w:right="100" w:firstLine="0" w:firstLineChars="0"/>
-            </w:pPr>
-            <w:r>
-              <w:rPr>
-                <w:rFonts w:ascii="Arial" w:hAnsi="Arial" w:eastAsia="Arial" w:cs="Arial"/>
-                <w:i w:val="false"/>
-                <w:b w:val="false"/>
-                <w:u w:val="none"/>
-                <w:sz w:val="22"/>
-                <w:szCs w:val="22"/>
-                <w:color w:val="000000"/>
-              </w:rPr>
-              <w:t xml:space="preserve">Habitat shifter</w:t>
-            </w:r>
-          </w:p>
-        </w:tc>
-        <w:tc>
-          <w:tcPr>
-            <w:tcBorders>
-              <w:bottom w:val="none" w:sz="0" w:space="0" w:color="000000"/>
-              <w:top w:val="single" w:sz="12" w:space="0" w:color="666666"/>
-              <w:left w:val="none" w:sz="0" w:space="0" w:color="000000"/>
-              <w:right w:val="none" w:sz="0" w:space="0" w:color="000000"/>
-            </w:tcBorders>
-            <w:shd w:val="clear" w:color="auto" w:fill="FFFFFF"/>
-            <w:tcMar>
-              <w:top w:w="0" w:type="dxa"/>
-              <w:bottom w:w="0" w:type="dxa"/>
-              <w:left w:w="0" w:type="dxa"/>
-              <w:right w:w="0" w:type="dxa"/>
-            </w:tcMar>
-            <w:vAlign w:val="center"/>
-          </w:tcPr>
-          <w:p>
-            <w:pPr>
-              <w:pStyle w:val="Normal"/>
-              <w:jc w:val="right"/>
-              <w:pBdr>
-                <w:bottom w:val="none" w:sz="0" w:space="0" w:color="000000"/>
-                <w:top w:val="none" w:sz="0" w:space="0" w:color="000000"/>
-                <w:left w:val="none" w:sz="0" w:space="0" w:color="000000"/>
-                <w:right w:val="none" w:sz="0" w:space="0" w:color="000000"/>
-              </w:pBdr>
-              <w:spacing w:after="100" w:before="100" w:line="240"/>
-              <w:ind w:left="100" w:right="100" w:firstLine="0" w:firstLineChars="0"/>
-            </w:pPr>
-            <w:r>
-              <w:rPr>
-                <w:rFonts w:ascii="Arial" w:hAnsi="Arial" w:eastAsia="Arial" w:cs="Arial"/>
-                <w:i w:val="false"/>
-                <w:b w:val="false"/>
-                <w:u w:val="none"/>
-                <w:sz w:val="22"/>
-                <w:szCs w:val="22"/>
-                <w:color w:val="000000"/>
-              </w:rPr>
-              <w:t xml:space="preserve">1</w:t>
-            </w:r>
-          </w:p>
-        </w:tc>
-        <w:tc>
-          <w:tcPr>
-            <w:tcBorders>
-              <w:bottom w:val="none" w:sz="0" w:space="0" w:color="000000"/>
-              <w:top w:val="single" w:sz="12" w:space="0" w:color="666666"/>
-              <w:left w:val="none" w:sz="0" w:space="0" w:color="000000"/>
-              <w:right w:val="none" w:sz="0" w:space="0" w:color="000000"/>
-            </w:tcBorders>
-            <w:shd w:val="clear" w:color="auto" w:fill="FFFFFF"/>
-            <w:tcMar>
-              <w:top w:w="0" w:type="dxa"/>
-              <w:bottom w:w="0" w:type="dxa"/>
-              <w:left w:w="0" w:type="dxa"/>
-              <w:right w:w="0" w:type="dxa"/>
-            </w:tcMar>
-            <w:vAlign w:val="center"/>
-          </w:tcPr>
-          <w:p>
-            <w:pPr>
-              <w:pStyle w:val="Normal"/>
-              <w:jc w:val="right"/>
-              <w:pBdr>
-                <w:bottom w:val="none" w:sz="0" w:space="0" w:color="000000"/>
-                <w:top w:val="none" w:sz="0" w:space="0" w:color="000000"/>
-                <w:left w:val="none" w:sz="0" w:space="0" w:color="000000"/>
-                <w:right w:val="none" w:sz="0" w:space="0" w:color="000000"/>
-              </w:pBdr>
-              <w:spacing w:after="100" w:before="100" w:line="240"/>
-              <w:ind w:left="100" w:right="100" w:firstLine="0" w:firstLineChars="0"/>
-            </w:pPr>
-            <w:r>
-              <w:rPr>
-                <w:rFonts w:ascii="Arial" w:hAnsi="Arial" w:eastAsia="Arial" w:cs="Arial"/>
-                <w:i w:val="false"/>
-                <w:b w:val="false"/>
-                <w:u w:val="none"/>
-                <w:sz w:val="22"/>
-                <w:szCs w:val="22"/>
-                <w:color w:val="000000"/>
-              </w:rPr>
-              <w:t xml:space="preserve">5</w:t>
+              <w:t xml:space="preserve">FE-EPMA</w:t>
             </w:r>
           </w:p>
         </w:tc>
@@ -788,7 +610,7 @@
                 <w:szCs w:val="22"/>
                 <w:color w:val="000000"/>
               </w:rPr>
-              <w:t xml:space="preserve">31585</w:t>
+              <w:t xml:space="preserve">Coastal Baltic Sea</w:t>
             </w:r>
           </w:p>
         </w:tc>
@@ -832,7 +654,7 @@
                 <w:szCs w:val="22"/>
                 <w:color w:val="000000"/>
               </w:rPr>
-              <w:t xml:space="preserve">Mälaren</w:t>
+              <w:t xml:space="preserve">Freshwater</w:t>
             </w:r>
           </w:p>
         </w:tc>
@@ -876,7 +698,7 @@
                 <w:szCs w:val="22"/>
                 <w:color w:val="000000"/>
               </w:rPr>
-              <w:t xml:space="preserve">800</w:t>
+              <w:t xml:space="preserve">1.6</w:t>
             </w:r>
           </w:p>
         </w:tc>
@@ -920,7 +742,51 @@
                 <w:szCs w:val="22"/>
                 <w:color w:val="000000"/>
               </w:rPr>
-              <w:t xml:space="preserve">1,070</w:t>
+              <w:t xml:space="preserve">0.3</w:t>
+            </w:r>
+          </w:p>
+        </w:tc>
+        <w:tc>
+          <w:tcPr>
+            <w:tcBorders>
+              <w:bottom w:val="none" w:sz="0" w:space="0" w:color="000000"/>
+              <w:top w:val="none" w:sz="0" w:space="0" w:color="000000"/>
+              <w:left w:val="none" w:sz="0" w:space="0" w:color="000000"/>
+              <w:right w:val="none" w:sz="0" w:space="0" w:color="000000"/>
+            </w:tcBorders>
+            <w:shd w:val="clear" w:color="auto" w:fill="FFFFFF"/>
+            <w:tcMar>
+              <w:top w:w="0" w:type="dxa"/>
+              <w:bottom w:w="0" w:type="dxa"/>
+              <w:left w:w="0" w:type="dxa"/>
+              <w:right w:w="0" w:type="dxa"/>
+            </w:tcMar>
+            <w:vAlign w:val="center"/>
+          </w:tcPr>
+          <w:p>
+            <w:pPr>
+              <w:pStyle w:val="Normal"/>
+              <w:jc w:val="right"/>
+              <w:pBdr>
+                <w:bottom w:val="none" w:sz="0" w:space="0" w:color="000000"/>
+                <w:top w:val="none" w:sz="0" w:space="0" w:color="000000"/>
+                <w:left w:val="none" w:sz="0" w:space="0" w:color="000000"/>
+                <w:right w:val="none" w:sz="0" w:space="0" w:color="000000"/>
+              </w:pBdr>
+              <w:spacing w:after="100" w:before="100" w:line="240"/>
+              <w:ind w:left="100" w:right="100" w:firstLine="0" w:firstLineChars="0"/>
+            </w:pPr>
+            <w:r>
+              <w:rPr>
+                <w:rFonts w:ascii="Arial" w:hAnsi="Arial" w:eastAsia="Arial" w:cs="Arial"/>
+                <w:i w:val="false"/>
+                <w:b w:val="false"/>
+                <w:u w:val="none"/>
+                <w:sz w:val="22"/>
+                <w:szCs w:val="22"/>
+                <w:color w:val="000000"/>
+              </w:rPr>
+              <w:t xml:space="preserve">4.8</w:t>
             </w:r>
           </w:p>
         </w:tc>
@@ -964,139 +830,7 @@
                 <w:szCs w:val="22"/>
                 <w:color w:val="000000"/>
               </w:rPr>
-              <w:t xml:space="preserve">Habitat shifter</w:t>
-            </w:r>
-          </w:p>
-        </w:tc>
-        <w:tc>
-          <w:tcPr>
-            <w:tcBorders>
-              <w:bottom w:val="none" w:sz="0" w:space="0" w:color="000000"/>
-              <w:top w:val="none" w:sz="0" w:space="0" w:color="000000"/>
-              <w:left w:val="none" w:sz="0" w:space="0" w:color="000000"/>
-              <w:right w:val="none" w:sz="0" w:space="0" w:color="000000"/>
-            </w:tcBorders>
-            <w:shd w:val="clear" w:color="auto" w:fill="FFFFFF"/>
-            <w:tcMar>
-              <w:top w:w="0" w:type="dxa"/>
-              <w:bottom w:w="0" w:type="dxa"/>
-              <w:left w:w="0" w:type="dxa"/>
-              <w:right w:w="0" w:type="dxa"/>
-            </w:tcMar>
-            <w:vAlign w:val="center"/>
-          </w:tcPr>
-          <w:p>
-            <w:pPr>
-              <w:pStyle w:val="Normal"/>
-              <w:jc w:val="left"/>
-              <w:pBdr>
-                <w:bottom w:val="none" w:sz="0" w:space="0" w:color="000000"/>
-                <w:top w:val="none" w:sz="0" w:space="0" w:color="000000"/>
-                <w:left w:val="none" w:sz="0" w:space="0" w:color="000000"/>
-                <w:right w:val="none" w:sz="0" w:space="0" w:color="000000"/>
-              </w:pBdr>
-              <w:spacing w:after="100" w:before="100" w:line="240"/>
-              <w:ind w:left="100" w:right="100" w:firstLine="0" w:firstLineChars="0"/>
-            </w:pPr>
-            <w:r>
-              <w:rPr>
-                <w:rFonts w:ascii="Arial" w:hAnsi="Arial" w:eastAsia="Arial" w:cs="Arial"/>
-                <w:i w:val="false"/>
-                <w:b w:val="false"/>
-                <w:u w:val="none"/>
-                <w:sz w:val="22"/>
-                <w:szCs w:val="22"/>
-                <w:color w:val="000000"/>
-              </w:rPr>
-              <w:t xml:space="preserve">Habitat shifter</w:t>
-            </w:r>
-          </w:p>
-        </w:tc>
-        <w:tc>
-          <w:tcPr>
-            <w:tcBorders>
-              <w:bottom w:val="none" w:sz="0" w:space="0" w:color="000000"/>
-              <w:top w:val="none" w:sz="0" w:space="0" w:color="000000"/>
-              <w:left w:val="none" w:sz="0" w:space="0" w:color="000000"/>
-              <w:right w:val="none" w:sz="0" w:space="0" w:color="000000"/>
-            </w:tcBorders>
-            <w:shd w:val="clear" w:color="auto" w:fill="FFFFFF"/>
-            <w:tcMar>
-              <w:top w:w="0" w:type="dxa"/>
-              <w:bottom w:w="0" w:type="dxa"/>
-              <w:left w:w="0" w:type="dxa"/>
-              <w:right w:w="0" w:type="dxa"/>
-            </w:tcMar>
-            <w:vAlign w:val="center"/>
-          </w:tcPr>
-          <w:p>
-            <w:pPr>
-              <w:pStyle w:val="Normal"/>
-              <w:jc w:val="right"/>
-              <w:pBdr>
-                <w:bottom w:val="none" w:sz="0" w:space="0" w:color="000000"/>
-                <w:top w:val="none" w:sz="0" w:space="0" w:color="000000"/>
-                <w:left w:val="none" w:sz="0" w:space="0" w:color="000000"/>
-                <w:right w:val="none" w:sz="0" w:space="0" w:color="000000"/>
-              </w:pBdr>
-              <w:spacing w:after="100" w:before="100" w:line="240"/>
-              <w:ind w:left="100" w:right="100" w:firstLine="0" w:firstLineChars="0"/>
-            </w:pPr>
-            <w:r>
-              <w:rPr>
-                <w:rFonts w:ascii="Arial" w:hAnsi="Arial" w:eastAsia="Arial" w:cs="Arial"/>
-                <w:i w:val="false"/>
-                <w:b w:val="false"/>
-                <w:u w:val="none"/>
-                <w:sz w:val="22"/>
-                <w:szCs w:val="22"/>
-                <w:color w:val="000000"/>
-              </w:rPr>
-              <w:t xml:space="preserve">1</w:t>
-            </w:r>
-          </w:p>
-        </w:tc>
-        <w:tc>
-          <w:tcPr>
-            <w:tcBorders>
-              <w:bottom w:val="none" w:sz="0" w:space="0" w:color="000000"/>
-              <w:top w:val="none" w:sz="0" w:space="0" w:color="000000"/>
-              <w:left w:val="none" w:sz="0" w:space="0" w:color="000000"/>
-              <w:right w:val="none" w:sz="0" w:space="0" w:color="000000"/>
-            </w:tcBorders>
-            <w:shd w:val="clear" w:color="auto" w:fill="FFFFFF"/>
-            <w:tcMar>
-              <w:top w:w="0" w:type="dxa"/>
-              <w:bottom w:w="0" w:type="dxa"/>
-              <w:left w:w="0" w:type="dxa"/>
-              <w:right w:w="0" w:type="dxa"/>
-            </w:tcMar>
-            <w:vAlign w:val="center"/>
-          </w:tcPr>
-          <w:p>
-            <w:pPr>
-              <w:pStyle w:val="Normal"/>
-              <w:jc w:val="right"/>
-              <w:pBdr>
-                <w:bottom w:val="none" w:sz="0" w:space="0" w:color="000000"/>
-                <w:top w:val="none" w:sz="0" w:space="0" w:color="000000"/>
-                <w:left w:val="none" w:sz="0" w:space="0" w:color="000000"/>
-                <w:right w:val="none" w:sz="0" w:space="0" w:color="000000"/>
-              </w:pBdr>
-              <w:spacing w:after="100" w:before="100" w:line="240"/>
-              <w:ind w:left="100" w:right="100" w:firstLine="0" w:firstLineChars="0"/>
-            </w:pPr>
-            <w:r>
-              <w:rPr>
-                <w:rFonts w:ascii="Arial" w:hAnsi="Arial" w:eastAsia="Arial" w:cs="Arial"/>
-                <w:i w:val="false"/>
-                <w:b w:val="false"/>
-                <w:u w:val="none"/>
-                <w:sz w:val="22"/>
-                <w:szCs w:val="22"/>
-                <w:color w:val="000000"/>
-              </w:rPr>
-              <w:t xml:space="preserve">15</w:t>
+              <w:t xml:space="preserve">FE-EPMA</w:t>
             </w:r>
           </w:p>
         </w:tc>
@@ -1146,7 +880,7 @@
                 <w:szCs w:val="22"/>
                 <w:color w:val="000000"/>
               </w:rPr>
-              <w:t xml:space="preserve">31586</w:t>
+              <w:t xml:space="preserve">Coastal Baltic Sea</w:t>
             </w:r>
           </w:p>
         </w:tc>
@@ -1190,7 +924,7 @@
                 <w:szCs w:val="22"/>
                 <w:color w:val="000000"/>
               </w:rPr>
-              <w:t xml:space="preserve">Mälaren</w:t>
+              <w:t xml:space="preserve">Habitat shifter</w:t>
             </w:r>
           </w:p>
         </w:tc>
@@ -1234,7 +968,7 @@
                 <w:szCs w:val="22"/>
                 <w:color w:val="000000"/>
               </w:rPr>
-              <w:t xml:space="preserve">689</w:t>
+              <w:t xml:space="preserve">17.5</w:t>
             </w:r>
           </w:p>
         </w:tc>
@@ -1278,7 +1012,51 @@
                 <w:szCs w:val="22"/>
                 <w:color w:val="000000"/>
               </w:rPr>
-              <w:t xml:space="preserve">719</w:t>
+              <w:t xml:space="preserve">10.5</w:t>
+            </w:r>
+          </w:p>
+        </w:tc>
+        <w:tc>
+          <w:tcPr>
+            <w:tcBorders>
+              <w:bottom w:val="none" w:sz="0" w:space="0" w:color="000000"/>
+              <w:top w:val="none" w:sz="0" w:space="0" w:color="000000"/>
+              <w:left w:val="none" w:sz="0" w:space="0" w:color="000000"/>
+              <w:right w:val="none" w:sz="0" w:space="0" w:color="000000"/>
+            </w:tcBorders>
+            <w:shd w:val="clear" w:color="auto" w:fill="FFFFFF"/>
+            <w:tcMar>
+              <w:top w:w="0" w:type="dxa"/>
+              <w:bottom w:w="0" w:type="dxa"/>
+              <w:left w:w="0" w:type="dxa"/>
+              <w:right w:w="0" w:type="dxa"/>
+            </w:tcMar>
+            <w:vAlign w:val="center"/>
+          </w:tcPr>
+          <w:p>
+            <w:pPr>
+              <w:pStyle w:val="Normal"/>
+              <w:jc w:val="right"/>
+              <w:pBdr>
+                <w:bottom w:val="none" w:sz="0" w:space="0" w:color="000000"/>
+                <w:top w:val="none" w:sz="0" w:space="0" w:color="000000"/>
+                <w:left w:val="none" w:sz="0" w:space="0" w:color="000000"/>
+                <w:right w:val="none" w:sz="0" w:space="0" w:color="000000"/>
+              </w:pBdr>
+              <w:spacing w:after="100" w:before="100" w:line="240"/>
+              <w:ind w:left="100" w:right="100" w:firstLine="0" w:firstLineChars="0"/>
+            </w:pPr>
+            <w:r>
+              <w:rPr>
+                <w:rFonts w:ascii="Arial" w:hAnsi="Arial" w:eastAsia="Arial" w:cs="Arial"/>
+                <w:i w:val="false"/>
+                <w:b w:val="false"/>
+                <w:u w:val="none"/>
+                <w:sz w:val="22"/>
+                <w:szCs w:val="22"/>
+                <w:color w:val="000000"/>
+              </w:rPr>
+              <w:t xml:space="preserve">26.7</w:t>
             </w:r>
           </w:p>
         </w:tc>
@@ -1322,139 +1100,7 @@
                 <w:szCs w:val="22"/>
                 <w:color w:val="000000"/>
               </w:rPr>
-              <w:t xml:space="preserve">Habitat shifter</w:t>
-            </w:r>
-          </w:p>
-        </w:tc>
-        <w:tc>
-          <w:tcPr>
-            <w:tcBorders>
-              <w:bottom w:val="none" w:sz="0" w:space="0" w:color="000000"/>
-              <w:top w:val="none" w:sz="0" w:space="0" w:color="000000"/>
-              <w:left w:val="none" w:sz="0" w:space="0" w:color="000000"/>
-              <w:right w:val="none" w:sz="0" w:space="0" w:color="000000"/>
-            </w:tcBorders>
-            <w:shd w:val="clear" w:color="auto" w:fill="FFFFFF"/>
-            <w:tcMar>
-              <w:top w:w="0" w:type="dxa"/>
-              <w:bottom w:w="0" w:type="dxa"/>
-              <w:left w:w="0" w:type="dxa"/>
-              <w:right w:w="0" w:type="dxa"/>
-            </w:tcMar>
-            <w:vAlign w:val="center"/>
-          </w:tcPr>
-          <w:p>
-            <w:pPr>
-              <w:pStyle w:val="Normal"/>
-              <w:jc w:val="left"/>
-              <w:pBdr>
-                <w:bottom w:val="none" w:sz="0" w:space="0" w:color="000000"/>
-                <w:top w:val="none" w:sz="0" w:space="0" w:color="000000"/>
-                <w:left w:val="none" w:sz="0" w:space="0" w:color="000000"/>
-                <w:right w:val="none" w:sz="0" w:space="0" w:color="000000"/>
-              </w:pBdr>
-              <w:spacing w:after="100" w:before="100" w:line="240"/>
-              <w:ind w:left="100" w:right="100" w:firstLine="0" w:firstLineChars="0"/>
-            </w:pPr>
-            <w:r>
-              <w:rPr>
-                <w:rFonts w:ascii="Arial" w:hAnsi="Arial" w:eastAsia="Arial" w:cs="Arial"/>
-                <w:i w:val="false"/>
-                <w:b w:val="false"/>
-                <w:u w:val="none"/>
-                <w:sz w:val="22"/>
-                <w:szCs w:val="22"/>
-                <w:color w:val="000000"/>
-              </w:rPr>
-              <w:t xml:space="preserve">Habitat shifter</w:t>
-            </w:r>
-          </w:p>
-        </w:tc>
-        <w:tc>
-          <w:tcPr>
-            <w:tcBorders>
-              <w:bottom w:val="none" w:sz="0" w:space="0" w:color="000000"/>
-              <w:top w:val="none" w:sz="0" w:space="0" w:color="000000"/>
-              <w:left w:val="none" w:sz="0" w:space="0" w:color="000000"/>
-              <w:right w:val="none" w:sz="0" w:space="0" w:color="000000"/>
-            </w:tcBorders>
-            <w:shd w:val="clear" w:color="auto" w:fill="FFFFFF"/>
-            <w:tcMar>
-              <w:top w:w="0" w:type="dxa"/>
-              <w:bottom w:w="0" w:type="dxa"/>
-              <w:left w:w="0" w:type="dxa"/>
-              <w:right w:w="0" w:type="dxa"/>
-            </w:tcMar>
-            <w:vAlign w:val="center"/>
-          </w:tcPr>
-          <w:p>
-            <w:pPr>
-              <w:pStyle w:val="Normal"/>
-              <w:jc w:val="right"/>
-              <w:pBdr>
-                <w:bottom w:val="none" w:sz="0" w:space="0" w:color="000000"/>
-                <w:top w:val="none" w:sz="0" w:space="0" w:color="000000"/>
-                <w:left w:val="none" w:sz="0" w:space="0" w:color="000000"/>
-                <w:right w:val="none" w:sz="0" w:space="0" w:color="000000"/>
-              </w:pBdr>
-              <w:spacing w:after="100" w:before="100" w:line="240"/>
-              <w:ind w:left="100" w:right="100" w:firstLine="0" w:firstLineChars="0"/>
-            </w:pPr>
-            <w:r>
-              <w:rPr>
-                <w:rFonts w:ascii="Arial" w:hAnsi="Arial" w:eastAsia="Arial" w:cs="Arial"/>
-                <w:i w:val="false"/>
-                <w:b w:val="false"/>
-                <w:u w:val="none"/>
-                <w:sz w:val="22"/>
-                <w:szCs w:val="22"/>
-                <w:color w:val="000000"/>
-              </w:rPr>
-              <w:t xml:space="preserve">1</w:t>
-            </w:r>
-          </w:p>
-        </w:tc>
-        <w:tc>
-          <w:tcPr>
-            <w:tcBorders>
-              <w:bottom w:val="none" w:sz="0" w:space="0" w:color="000000"/>
-              <w:top w:val="none" w:sz="0" w:space="0" w:color="000000"/>
-              <w:left w:val="none" w:sz="0" w:space="0" w:color="000000"/>
-              <w:right w:val="none" w:sz="0" w:space="0" w:color="000000"/>
-            </w:tcBorders>
-            <w:shd w:val="clear" w:color="auto" w:fill="FFFFFF"/>
-            <w:tcMar>
-              <w:top w:w="0" w:type="dxa"/>
-              <w:bottom w:w="0" w:type="dxa"/>
-              <w:left w:w="0" w:type="dxa"/>
-              <w:right w:w="0" w:type="dxa"/>
-            </w:tcMar>
-            <w:vAlign w:val="center"/>
-          </w:tcPr>
-          <w:p>
-            <w:pPr>
-              <w:pStyle w:val="Normal"/>
-              <w:jc w:val="right"/>
-              <w:pBdr>
-                <w:bottom w:val="none" w:sz="0" w:space="0" w:color="000000"/>
-                <w:top w:val="none" w:sz="0" w:space="0" w:color="000000"/>
-                <w:left w:val="none" w:sz="0" w:space="0" w:color="000000"/>
-                <w:right w:val="none" w:sz="0" w:space="0" w:color="000000"/>
-              </w:pBdr>
-              <w:spacing w:after="100" w:before="100" w:line="240"/>
-              <w:ind w:left="100" w:right="100" w:firstLine="0" w:firstLineChars="0"/>
-            </w:pPr>
-            <w:r>
-              <w:rPr>
-                <w:rFonts w:ascii="Arial" w:hAnsi="Arial" w:eastAsia="Arial" w:cs="Arial"/>
-                <w:i w:val="false"/>
-                <w:b w:val="false"/>
-                <w:u w:val="none"/>
-                <w:sz w:val="22"/>
-                <w:szCs w:val="22"/>
-                <w:color w:val="000000"/>
-              </w:rPr>
-              <w:t xml:space="preserve">3</w:t>
+              <w:t xml:space="preserve">FE-EPMA</w:t>
             </w:r>
           </w:p>
         </w:tc>
@@ -1504,7 +1150,7 @@
                 <w:szCs w:val="22"/>
                 <w:color w:val="000000"/>
               </w:rPr>
-              <w:t xml:space="preserve">31587</w:t>
+              <w:t xml:space="preserve">Coastal Skagerrak/Kattegat</w:t>
             </w:r>
           </w:p>
         </w:tc>
@@ -1548,7 +1194,7 @@
                 <w:szCs w:val="22"/>
                 <w:color w:val="000000"/>
               </w:rPr>
-              <w:t xml:space="preserve">Mälaren</w:t>
+              <w:t xml:space="preserve">Coastal</w:t>
             </w:r>
           </w:p>
         </w:tc>
@@ -1592,7 +1238,7 @@
                 <w:szCs w:val="22"/>
                 <w:color w:val="000000"/>
               </w:rPr>
-              <w:t xml:space="preserve">776</w:t>
+              <w:t xml:space="preserve">81.9</w:t>
             </w:r>
           </w:p>
         </w:tc>
@@ -1636,7 +1282,51 @@
                 <w:szCs w:val="22"/>
                 <w:color w:val="000000"/>
               </w:rPr>
-              <w:t xml:space="preserve">945</w:t>
+              <w:t xml:space="preserve">63.5</w:t>
+            </w:r>
+          </w:p>
+        </w:tc>
+        <w:tc>
+          <w:tcPr>
+            <w:tcBorders>
+              <w:bottom w:val="none" w:sz="0" w:space="0" w:color="000000"/>
+              <w:top w:val="none" w:sz="0" w:space="0" w:color="000000"/>
+              <w:left w:val="none" w:sz="0" w:space="0" w:color="000000"/>
+              <w:right w:val="none" w:sz="0" w:space="0" w:color="000000"/>
+            </w:tcBorders>
+            <w:shd w:val="clear" w:color="auto" w:fill="FFFFFF"/>
+            <w:tcMar>
+              <w:top w:w="0" w:type="dxa"/>
+              <w:bottom w:w="0" w:type="dxa"/>
+              <w:left w:w="0" w:type="dxa"/>
+              <w:right w:w="0" w:type="dxa"/>
+            </w:tcMar>
+            <w:vAlign w:val="center"/>
+          </w:tcPr>
+          <w:p>
+            <w:pPr>
+              <w:pStyle w:val="Normal"/>
+              <w:jc w:val="right"/>
+              <w:pBdr>
+                <w:bottom w:val="none" w:sz="0" w:space="0" w:color="000000"/>
+                <w:top w:val="none" w:sz="0" w:space="0" w:color="000000"/>
+                <w:left w:val="none" w:sz="0" w:space="0" w:color="000000"/>
+                <w:right w:val="none" w:sz="0" w:space="0" w:color="000000"/>
+              </w:pBdr>
+              <w:spacing w:after="100" w:before="100" w:line="240"/>
+              <w:ind w:left="100" w:right="100" w:firstLine="0" w:firstLineChars="0"/>
+            </w:pPr>
+            <w:r>
+              <w:rPr>
+                <w:rFonts w:ascii="Arial" w:hAnsi="Arial" w:eastAsia="Arial" w:cs="Arial"/>
+                <w:i w:val="false"/>
+                <w:b w:val="false"/>
+                <w:u w:val="none"/>
+                <w:sz w:val="22"/>
+                <w:szCs w:val="22"/>
+                <w:color w:val="000000"/>
+              </w:rPr>
+              <w:t xml:space="preserve">94.1</w:t>
             </w:r>
           </w:p>
         </w:tc>
@@ -1680,139 +1370,7 @@
                 <w:szCs w:val="22"/>
                 <w:color w:val="000000"/>
               </w:rPr>
-              <w:t xml:space="preserve">Habitat shifter</w:t>
-            </w:r>
-          </w:p>
-        </w:tc>
-        <w:tc>
-          <w:tcPr>
-            <w:tcBorders>
-              <w:bottom w:val="none" w:sz="0" w:space="0" w:color="000000"/>
-              <w:top w:val="none" w:sz="0" w:space="0" w:color="000000"/>
-              <w:left w:val="none" w:sz="0" w:space="0" w:color="000000"/>
-              <w:right w:val="none" w:sz="0" w:space="0" w:color="000000"/>
-            </w:tcBorders>
-            <w:shd w:val="clear" w:color="auto" w:fill="FFFFFF"/>
-            <w:tcMar>
-              <w:top w:w="0" w:type="dxa"/>
-              <w:bottom w:w="0" w:type="dxa"/>
-              <w:left w:w="0" w:type="dxa"/>
-              <w:right w:w="0" w:type="dxa"/>
-            </w:tcMar>
-            <w:vAlign w:val="center"/>
-          </w:tcPr>
-          <w:p>
-            <w:pPr>
-              <w:pStyle w:val="Normal"/>
-              <w:jc w:val="left"/>
-              <w:pBdr>
-                <w:bottom w:val="none" w:sz="0" w:space="0" w:color="000000"/>
-                <w:top w:val="none" w:sz="0" w:space="0" w:color="000000"/>
-                <w:left w:val="none" w:sz="0" w:space="0" w:color="000000"/>
-                <w:right w:val="none" w:sz="0" w:space="0" w:color="000000"/>
-              </w:pBdr>
-              <w:spacing w:after="100" w:before="100" w:line="240"/>
-              <w:ind w:left="100" w:right="100" w:firstLine="0" w:firstLineChars="0"/>
-            </w:pPr>
-            <w:r>
-              <w:rPr>
-                <w:rFonts w:ascii="Arial" w:hAnsi="Arial" w:eastAsia="Arial" w:cs="Arial"/>
-                <w:i w:val="false"/>
-                <w:b w:val="false"/>
-                <w:u w:val="none"/>
-                <w:sz w:val="22"/>
-                <w:szCs w:val="22"/>
-                <w:color w:val="000000"/>
-              </w:rPr>
-              <w:t xml:space="preserve">Habitat shifter</w:t>
-            </w:r>
-          </w:p>
-        </w:tc>
-        <w:tc>
-          <w:tcPr>
-            <w:tcBorders>
-              <w:bottom w:val="none" w:sz="0" w:space="0" w:color="000000"/>
-              <w:top w:val="none" w:sz="0" w:space="0" w:color="000000"/>
-              <w:left w:val="none" w:sz="0" w:space="0" w:color="000000"/>
-              <w:right w:val="none" w:sz="0" w:space="0" w:color="000000"/>
-            </w:tcBorders>
-            <w:shd w:val="clear" w:color="auto" w:fill="FFFFFF"/>
-            <w:tcMar>
-              <w:top w:w="0" w:type="dxa"/>
-              <w:bottom w:w="0" w:type="dxa"/>
-              <w:left w:w="0" w:type="dxa"/>
-              <w:right w:w="0" w:type="dxa"/>
-            </w:tcMar>
-            <w:vAlign w:val="center"/>
-          </w:tcPr>
-          <w:p>
-            <w:pPr>
-              <w:pStyle w:val="Normal"/>
-              <w:jc w:val="right"/>
-              <w:pBdr>
-                <w:bottom w:val="none" w:sz="0" w:space="0" w:color="000000"/>
-                <w:top w:val="none" w:sz="0" w:space="0" w:color="000000"/>
-                <w:left w:val="none" w:sz="0" w:space="0" w:color="000000"/>
-                <w:right w:val="none" w:sz="0" w:space="0" w:color="000000"/>
-              </w:pBdr>
-              <w:spacing w:after="100" w:before="100" w:line="240"/>
-              <w:ind w:left="100" w:right="100" w:firstLine="0" w:firstLineChars="0"/>
-            </w:pPr>
-            <w:r>
-              <w:rPr>
-                <w:rFonts w:ascii="Arial" w:hAnsi="Arial" w:eastAsia="Arial" w:cs="Arial"/>
-                <w:i w:val="false"/>
-                <w:b w:val="false"/>
-                <w:u w:val="none"/>
-                <w:sz w:val="22"/>
-                <w:szCs w:val="22"/>
-                <w:color w:val="000000"/>
-              </w:rPr>
-              <w:t xml:space="preserve">1</w:t>
-            </w:r>
-          </w:p>
-        </w:tc>
-        <w:tc>
-          <w:tcPr>
-            <w:tcBorders>
-              <w:bottom w:val="none" w:sz="0" w:space="0" w:color="000000"/>
-              <w:top w:val="none" w:sz="0" w:space="0" w:color="000000"/>
-              <w:left w:val="none" w:sz="0" w:space="0" w:color="000000"/>
-              <w:right w:val="none" w:sz="0" w:space="0" w:color="000000"/>
-            </w:tcBorders>
-            <w:shd w:val="clear" w:color="auto" w:fill="FFFFFF"/>
-            <w:tcMar>
-              <w:top w:w="0" w:type="dxa"/>
-              <w:bottom w:w="0" w:type="dxa"/>
-              <w:left w:w="0" w:type="dxa"/>
-              <w:right w:w="0" w:type="dxa"/>
-            </w:tcMar>
-            <w:vAlign w:val="center"/>
-          </w:tcPr>
-          <w:p>
-            <w:pPr>
-              <w:pStyle w:val="Normal"/>
-              <w:jc w:val="right"/>
-              <w:pBdr>
-                <w:bottom w:val="none" w:sz="0" w:space="0" w:color="000000"/>
-                <w:top w:val="none" w:sz="0" w:space="0" w:color="000000"/>
-                <w:left w:val="none" w:sz="0" w:space="0" w:color="000000"/>
-                <w:right w:val="none" w:sz="0" w:space="0" w:color="000000"/>
-              </w:pBdr>
-              <w:spacing w:after="100" w:before="100" w:line="240"/>
-              <w:ind w:left="100" w:right="100" w:firstLine="0" w:firstLineChars="0"/>
-            </w:pPr>
-            <w:r>
-              <w:rPr>
-                <w:rFonts w:ascii="Arial" w:hAnsi="Arial" w:eastAsia="Arial" w:cs="Arial"/>
-                <w:i w:val="false"/>
-                <w:b w:val="false"/>
-                <w:u w:val="none"/>
-                <w:sz w:val="22"/>
-                <w:szCs w:val="22"/>
-                <w:color w:val="000000"/>
-              </w:rPr>
-              <w:t xml:space="preserve">7</w:t>
+              <w:t xml:space="preserve">FE-EPMA</w:t>
             </w:r>
           </w:p>
         </w:tc>
@@ -1862,7 +1420,7 @@
                 <w:szCs w:val="22"/>
                 <w:color w:val="000000"/>
               </w:rPr>
-              <w:t xml:space="preserve">31588</w:t>
+              <w:t xml:space="preserve">Coastal Skagerrak/Kattegat</w:t>
             </w:r>
           </w:p>
         </w:tc>
@@ -1906,7 +1464,7 @@
                 <w:szCs w:val="22"/>
                 <w:color w:val="000000"/>
               </w:rPr>
-              <w:t xml:space="preserve">Mälaren</w:t>
+              <w:t xml:space="preserve">Freshwater</w:t>
             </w:r>
           </w:p>
         </w:tc>
@@ -1950,7 +1508,7 @@
                 <w:szCs w:val="22"/>
                 <w:color w:val="000000"/>
               </w:rPr>
-              <w:t xml:space="preserve">755</w:t>
+              <w:t xml:space="preserve">3.4</w:t>
             </w:r>
           </w:p>
         </w:tc>
@@ -1994,7 +1552,51 @@
                 <w:szCs w:val="22"/>
                 <w:color w:val="000000"/>
               </w:rPr>
-              <w:t xml:space="preserve">873</w:t>
+              <w:t xml:space="preserve">0.2</w:t>
+            </w:r>
+          </w:p>
+        </w:tc>
+        <w:tc>
+          <w:tcPr>
+            <w:tcBorders>
+              <w:bottom w:val="none" w:sz="0" w:space="0" w:color="000000"/>
+              <w:top w:val="none" w:sz="0" w:space="0" w:color="000000"/>
+              <w:left w:val="none" w:sz="0" w:space="0" w:color="000000"/>
+              <w:right w:val="none" w:sz="0" w:space="0" w:color="000000"/>
+            </w:tcBorders>
+            <w:shd w:val="clear" w:color="auto" w:fill="FFFFFF"/>
+            <w:tcMar>
+              <w:top w:w="0" w:type="dxa"/>
+              <w:bottom w:w="0" w:type="dxa"/>
+              <w:left w:w="0" w:type="dxa"/>
+              <w:right w:w="0" w:type="dxa"/>
+            </w:tcMar>
+            <w:vAlign w:val="center"/>
+          </w:tcPr>
+          <w:p>
+            <w:pPr>
+              <w:pStyle w:val="Normal"/>
+              <w:jc w:val="right"/>
+              <w:pBdr>
+                <w:bottom w:val="none" w:sz="0" w:space="0" w:color="000000"/>
+                <w:top w:val="none" w:sz="0" w:space="0" w:color="000000"/>
+                <w:left w:val="none" w:sz="0" w:space="0" w:color="000000"/>
+                <w:right w:val="none" w:sz="0" w:space="0" w:color="000000"/>
+              </w:pBdr>
+              <w:spacing w:after="100" w:before="100" w:line="240"/>
+              <w:ind w:left="100" w:right="100" w:firstLine="0" w:firstLineChars="0"/>
+            </w:pPr>
+            <w:r>
+              <w:rPr>
+                <w:rFonts w:ascii="Arial" w:hAnsi="Arial" w:eastAsia="Arial" w:cs="Arial"/>
+                <w:i w:val="false"/>
+                <w:b w:val="false"/>
+                <w:u w:val="none"/>
+                <w:sz w:val="22"/>
+                <w:szCs w:val="22"/>
+                <w:color w:val="000000"/>
+              </w:rPr>
+              <w:t xml:space="preserve">13.2</w:t>
             </w:r>
           </w:p>
         </w:tc>
@@ -2038,139 +1640,7 @@
                 <w:szCs w:val="22"/>
                 <w:color w:val="000000"/>
               </w:rPr>
-              <w:t xml:space="preserve">Habitat shifter</w:t>
-            </w:r>
-          </w:p>
-        </w:tc>
-        <w:tc>
-          <w:tcPr>
-            <w:tcBorders>
-              <w:bottom w:val="none" w:sz="0" w:space="0" w:color="000000"/>
-              <w:top w:val="none" w:sz="0" w:space="0" w:color="000000"/>
-              <w:left w:val="none" w:sz="0" w:space="0" w:color="000000"/>
-              <w:right w:val="none" w:sz="0" w:space="0" w:color="000000"/>
-            </w:tcBorders>
-            <w:shd w:val="clear" w:color="auto" w:fill="FFFFFF"/>
-            <w:tcMar>
-              <w:top w:w="0" w:type="dxa"/>
-              <w:bottom w:w="0" w:type="dxa"/>
-              <w:left w:w="0" w:type="dxa"/>
-              <w:right w:w="0" w:type="dxa"/>
-            </w:tcMar>
-            <w:vAlign w:val="center"/>
-          </w:tcPr>
-          <w:p>
-            <w:pPr>
-              <w:pStyle w:val="Normal"/>
-              <w:jc w:val="left"/>
-              <w:pBdr>
-                <w:bottom w:val="none" w:sz="0" w:space="0" w:color="000000"/>
-                <w:top w:val="none" w:sz="0" w:space="0" w:color="000000"/>
-                <w:left w:val="none" w:sz="0" w:space="0" w:color="000000"/>
-                <w:right w:val="none" w:sz="0" w:space="0" w:color="000000"/>
-              </w:pBdr>
-              <w:spacing w:after="100" w:before="100" w:line="240"/>
-              <w:ind w:left="100" w:right="100" w:firstLine="0" w:firstLineChars="0"/>
-            </w:pPr>
-            <w:r>
-              <w:rPr>
-                <w:rFonts w:ascii="Arial" w:hAnsi="Arial" w:eastAsia="Arial" w:cs="Arial"/>
-                <w:i w:val="false"/>
-                <w:b w:val="false"/>
-                <w:u w:val="none"/>
-                <w:sz w:val="22"/>
-                <w:szCs w:val="22"/>
-                <w:color w:val="000000"/>
-              </w:rPr>
-              <w:t xml:space="preserve">Habitat shifter</w:t>
-            </w:r>
-          </w:p>
-        </w:tc>
-        <w:tc>
-          <w:tcPr>
-            <w:tcBorders>
-              <w:bottom w:val="none" w:sz="0" w:space="0" w:color="000000"/>
-              <w:top w:val="none" w:sz="0" w:space="0" w:color="000000"/>
-              <w:left w:val="none" w:sz="0" w:space="0" w:color="000000"/>
-              <w:right w:val="none" w:sz="0" w:space="0" w:color="000000"/>
-            </w:tcBorders>
-            <w:shd w:val="clear" w:color="auto" w:fill="FFFFFF"/>
-            <w:tcMar>
-              <w:top w:w="0" w:type="dxa"/>
-              <w:bottom w:w="0" w:type="dxa"/>
-              <w:left w:w="0" w:type="dxa"/>
-              <w:right w:w="0" w:type="dxa"/>
-            </w:tcMar>
-            <w:vAlign w:val="center"/>
-          </w:tcPr>
-          <w:p>
-            <w:pPr>
-              <w:pStyle w:val="Normal"/>
-              <w:jc w:val="right"/>
-              <w:pBdr>
-                <w:bottom w:val="none" w:sz="0" w:space="0" w:color="000000"/>
-                <w:top w:val="none" w:sz="0" w:space="0" w:color="000000"/>
-                <w:left w:val="none" w:sz="0" w:space="0" w:color="000000"/>
-                <w:right w:val="none" w:sz="0" w:space="0" w:color="000000"/>
-              </w:pBdr>
-              <w:spacing w:after="100" w:before="100" w:line="240"/>
-              <w:ind w:left="100" w:right="100" w:firstLine="0" w:firstLineChars="0"/>
-            </w:pPr>
-            <w:r>
-              <w:rPr>
-                <w:rFonts w:ascii="Arial" w:hAnsi="Arial" w:eastAsia="Arial" w:cs="Arial"/>
-                <w:i w:val="false"/>
-                <w:b w:val="false"/>
-                <w:u w:val="none"/>
-                <w:sz w:val="22"/>
-                <w:szCs w:val="22"/>
-                <w:color w:val="000000"/>
-              </w:rPr>
-              <w:t xml:space="preserve">1</w:t>
-            </w:r>
-          </w:p>
-        </w:tc>
-        <w:tc>
-          <w:tcPr>
-            <w:tcBorders>
-              <w:bottom w:val="none" w:sz="0" w:space="0" w:color="000000"/>
-              <w:top w:val="none" w:sz="0" w:space="0" w:color="000000"/>
-              <w:left w:val="none" w:sz="0" w:space="0" w:color="000000"/>
-              <w:right w:val="none" w:sz="0" w:space="0" w:color="000000"/>
-            </w:tcBorders>
-            <w:shd w:val="clear" w:color="auto" w:fill="FFFFFF"/>
-            <w:tcMar>
-              <w:top w:w="0" w:type="dxa"/>
-              <w:bottom w:w="0" w:type="dxa"/>
-              <w:left w:w="0" w:type="dxa"/>
-              <w:right w:w="0" w:type="dxa"/>
-            </w:tcMar>
-            <w:vAlign w:val="center"/>
-          </w:tcPr>
-          <w:p>
-            <w:pPr>
-              <w:pStyle w:val="Normal"/>
-              <w:jc w:val="right"/>
-              <w:pBdr>
-                <w:bottom w:val="none" w:sz="0" w:space="0" w:color="000000"/>
-                <w:top w:val="none" w:sz="0" w:space="0" w:color="000000"/>
-                <w:left w:val="none" w:sz="0" w:space="0" w:color="000000"/>
-                <w:right w:val="none" w:sz="0" w:space="0" w:color="000000"/>
-              </w:pBdr>
-              <w:spacing w:after="100" w:before="100" w:line="240"/>
-              <w:ind w:left="100" w:right="100" w:firstLine="0" w:firstLineChars="0"/>
-            </w:pPr>
-            <w:r>
-              <w:rPr>
-                <w:rFonts w:ascii="Arial" w:hAnsi="Arial" w:eastAsia="Arial" w:cs="Arial"/>
-                <w:i w:val="false"/>
-                <w:b w:val="false"/>
-                <w:u w:val="none"/>
-                <w:sz w:val="22"/>
-                <w:szCs w:val="22"/>
-                <w:color w:val="000000"/>
-              </w:rPr>
-              <w:t xml:space="preserve">1</w:t>
+              <w:t xml:space="preserve">FE-EPMA</w:t>
             </w:r>
           </w:p>
         </w:tc>
@@ -2220,7 +1690,7 @@
                 <w:szCs w:val="22"/>
                 <w:color w:val="000000"/>
               </w:rPr>
-              <w:t xml:space="preserve">31591</w:t>
+              <w:t xml:space="preserve">Coastal Skagerrak/Kattegat</w:t>
             </w:r>
           </w:p>
         </w:tc>
@@ -2264,7 +1734,7 @@
                 <w:szCs w:val="22"/>
                 <w:color w:val="000000"/>
               </w:rPr>
-              <w:t xml:space="preserve">Mälaren</w:t>
+              <w:t xml:space="preserve">Habitat shifter</w:t>
             </w:r>
           </w:p>
         </w:tc>
@@ -2308,7 +1778,7 @@
                 <w:szCs w:val="22"/>
                 <w:color w:val="000000"/>
               </w:rPr>
-              <w:t xml:space="preserve">725</w:t>
+              <w:t xml:space="preserve">14.7</w:t>
             </w:r>
           </w:p>
         </w:tc>
@@ -2352,7 +1822,51 @@
                 <w:szCs w:val="22"/>
                 <w:color w:val="000000"/>
               </w:rPr>
-              <w:t xml:space="preserve">730</w:t>
+              <w:t xml:space="preserve">3.5</w:t>
+            </w:r>
+          </w:p>
+        </w:tc>
+        <w:tc>
+          <w:tcPr>
+            <w:tcBorders>
+              <w:bottom w:val="none" w:sz="0" w:space="0" w:color="000000"/>
+              <w:top w:val="none" w:sz="0" w:space="0" w:color="000000"/>
+              <w:left w:val="none" w:sz="0" w:space="0" w:color="000000"/>
+              <w:right w:val="none" w:sz="0" w:space="0" w:color="000000"/>
+            </w:tcBorders>
+            <w:shd w:val="clear" w:color="auto" w:fill="FFFFFF"/>
+            <w:tcMar>
+              <w:top w:w="0" w:type="dxa"/>
+              <w:bottom w:w="0" w:type="dxa"/>
+              <w:left w:w="0" w:type="dxa"/>
+              <w:right w:w="0" w:type="dxa"/>
+            </w:tcMar>
+            <w:vAlign w:val="center"/>
+          </w:tcPr>
+          <w:p>
+            <w:pPr>
+              <w:pStyle w:val="Normal"/>
+              <w:jc w:val="right"/>
+              <w:pBdr>
+                <w:bottom w:val="none" w:sz="0" w:space="0" w:color="000000"/>
+                <w:top w:val="none" w:sz="0" w:space="0" w:color="000000"/>
+                <w:left w:val="none" w:sz="0" w:space="0" w:color="000000"/>
+                <w:right w:val="none" w:sz="0" w:space="0" w:color="000000"/>
+              </w:pBdr>
+              <w:spacing w:after="100" w:before="100" w:line="240"/>
+              <w:ind w:left="100" w:right="100" w:firstLine="0" w:firstLineChars="0"/>
+            </w:pPr>
+            <w:r>
+              <w:rPr>
+                <w:rFonts w:ascii="Arial" w:hAnsi="Arial" w:eastAsia="Arial" w:cs="Arial"/>
+                <w:i w:val="false"/>
+                <w:b w:val="false"/>
+                <w:u w:val="none"/>
+                <w:sz w:val="22"/>
+                <w:szCs w:val="22"/>
+                <w:color w:val="000000"/>
+              </w:rPr>
+              <w:t xml:space="preserve">33.1</w:t>
             </w:r>
           </w:p>
         </w:tc>
@@ -2396,139 +1910,7 @@
                 <w:szCs w:val="22"/>
                 <w:color w:val="000000"/>
               </w:rPr>
-              <w:t xml:space="preserve">Habitat shifter</w:t>
-            </w:r>
-          </w:p>
-        </w:tc>
-        <w:tc>
-          <w:tcPr>
-            <w:tcBorders>
-              <w:bottom w:val="none" w:sz="0" w:space="0" w:color="000000"/>
-              <w:top w:val="none" w:sz="0" w:space="0" w:color="000000"/>
-              <w:left w:val="none" w:sz="0" w:space="0" w:color="000000"/>
-              <w:right w:val="none" w:sz="0" w:space="0" w:color="000000"/>
-            </w:tcBorders>
-            <w:shd w:val="clear" w:color="auto" w:fill="FFFFFF"/>
-            <w:tcMar>
-              <w:top w:w="0" w:type="dxa"/>
-              <w:bottom w:w="0" w:type="dxa"/>
-              <w:left w:w="0" w:type="dxa"/>
-              <w:right w:w="0" w:type="dxa"/>
-            </w:tcMar>
-            <w:vAlign w:val="center"/>
-          </w:tcPr>
-          <w:p>
-            <w:pPr>
-              <w:pStyle w:val="Normal"/>
-              <w:jc w:val="left"/>
-              <w:pBdr>
-                <w:bottom w:val="none" w:sz="0" w:space="0" w:color="000000"/>
-                <w:top w:val="none" w:sz="0" w:space="0" w:color="000000"/>
-                <w:left w:val="none" w:sz="0" w:space="0" w:color="000000"/>
-                <w:right w:val="none" w:sz="0" w:space="0" w:color="000000"/>
-              </w:pBdr>
-              <w:spacing w:after="100" w:before="100" w:line="240"/>
-              <w:ind w:left="100" w:right="100" w:firstLine="0" w:firstLineChars="0"/>
-            </w:pPr>
-            <w:r>
-              <w:rPr>
-                <w:rFonts w:ascii="Arial" w:hAnsi="Arial" w:eastAsia="Arial" w:cs="Arial"/>
-                <w:i w:val="false"/>
-                <w:b w:val="false"/>
-                <w:u w:val="none"/>
-                <w:sz w:val="22"/>
-                <w:szCs w:val="22"/>
-                <w:color w:val="000000"/>
-              </w:rPr>
-              <w:t xml:space="preserve">Habitat shifter</w:t>
-            </w:r>
-          </w:p>
-        </w:tc>
-        <w:tc>
-          <w:tcPr>
-            <w:tcBorders>
-              <w:bottom w:val="none" w:sz="0" w:space="0" w:color="000000"/>
-              <w:top w:val="none" w:sz="0" w:space="0" w:color="000000"/>
-              <w:left w:val="none" w:sz="0" w:space="0" w:color="000000"/>
-              <w:right w:val="none" w:sz="0" w:space="0" w:color="000000"/>
-            </w:tcBorders>
-            <w:shd w:val="clear" w:color="auto" w:fill="FFFFFF"/>
-            <w:tcMar>
-              <w:top w:w="0" w:type="dxa"/>
-              <w:bottom w:w="0" w:type="dxa"/>
-              <w:left w:w="0" w:type="dxa"/>
-              <w:right w:w="0" w:type="dxa"/>
-            </w:tcMar>
-            <w:vAlign w:val="center"/>
-          </w:tcPr>
-          <w:p>
-            <w:pPr>
-              <w:pStyle w:val="Normal"/>
-              <w:jc w:val="right"/>
-              <w:pBdr>
-                <w:bottom w:val="none" w:sz="0" w:space="0" w:color="000000"/>
-                <w:top w:val="none" w:sz="0" w:space="0" w:color="000000"/>
-                <w:left w:val="none" w:sz="0" w:space="0" w:color="000000"/>
-                <w:right w:val="none" w:sz="0" w:space="0" w:color="000000"/>
-              </w:pBdr>
-              <w:spacing w:after="100" w:before="100" w:line="240"/>
-              <w:ind w:left="100" w:right="100" w:firstLine="0" w:firstLineChars="0"/>
-            </w:pPr>
-            <w:r>
-              <w:rPr>
-                <w:rFonts w:ascii="Arial" w:hAnsi="Arial" w:eastAsia="Arial" w:cs="Arial"/>
-                <w:i w:val="false"/>
-                <w:b w:val="false"/>
-                <w:u w:val="none"/>
-                <w:sz w:val="22"/>
-                <w:szCs w:val="22"/>
-                <w:color w:val="000000"/>
-              </w:rPr>
-              <w:t xml:space="preserve">1</w:t>
-            </w:r>
-          </w:p>
-        </w:tc>
-        <w:tc>
-          <w:tcPr>
-            <w:tcBorders>
-              <w:bottom w:val="none" w:sz="0" w:space="0" w:color="000000"/>
-              <w:top w:val="none" w:sz="0" w:space="0" w:color="000000"/>
-              <w:left w:val="none" w:sz="0" w:space="0" w:color="000000"/>
-              <w:right w:val="none" w:sz="0" w:space="0" w:color="000000"/>
-            </w:tcBorders>
-            <w:shd w:val="clear" w:color="auto" w:fill="FFFFFF"/>
-            <w:tcMar>
-              <w:top w:w="0" w:type="dxa"/>
-              <w:bottom w:w="0" w:type="dxa"/>
-              <w:left w:w="0" w:type="dxa"/>
-              <w:right w:w="0" w:type="dxa"/>
-            </w:tcMar>
-            <w:vAlign w:val="center"/>
-          </w:tcPr>
-          <w:p>
-            <w:pPr>
-              <w:pStyle w:val="Normal"/>
-              <w:jc w:val="right"/>
-              <w:pBdr>
-                <w:bottom w:val="none" w:sz="0" w:space="0" w:color="000000"/>
-                <w:top w:val="none" w:sz="0" w:space="0" w:color="000000"/>
-                <w:left w:val="none" w:sz="0" w:space="0" w:color="000000"/>
-                <w:right w:val="none" w:sz="0" w:space="0" w:color="000000"/>
-              </w:pBdr>
-              <w:spacing w:after="100" w:before="100" w:line="240"/>
-              <w:ind w:left="100" w:right="100" w:firstLine="0" w:firstLineChars="0"/>
-            </w:pPr>
-            <w:r>
-              <w:rPr>
-                <w:rFonts w:ascii="Arial" w:hAnsi="Arial" w:eastAsia="Arial" w:cs="Arial"/>
-                <w:i w:val="false"/>
-                <w:b w:val="false"/>
-                <w:u w:val="none"/>
-                <w:sz w:val="22"/>
-                <w:szCs w:val="22"/>
-                <w:color w:val="000000"/>
-              </w:rPr>
-              <w:t xml:space="preserve">3</w:t>
+              <w:t xml:space="preserve">FE-EPMA</w:t>
             </w:r>
           </w:p>
         </w:tc>
@@ -2578,7 +1960,7 @@
                 <w:szCs w:val="22"/>
                 <w:color w:val="000000"/>
               </w:rPr>
-              <w:t xml:space="preserve">31596</w:t>
+              <w:t xml:space="preserve">Freshwater Baltic Sea</w:t>
             </w:r>
           </w:p>
         </w:tc>
@@ -2622,7 +2004,7 @@
                 <w:szCs w:val="22"/>
                 <w:color w:val="000000"/>
               </w:rPr>
-              <w:t xml:space="preserve">Mälaren</w:t>
+              <w:t xml:space="preserve">Coastal</w:t>
             </w:r>
           </w:p>
         </w:tc>
@@ -2666,7 +2048,7 @@
                 <w:szCs w:val="22"/>
                 <w:color w:val="000000"/>
               </w:rPr>
-              <w:t xml:space="preserve">760</w:t>
+              <w:t xml:space="preserve">4.5</w:t>
             </w:r>
           </w:p>
         </w:tc>
@@ -2710,7 +2092,51 @@
                 <w:szCs w:val="22"/>
                 <w:color w:val="000000"/>
               </w:rPr>
-              <w:t xml:space="preserve">809</w:t>
+              <w:t xml:space="preserve">1.2</w:t>
+            </w:r>
+          </w:p>
+        </w:tc>
+        <w:tc>
+          <w:tcPr>
+            <w:tcBorders>
+              <w:bottom w:val="none" w:sz="0" w:space="0" w:color="000000"/>
+              <w:top w:val="none" w:sz="0" w:space="0" w:color="000000"/>
+              <w:left w:val="none" w:sz="0" w:space="0" w:color="000000"/>
+              <w:right w:val="none" w:sz="0" w:space="0" w:color="000000"/>
+            </w:tcBorders>
+            <w:shd w:val="clear" w:color="auto" w:fill="FFFFFF"/>
+            <w:tcMar>
+              <w:top w:w="0" w:type="dxa"/>
+              <w:bottom w:w="0" w:type="dxa"/>
+              <w:left w:w="0" w:type="dxa"/>
+              <w:right w:w="0" w:type="dxa"/>
+            </w:tcMar>
+            <w:vAlign w:val="center"/>
+          </w:tcPr>
+          <w:p>
+            <w:pPr>
+              <w:pStyle w:val="Normal"/>
+              <w:jc w:val="right"/>
+              <w:pBdr>
+                <w:bottom w:val="none" w:sz="0" w:space="0" w:color="000000"/>
+                <w:top w:val="none" w:sz="0" w:space="0" w:color="000000"/>
+                <w:left w:val="none" w:sz="0" w:space="0" w:color="000000"/>
+                <w:right w:val="none" w:sz="0" w:space="0" w:color="000000"/>
+              </w:pBdr>
+              <w:spacing w:after="100" w:before="100" w:line="240"/>
+              <w:ind w:left="100" w:right="100" w:firstLine="0" w:firstLineChars="0"/>
+            </w:pPr>
+            <w:r>
+              <w:rPr>
+                <w:rFonts w:ascii="Arial" w:hAnsi="Arial" w:eastAsia="Arial" w:cs="Arial"/>
+                <w:i w:val="false"/>
+                <w:b w:val="false"/>
+                <w:u w:val="none"/>
+                <w:sz w:val="22"/>
+                <w:szCs w:val="22"/>
+                <w:color w:val="000000"/>
+              </w:rPr>
+              <w:t xml:space="preserve">12.0</w:t>
             </w:r>
           </w:p>
         </w:tc>
@@ -2754,139 +2180,7 @@
                 <w:szCs w:val="22"/>
                 <w:color w:val="000000"/>
               </w:rPr>
-              <w:t xml:space="preserve">Habitat shifter</w:t>
-            </w:r>
-          </w:p>
-        </w:tc>
-        <w:tc>
-          <w:tcPr>
-            <w:tcBorders>
-              <w:bottom w:val="none" w:sz="0" w:space="0" w:color="000000"/>
-              <w:top w:val="none" w:sz="0" w:space="0" w:color="000000"/>
-              <w:left w:val="none" w:sz="0" w:space="0" w:color="000000"/>
-              <w:right w:val="none" w:sz="0" w:space="0" w:color="000000"/>
-            </w:tcBorders>
-            <w:shd w:val="clear" w:color="auto" w:fill="FFFFFF"/>
-            <w:tcMar>
-              <w:top w:w="0" w:type="dxa"/>
-              <w:bottom w:w="0" w:type="dxa"/>
-              <w:left w:w="0" w:type="dxa"/>
-              <w:right w:w="0" w:type="dxa"/>
-            </w:tcMar>
-            <w:vAlign w:val="center"/>
-          </w:tcPr>
-          <w:p>
-            <w:pPr>
-              <w:pStyle w:val="Normal"/>
-              <w:jc w:val="left"/>
-              <w:pBdr>
-                <w:bottom w:val="none" w:sz="0" w:space="0" w:color="000000"/>
-                <w:top w:val="none" w:sz="0" w:space="0" w:color="000000"/>
-                <w:left w:val="none" w:sz="0" w:space="0" w:color="000000"/>
-                <w:right w:val="none" w:sz="0" w:space="0" w:color="000000"/>
-              </w:pBdr>
-              <w:spacing w:after="100" w:before="100" w:line="240"/>
-              <w:ind w:left="100" w:right="100" w:firstLine="0" w:firstLineChars="0"/>
-            </w:pPr>
-            <w:r>
-              <w:rPr>
-                <w:rFonts w:ascii="Arial" w:hAnsi="Arial" w:eastAsia="Arial" w:cs="Arial"/>
-                <w:i w:val="false"/>
-                <w:b w:val="false"/>
-                <w:u w:val="none"/>
-                <w:sz w:val="22"/>
-                <w:szCs w:val="22"/>
-                <w:color w:val="000000"/>
-              </w:rPr>
-              <w:t xml:space="preserve">Habitat shifter</w:t>
-            </w:r>
-          </w:p>
-        </w:tc>
-        <w:tc>
-          <w:tcPr>
-            <w:tcBorders>
-              <w:bottom w:val="none" w:sz="0" w:space="0" w:color="000000"/>
-              <w:top w:val="none" w:sz="0" w:space="0" w:color="000000"/>
-              <w:left w:val="none" w:sz="0" w:space="0" w:color="000000"/>
-              <w:right w:val="none" w:sz="0" w:space="0" w:color="000000"/>
-            </w:tcBorders>
-            <w:shd w:val="clear" w:color="auto" w:fill="FFFFFF"/>
-            <w:tcMar>
-              <w:top w:w="0" w:type="dxa"/>
-              <w:bottom w:w="0" w:type="dxa"/>
-              <w:left w:w="0" w:type="dxa"/>
-              <w:right w:w="0" w:type="dxa"/>
-            </w:tcMar>
-            <w:vAlign w:val="center"/>
-          </w:tcPr>
-          <w:p>
-            <w:pPr>
-              <w:pStyle w:val="Normal"/>
-              <w:jc w:val="right"/>
-              <w:pBdr>
-                <w:bottom w:val="none" w:sz="0" w:space="0" w:color="000000"/>
-                <w:top w:val="none" w:sz="0" w:space="0" w:color="000000"/>
-                <w:left w:val="none" w:sz="0" w:space="0" w:color="000000"/>
-                <w:right w:val="none" w:sz="0" w:space="0" w:color="000000"/>
-              </w:pBdr>
-              <w:spacing w:after="100" w:before="100" w:line="240"/>
-              <w:ind w:left="100" w:right="100" w:firstLine="0" w:firstLineChars="0"/>
-            </w:pPr>
-            <w:r>
-              <w:rPr>
-                <w:rFonts w:ascii="Arial" w:hAnsi="Arial" w:eastAsia="Arial" w:cs="Arial"/>
-                <w:i w:val="false"/>
-                <w:b w:val="false"/>
-                <w:u w:val="none"/>
-                <w:sz w:val="22"/>
-                <w:szCs w:val="22"/>
-                <w:color w:val="000000"/>
-              </w:rPr>
-              <w:t xml:space="preserve">3</w:t>
-            </w:r>
-          </w:p>
-        </w:tc>
-        <w:tc>
-          <w:tcPr>
-            <w:tcBorders>
-              <w:bottom w:val="none" w:sz="0" w:space="0" w:color="000000"/>
-              <w:top w:val="none" w:sz="0" w:space="0" w:color="000000"/>
-              <w:left w:val="none" w:sz="0" w:space="0" w:color="000000"/>
-              <w:right w:val="none" w:sz="0" w:space="0" w:color="000000"/>
-            </w:tcBorders>
-            <w:shd w:val="clear" w:color="auto" w:fill="FFFFFF"/>
-            <w:tcMar>
-              <w:top w:w="0" w:type="dxa"/>
-              <w:bottom w:w="0" w:type="dxa"/>
-              <w:left w:w="0" w:type="dxa"/>
-              <w:right w:w="0" w:type="dxa"/>
-            </w:tcMar>
-            <w:vAlign w:val="center"/>
-          </w:tcPr>
-          <w:p>
-            <w:pPr>
-              <w:pStyle w:val="Normal"/>
-              <w:jc w:val="right"/>
-              <w:pBdr>
-                <w:bottom w:val="none" w:sz="0" w:space="0" w:color="000000"/>
-                <w:top w:val="none" w:sz="0" w:space="0" w:color="000000"/>
-                <w:left w:val="none" w:sz="0" w:space="0" w:color="000000"/>
-                <w:right w:val="none" w:sz="0" w:space="0" w:color="000000"/>
-              </w:pBdr>
-              <w:spacing w:after="100" w:before="100" w:line="240"/>
-              <w:ind w:left="100" w:right="100" w:firstLine="0" w:firstLineChars="0"/>
-            </w:pPr>
-            <w:r>
-              <w:rPr>
-                <w:rFonts w:ascii="Arial" w:hAnsi="Arial" w:eastAsia="Arial" w:cs="Arial"/>
-                <w:i w:val="false"/>
-                <w:b w:val="false"/>
-                <w:u w:val="none"/>
-                <w:sz w:val="22"/>
-                <w:szCs w:val="22"/>
-                <w:color w:val="000000"/>
-              </w:rPr>
-              <w:t xml:space="preserve">3</w:t>
+              <w:t xml:space="preserve">FE-EPMA</w:t>
             </w:r>
           </w:p>
         </w:tc>
@@ -2936,7 +2230,7 @@
                 <w:szCs w:val="22"/>
                 <w:color w:val="000000"/>
               </w:rPr>
-              <w:t xml:space="preserve">31599</w:t>
+              <w:t xml:space="preserve">Freshwater Baltic Sea</w:t>
             </w:r>
           </w:p>
         </w:tc>
@@ -2980,7 +2274,7 @@
                 <w:szCs w:val="22"/>
                 <w:color w:val="000000"/>
               </w:rPr>
-              <w:t xml:space="preserve">Mälaren</w:t>
+              <w:t xml:space="preserve">Freshwater</w:t>
             </w:r>
           </w:p>
         </w:tc>
@@ -3024,7 +2318,7 @@
                 <w:szCs w:val="22"/>
                 <w:color w:val="000000"/>
               </w:rPr>
-              <w:t xml:space="preserve">831</w:t>
+              <w:t xml:space="preserve">13.4</w:t>
             </w:r>
           </w:p>
         </w:tc>
@@ -3068,7 +2362,51 @@
                 <w:szCs w:val="22"/>
                 <w:color w:val="000000"/>
               </w:rPr>
-              <w:t xml:space="preserve">1,207</w:t>
+              <w:t xml:space="preserve">0.2</w:t>
+            </w:r>
+          </w:p>
+        </w:tc>
+        <w:tc>
+          <w:tcPr>
+            <w:tcBorders>
+              <w:bottom w:val="none" w:sz="0" w:space="0" w:color="000000"/>
+              <w:top w:val="none" w:sz="0" w:space="0" w:color="000000"/>
+              <w:left w:val="none" w:sz="0" w:space="0" w:color="000000"/>
+              <w:right w:val="none" w:sz="0" w:space="0" w:color="000000"/>
+            </w:tcBorders>
+            <w:shd w:val="clear" w:color="auto" w:fill="FFFFFF"/>
+            <w:tcMar>
+              <w:top w:w="0" w:type="dxa"/>
+              <w:bottom w:w="0" w:type="dxa"/>
+              <w:left w:w="0" w:type="dxa"/>
+              <w:right w:w="0" w:type="dxa"/>
+            </w:tcMar>
+            <w:vAlign w:val="center"/>
+          </w:tcPr>
+          <w:p>
+            <w:pPr>
+              <w:pStyle w:val="Normal"/>
+              <w:jc w:val="right"/>
+              <w:pBdr>
+                <w:bottom w:val="none" w:sz="0" w:space="0" w:color="000000"/>
+                <w:top w:val="none" w:sz="0" w:space="0" w:color="000000"/>
+                <w:left w:val="none" w:sz="0" w:space="0" w:color="000000"/>
+                <w:right w:val="none" w:sz="0" w:space="0" w:color="000000"/>
+              </w:pBdr>
+              <w:spacing w:after="100" w:before="100" w:line="240"/>
+              <w:ind w:left="100" w:right="100" w:firstLine="0" w:firstLineChars="0"/>
+            </w:pPr>
+            <w:r>
+              <w:rPr>
+                <w:rFonts w:ascii="Arial" w:hAnsi="Arial" w:eastAsia="Arial" w:cs="Arial"/>
+                <w:i w:val="false"/>
+                <w:b w:val="false"/>
+                <w:u w:val="none"/>
+                <w:sz w:val="22"/>
+                <w:szCs w:val="22"/>
+                <w:color w:val="000000"/>
+              </w:rPr>
+              <w:t xml:space="preserve">47.9</w:t>
             </w:r>
           </w:p>
         </w:tc>
@@ -3112,139 +2450,7 @@
                 <w:szCs w:val="22"/>
                 <w:color w:val="000000"/>
               </w:rPr>
-              <w:t xml:space="preserve">Habitat shifter</w:t>
-            </w:r>
-          </w:p>
-        </w:tc>
-        <w:tc>
-          <w:tcPr>
-            <w:tcBorders>
-              <w:bottom w:val="none" w:sz="0" w:space="0" w:color="000000"/>
-              <w:top w:val="none" w:sz="0" w:space="0" w:color="000000"/>
-              <w:left w:val="none" w:sz="0" w:space="0" w:color="000000"/>
-              <w:right w:val="none" w:sz="0" w:space="0" w:color="000000"/>
-            </w:tcBorders>
-            <w:shd w:val="clear" w:color="auto" w:fill="FFFFFF"/>
-            <w:tcMar>
-              <w:top w:w="0" w:type="dxa"/>
-              <w:bottom w:w="0" w:type="dxa"/>
-              <w:left w:w="0" w:type="dxa"/>
-              <w:right w:w="0" w:type="dxa"/>
-            </w:tcMar>
-            <w:vAlign w:val="center"/>
-          </w:tcPr>
-          <w:p>
-            <w:pPr>
-              <w:pStyle w:val="Normal"/>
-              <w:jc w:val="left"/>
-              <w:pBdr>
-                <w:bottom w:val="none" w:sz="0" w:space="0" w:color="000000"/>
-                <w:top w:val="none" w:sz="0" w:space="0" w:color="000000"/>
-                <w:left w:val="none" w:sz="0" w:space="0" w:color="000000"/>
-                <w:right w:val="none" w:sz="0" w:space="0" w:color="000000"/>
-              </w:pBdr>
-              <w:spacing w:after="100" w:before="100" w:line="240"/>
-              <w:ind w:left="100" w:right="100" w:firstLine="0" w:firstLineChars="0"/>
-            </w:pPr>
-            <w:r>
-              <w:rPr>
-                <w:rFonts w:ascii="Arial" w:hAnsi="Arial" w:eastAsia="Arial" w:cs="Arial"/>
-                <w:i w:val="false"/>
-                <w:b w:val="false"/>
-                <w:u w:val="none"/>
-                <w:sz w:val="22"/>
-                <w:szCs w:val="22"/>
-                <w:color w:val="000000"/>
-              </w:rPr>
-              <w:t xml:space="preserve">Habitat shifter</w:t>
-            </w:r>
-          </w:p>
-        </w:tc>
-        <w:tc>
-          <w:tcPr>
-            <w:tcBorders>
-              <w:bottom w:val="none" w:sz="0" w:space="0" w:color="000000"/>
-              <w:top w:val="none" w:sz="0" w:space="0" w:color="000000"/>
-              <w:left w:val="none" w:sz="0" w:space="0" w:color="000000"/>
-              <w:right w:val="none" w:sz="0" w:space="0" w:color="000000"/>
-            </w:tcBorders>
-            <w:shd w:val="clear" w:color="auto" w:fill="FFFFFF"/>
-            <w:tcMar>
-              <w:top w:w="0" w:type="dxa"/>
-              <w:bottom w:w="0" w:type="dxa"/>
-              <w:left w:w="0" w:type="dxa"/>
-              <w:right w:w="0" w:type="dxa"/>
-            </w:tcMar>
-            <w:vAlign w:val="center"/>
-          </w:tcPr>
-          <w:p>
-            <w:pPr>
-              <w:pStyle w:val="Normal"/>
-              <w:jc w:val="right"/>
-              <w:pBdr>
-                <w:bottom w:val="none" w:sz="0" w:space="0" w:color="000000"/>
-                <w:top w:val="none" w:sz="0" w:space="0" w:color="000000"/>
-                <w:left w:val="none" w:sz="0" w:space="0" w:color="000000"/>
-                <w:right w:val="none" w:sz="0" w:space="0" w:color="000000"/>
-              </w:pBdr>
-              <w:spacing w:after="100" w:before="100" w:line="240"/>
-              <w:ind w:left="100" w:right="100" w:firstLine="0" w:firstLineChars="0"/>
-            </w:pPr>
-            <w:r>
-              <w:rPr>
-                <w:rFonts w:ascii="Arial" w:hAnsi="Arial" w:eastAsia="Arial" w:cs="Arial"/>
-                <w:i w:val="false"/>
-                <w:b w:val="false"/>
-                <w:u w:val="none"/>
-                <w:sz w:val="22"/>
-                <w:szCs w:val="22"/>
-                <w:color w:val="000000"/>
-              </w:rPr>
-              <w:t xml:space="preserve">1</w:t>
-            </w:r>
-          </w:p>
-        </w:tc>
-        <w:tc>
-          <w:tcPr>
-            <w:tcBorders>
-              <w:bottom w:val="none" w:sz="0" w:space="0" w:color="000000"/>
-              <w:top w:val="none" w:sz="0" w:space="0" w:color="000000"/>
-              <w:left w:val="none" w:sz="0" w:space="0" w:color="000000"/>
-              <w:right w:val="none" w:sz="0" w:space="0" w:color="000000"/>
-            </w:tcBorders>
-            <w:shd w:val="clear" w:color="auto" w:fill="FFFFFF"/>
-            <w:tcMar>
-              <w:top w:w="0" w:type="dxa"/>
-              <w:bottom w:w="0" w:type="dxa"/>
-              <w:left w:w="0" w:type="dxa"/>
-              <w:right w:w="0" w:type="dxa"/>
-            </w:tcMar>
-            <w:vAlign w:val="center"/>
-          </w:tcPr>
-          <w:p>
-            <w:pPr>
-              <w:pStyle w:val="Normal"/>
-              <w:jc w:val="right"/>
-              <w:pBdr>
-                <w:bottom w:val="none" w:sz="0" w:space="0" w:color="000000"/>
-                <w:top w:val="none" w:sz="0" w:space="0" w:color="000000"/>
-                <w:left w:val="none" w:sz="0" w:space="0" w:color="000000"/>
-                <w:right w:val="none" w:sz="0" w:space="0" w:color="000000"/>
-              </w:pBdr>
-              <w:spacing w:after="100" w:before="100" w:line="240"/>
-              <w:ind w:left="100" w:right="100" w:firstLine="0" w:firstLineChars="0"/>
-            </w:pPr>
-            <w:r>
-              <w:rPr>
-                <w:rFonts w:ascii="Arial" w:hAnsi="Arial" w:eastAsia="Arial" w:cs="Arial"/>
-                <w:i w:val="false"/>
-                <w:b w:val="false"/>
-                <w:u w:val="none"/>
-                <w:sz w:val="22"/>
-                <w:szCs w:val="22"/>
-                <w:color w:val="000000"/>
-              </w:rPr>
-              <w:t xml:space="preserve">1</w:t>
+              <w:t xml:space="preserve">FE-EPMA</w:t>
             </w:r>
           </w:p>
         </w:tc>
@@ -3294,7 +2500,7 @@
                 <w:szCs w:val="22"/>
                 <w:color w:val="000000"/>
               </w:rPr>
-              <w:t xml:space="preserve">31600</w:t>
+              <w:t xml:space="preserve">Freshwater Baltic Sea</w:t>
             </w:r>
           </w:p>
         </w:tc>
@@ -3338,7 +2544,7 @@
                 <w:szCs w:val="22"/>
                 <w:color w:val="000000"/>
               </w:rPr>
-              <w:t xml:space="preserve">Mälaren</w:t>
+              <w:t xml:space="preserve">Habitat shifter</w:t>
             </w:r>
           </w:p>
         </w:tc>
@@ -3382,7 +2588,7 @@
                 <w:szCs w:val="22"/>
                 <w:color w:val="000000"/>
               </w:rPr>
-              <w:t xml:space="preserve">743</w:t>
+              <w:t xml:space="preserve">82.0</w:t>
             </w:r>
           </w:p>
         </w:tc>
@@ -3426,7 +2632,51 @@
                 <w:szCs w:val="22"/>
                 <w:color w:val="000000"/>
               </w:rPr>
-              <w:t xml:space="preserve">874</w:t>
+              <w:t xml:space="preserve">46.7</w:t>
+            </w:r>
+          </w:p>
+        </w:tc>
+        <w:tc>
+          <w:tcPr>
+            <w:tcBorders>
+              <w:bottom w:val="none" w:sz="0" w:space="0" w:color="000000"/>
+              <w:top w:val="none" w:sz="0" w:space="0" w:color="000000"/>
+              <w:left w:val="none" w:sz="0" w:space="0" w:color="000000"/>
+              <w:right w:val="none" w:sz="0" w:space="0" w:color="000000"/>
+            </w:tcBorders>
+            <w:shd w:val="clear" w:color="auto" w:fill="FFFFFF"/>
+            <w:tcMar>
+              <w:top w:w="0" w:type="dxa"/>
+              <w:bottom w:w="0" w:type="dxa"/>
+              <w:left w:w="0" w:type="dxa"/>
+              <w:right w:w="0" w:type="dxa"/>
+            </w:tcMar>
+            <w:vAlign w:val="center"/>
+          </w:tcPr>
+          <w:p>
+            <w:pPr>
+              <w:pStyle w:val="Normal"/>
+              <w:jc w:val="right"/>
+              <w:pBdr>
+                <w:bottom w:val="none" w:sz="0" w:space="0" w:color="000000"/>
+                <w:top w:val="none" w:sz="0" w:space="0" w:color="000000"/>
+                <w:left w:val="none" w:sz="0" w:space="0" w:color="000000"/>
+                <w:right w:val="none" w:sz="0" w:space="0" w:color="000000"/>
+              </w:pBdr>
+              <w:spacing w:after="100" w:before="100" w:line="240"/>
+              <w:ind w:left="100" w:right="100" w:firstLine="0" w:firstLineChars="0"/>
+            </w:pPr>
+            <w:r>
+              <w:rPr>
+                <w:rFonts w:ascii="Arial" w:hAnsi="Arial" w:eastAsia="Arial" w:cs="Arial"/>
+                <w:i w:val="false"/>
+                <w:b w:val="false"/>
+                <w:u w:val="none"/>
+                <w:sz w:val="22"/>
+                <w:szCs w:val="22"/>
+                <w:color w:val="000000"/>
+              </w:rPr>
+              <w:t xml:space="preserve">97.6</w:t>
             </w:r>
           </w:p>
         </w:tc>
@@ -3470,139 +2720,7 @@
                 <w:szCs w:val="22"/>
                 <w:color w:val="000000"/>
               </w:rPr>
-              <w:t xml:space="preserve">Habitat shifter</w:t>
-            </w:r>
-          </w:p>
-        </w:tc>
-        <w:tc>
-          <w:tcPr>
-            <w:tcBorders>
-              <w:bottom w:val="none" w:sz="0" w:space="0" w:color="000000"/>
-              <w:top w:val="none" w:sz="0" w:space="0" w:color="000000"/>
-              <w:left w:val="none" w:sz="0" w:space="0" w:color="000000"/>
-              <w:right w:val="none" w:sz="0" w:space="0" w:color="000000"/>
-            </w:tcBorders>
-            <w:shd w:val="clear" w:color="auto" w:fill="FFFFFF"/>
-            <w:tcMar>
-              <w:top w:w="0" w:type="dxa"/>
-              <w:bottom w:w="0" w:type="dxa"/>
-              <w:left w:w="0" w:type="dxa"/>
-              <w:right w:w="0" w:type="dxa"/>
-            </w:tcMar>
-            <w:vAlign w:val="center"/>
-          </w:tcPr>
-          <w:p>
-            <w:pPr>
-              <w:pStyle w:val="Normal"/>
-              <w:jc w:val="left"/>
-              <w:pBdr>
-                <w:bottom w:val="none" w:sz="0" w:space="0" w:color="000000"/>
-                <w:top w:val="none" w:sz="0" w:space="0" w:color="000000"/>
-                <w:left w:val="none" w:sz="0" w:space="0" w:color="000000"/>
-                <w:right w:val="none" w:sz="0" w:space="0" w:color="000000"/>
-              </w:pBdr>
-              <w:spacing w:after="100" w:before="100" w:line="240"/>
-              <w:ind w:left="100" w:right="100" w:firstLine="0" w:firstLineChars="0"/>
-            </w:pPr>
-            <w:r>
-              <w:rPr>
-                <w:rFonts w:ascii="Arial" w:hAnsi="Arial" w:eastAsia="Arial" w:cs="Arial"/>
-                <w:i w:val="false"/>
-                <w:b w:val="false"/>
-                <w:u w:val="none"/>
-                <w:sz w:val="22"/>
-                <w:szCs w:val="22"/>
-                <w:color w:val="000000"/>
-              </w:rPr>
-              <w:t xml:space="preserve">Habitat shifter</w:t>
-            </w:r>
-          </w:p>
-        </w:tc>
-        <w:tc>
-          <w:tcPr>
-            <w:tcBorders>
-              <w:bottom w:val="none" w:sz="0" w:space="0" w:color="000000"/>
-              <w:top w:val="none" w:sz="0" w:space="0" w:color="000000"/>
-              <w:left w:val="none" w:sz="0" w:space="0" w:color="000000"/>
-              <w:right w:val="none" w:sz="0" w:space="0" w:color="000000"/>
-            </w:tcBorders>
-            <w:shd w:val="clear" w:color="auto" w:fill="FFFFFF"/>
-            <w:tcMar>
-              <w:top w:w="0" w:type="dxa"/>
-              <w:bottom w:w="0" w:type="dxa"/>
-              <w:left w:w="0" w:type="dxa"/>
-              <w:right w:w="0" w:type="dxa"/>
-            </w:tcMar>
-            <w:vAlign w:val="center"/>
-          </w:tcPr>
-          <w:p>
-            <w:pPr>
-              <w:pStyle w:val="Normal"/>
-              <w:jc w:val="right"/>
-              <w:pBdr>
-                <w:bottom w:val="none" w:sz="0" w:space="0" w:color="000000"/>
-                <w:top w:val="none" w:sz="0" w:space="0" w:color="000000"/>
-                <w:left w:val="none" w:sz="0" w:space="0" w:color="000000"/>
-                <w:right w:val="none" w:sz="0" w:space="0" w:color="000000"/>
-              </w:pBdr>
-              <w:spacing w:after="100" w:before="100" w:line="240"/>
-              <w:ind w:left="100" w:right="100" w:firstLine="0" w:firstLineChars="0"/>
-            </w:pPr>
-            <w:r>
-              <w:rPr>
-                <w:rFonts w:ascii="Arial" w:hAnsi="Arial" w:eastAsia="Arial" w:cs="Arial"/>
-                <w:i w:val="false"/>
-                <w:b w:val="false"/>
-                <w:u w:val="none"/>
-                <w:sz w:val="22"/>
-                <w:szCs w:val="22"/>
-                <w:color w:val="000000"/>
-              </w:rPr>
-              <w:t xml:space="preserve">3</w:t>
-            </w:r>
-          </w:p>
-        </w:tc>
-        <w:tc>
-          <w:tcPr>
-            <w:tcBorders>
-              <w:bottom w:val="none" w:sz="0" w:space="0" w:color="000000"/>
-              <w:top w:val="none" w:sz="0" w:space="0" w:color="000000"/>
-              <w:left w:val="none" w:sz="0" w:space="0" w:color="000000"/>
-              <w:right w:val="none" w:sz="0" w:space="0" w:color="000000"/>
-            </w:tcBorders>
-            <w:shd w:val="clear" w:color="auto" w:fill="FFFFFF"/>
-            <w:tcMar>
-              <w:top w:w="0" w:type="dxa"/>
-              <w:bottom w:w="0" w:type="dxa"/>
-              <w:left w:w="0" w:type="dxa"/>
-              <w:right w:w="0" w:type="dxa"/>
-            </w:tcMar>
-            <w:vAlign w:val="center"/>
-          </w:tcPr>
-          <w:p>
-            <w:pPr>
-              <w:pStyle w:val="Normal"/>
-              <w:jc w:val="right"/>
-              <w:pBdr>
-                <w:bottom w:val="none" w:sz="0" w:space="0" w:color="000000"/>
-                <w:top w:val="none" w:sz="0" w:space="0" w:color="000000"/>
-                <w:left w:val="none" w:sz="0" w:space="0" w:color="000000"/>
-                <w:right w:val="none" w:sz="0" w:space="0" w:color="000000"/>
-              </w:pBdr>
-              <w:spacing w:after="100" w:before="100" w:line="240"/>
-              <w:ind w:left="100" w:right="100" w:firstLine="0" w:firstLineChars="0"/>
-            </w:pPr>
-            <w:r>
-              <w:rPr>
-                <w:rFonts w:ascii="Arial" w:hAnsi="Arial" w:eastAsia="Arial" w:cs="Arial"/>
-                <w:i w:val="false"/>
-                <w:b w:val="false"/>
-                <w:u w:val="none"/>
-                <w:sz w:val="22"/>
-                <w:szCs w:val="22"/>
-                <w:color w:val="000000"/>
-              </w:rPr>
-              <w:t xml:space="preserve">3</w:t>
+              <w:t xml:space="preserve">FE-EPMA</w:t>
             </w:r>
           </w:p>
         </w:tc>
@@ -3652,7 +2770,7 @@
                 <w:szCs w:val="22"/>
                 <w:color w:val="000000"/>
               </w:rPr>
-              <w:t xml:space="preserve">31601</w:t>
+              <w:t xml:space="preserve">Freshwater Skagerrak/Kattegat</w:t>
             </w:r>
           </w:p>
         </w:tc>
@@ -3696,7 +2814,7 @@
                 <w:szCs w:val="22"/>
                 <w:color w:val="000000"/>
               </w:rPr>
-              <w:t xml:space="preserve">Mälaren</w:t>
+              <w:t xml:space="preserve">Coastal</w:t>
             </w:r>
           </w:p>
         </w:tc>
@@ -3740,7 +2858,7 @@
                 <w:szCs w:val="22"/>
                 <w:color w:val="000000"/>
               </w:rPr>
-              <w:t xml:space="preserve">640</w:t>
+              <w:t xml:space="preserve">5.3</w:t>
             </w:r>
           </w:p>
         </w:tc>
@@ -3784,7 +2902,51 @@
                 <w:szCs w:val="22"/>
                 <w:color w:val="000000"/>
               </w:rPr>
-              <w:t xml:space="preserve">588</w:t>
+              <w:t xml:space="preserve">1.1</w:t>
+            </w:r>
+          </w:p>
+        </w:tc>
+        <w:tc>
+          <w:tcPr>
+            <w:tcBorders>
+              <w:bottom w:val="none" w:sz="0" w:space="0" w:color="000000"/>
+              <w:top w:val="none" w:sz="0" w:space="0" w:color="000000"/>
+              <w:left w:val="none" w:sz="0" w:space="0" w:color="000000"/>
+              <w:right w:val="none" w:sz="0" w:space="0" w:color="000000"/>
+            </w:tcBorders>
+            <w:shd w:val="clear" w:color="auto" w:fill="FFFFFF"/>
+            <w:tcMar>
+              <w:top w:w="0" w:type="dxa"/>
+              <w:bottom w:w="0" w:type="dxa"/>
+              <w:left w:w="0" w:type="dxa"/>
+              <w:right w:w="0" w:type="dxa"/>
+            </w:tcMar>
+            <w:vAlign w:val="center"/>
+          </w:tcPr>
+          <w:p>
+            <w:pPr>
+              <w:pStyle w:val="Normal"/>
+              <w:jc w:val="right"/>
+              <w:pBdr>
+                <w:bottom w:val="none" w:sz="0" w:space="0" w:color="000000"/>
+                <w:top w:val="none" w:sz="0" w:space="0" w:color="000000"/>
+                <w:left w:val="none" w:sz="0" w:space="0" w:color="000000"/>
+                <w:right w:val="none" w:sz="0" w:space="0" w:color="000000"/>
+              </w:pBdr>
+              <w:spacing w:after="100" w:before="100" w:line="240"/>
+              <w:ind w:left="100" w:right="100" w:firstLine="0" w:firstLineChars="0"/>
+            </w:pPr>
+            <w:r>
+              <w:rPr>
+                <w:rFonts w:ascii="Arial" w:hAnsi="Arial" w:eastAsia="Arial" w:cs="Arial"/>
+                <w:i w:val="false"/>
+                <w:b w:val="false"/>
+                <w:u w:val="none"/>
+                <w:sz w:val="22"/>
+                <w:szCs w:val="22"/>
+                <w:color w:val="000000"/>
+              </w:rPr>
+              <w:t xml:space="preserve">16.6</w:t>
             </w:r>
           </w:p>
         </w:tc>
@@ -3828,139 +2990,7 @@
                 <w:szCs w:val="22"/>
                 <w:color w:val="000000"/>
               </w:rPr>
-              <w:t xml:space="preserve">Habitat shifter</w:t>
-            </w:r>
-          </w:p>
-        </w:tc>
-        <w:tc>
-          <w:tcPr>
-            <w:tcBorders>
-              <w:bottom w:val="none" w:sz="0" w:space="0" w:color="000000"/>
-              <w:top w:val="none" w:sz="0" w:space="0" w:color="000000"/>
-              <w:left w:val="none" w:sz="0" w:space="0" w:color="000000"/>
-              <w:right w:val="none" w:sz="0" w:space="0" w:color="000000"/>
-            </w:tcBorders>
-            <w:shd w:val="clear" w:color="auto" w:fill="FFFFFF"/>
-            <w:tcMar>
-              <w:top w:w="0" w:type="dxa"/>
-              <w:bottom w:w="0" w:type="dxa"/>
-              <w:left w:w="0" w:type="dxa"/>
-              <w:right w:w="0" w:type="dxa"/>
-            </w:tcMar>
-            <w:vAlign w:val="center"/>
-          </w:tcPr>
-          <w:p>
-            <w:pPr>
-              <w:pStyle w:val="Normal"/>
-              <w:jc w:val="left"/>
-              <w:pBdr>
-                <w:bottom w:val="none" w:sz="0" w:space="0" w:color="000000"/>
-                <w:top w:val="none" w:sz="0" w:space="0" w:color="000000"/>
-                <w:left w:val="none" w:sz="0" w:space="0" w:color="000000"/>
-                <w:right w:val="none" w:sz="0" w:space="0" w:color="000000"/>
-              </w:pBdr>
-              <w:spacing w:after="100" w:before="100" w:line="240"/>
-              <w:ind w:left="100" w:right="100" w:firstLine="0" w:firstLineChars="0"/>
-            </w:pPr>
-            <w:r>
-              <w:rPr>
-                <w:rFonts w:ascii="Arial" w:hAnsi="Arial" w:eastAsia="Arial" w:cs="Arial"/>
-                <w:i w:val="false"/>
-                <w:b w:val="false"/>
-                <w:u w:val="none"/>
-                <w:sz w:val="22"/>
-                <w:szCs w:val="22"/>
-                <w:color w:val="000000"/>
-              </w:rPr>
-              <w:t xml:space="preserve">Habitat shifter</w:t>
-            </w:r>
-          </w:p>
-        </w:tc>
-        <w:tc>
-          <w:tcPr>
-            <w:tcBorders>
-              <w:bottom w:val="none" w:sz="0" w:space="0" w:color="000000"/>
-              <w:top w:val="none" w:sz="0" w:space="0" w:color="000000"/>
-              <w:left w:val="none" w:sz="0" w:space="0" w:color="000000"/>
-              <w:right w:val="none" w:sz="0" w:space="0" w:color="000000"/>
-            </w:tcBorders>
-            <w:shd w:val="clear" w:color="auto" w:fill="FFFFFF"/>
-            <w:tcMar>
-              <w:top w:w="0" w:type="dxa"/>
-              <w:bottom w:w="0" w:type="dxa"/>
-              <w:left w:w="0" w:type="dxa"/>
-              <w:right w:w="0" w:type="dxa"/>
-            </w:tcMar>
-            <w:vAlign w:val="center"/>
-          </w:tcPr>
-          <w:p>
-            <w:pPr>
-              <w:pStyle w:val="Normal"/>
-              <w:jc w:val="right"/>
-              <w:pBdr>
-                <w:bottom w:val="none" w:sz="0" w:space="0" w:color="000000"/>
-                <w:top w:val="none" w:sz="0" w:space="0" w:color="000000"/>
-                <w:left w:val="none" w:sz="0" w:space="0" w:color="000000"/>
-                <w:right w:val="none" w:sz="0" w:space="0" w:color="000000"/>
-              </w:pBdr>
-              <w:spacing w:after="100" w:before="100" w:line="240"/>
-              <w:ind w:left="100" w:right="100" w:firstLine="0" w:firstLineChars="0"/>
-            </w:pPr>
-            <w:r>
-              <w:rPr>
-                <w:rFonts w:ascii="Arial" w:hAnsi="Arial" w:eastAsia="Arial" w:cs="Arial"/>
-                <w:i w:val="false"/>
-                <w:b w:val="false"/>
-                <w:u w:val="none"/>
-                <w:sz w:val="22"/>
-                <w:szCs w:val="22"/>
-                <w:color w:val="000000"/>
-              </w:rPr>
-              <w:t xml:space="preserve">1</w:t>
-            </w:r>
-          </w:p>
-        </w:tc>
-        <w:tc>
-          <w:tcPr>
-            <w:tcBorders>
-              <w:bottom w:val="none" w:sz="0" w:space="0" w:color="000000"/>
-              <w:top w:val="none" w:sz="0" w:space="0" w:color="000000"/>
-              <w:left w:val="none" w:sz="0" w:space="0" w:color="000000"/>
-              <w:right w:val="none" w:sz="0" w:space="0" w:color="000000"/>
-            </w:tcBorders>
-            <w:shd w:val="clear" w:color="auto" w:fill="FFFFFF"/>
-            <w:tcMar>
-              <w:top w:w="0" w:type="dxa"/>
-              <w:bottom w:w="0" w:type="dxa"/>
-              <w:left w:w="0" w:type="dxa"/>
-              <w:right w:w="0" w:type="dxa"/>
-            </w:tcMar>
-            <w:vAlign w:val="center"/>
-          </w:tcPr>
-          <w:p>
-            <w:pPr>
-              <w:pStyle w:val="Normal"/>
-              <w:jc w:val="right"/>
-              <w:pBdr>
-                <w:bottom w:val="none" w:sz="0" w:space="0" w:color="000000"/>
-                <w:top w:val="none" w:sz="0" w:space="0" w:color="000000"/>
-                <w:left w:val="none" w:sz="0" w:space="0" w:color="000000"/>
-                <w:right w:val="none" w:sz="0" w:space="0" w:color="000000"/>
-              </w:pBdr>
-              <w:spacing w:after="100" w:before="100" w:line="240"/>
-              <w:ind w:left="100" w:right="100" w:firstLine="0" w:firstLineChars="0"/>
-            </w:pPr>
-            <w:r>
-              <w:rPr>
-                <w:rFonts w:ascii="Arial" w:hAnsi="Arial" w:eastAsia="Arial" w:cs="Arial"/>
-                <w:i w:val="false"/>
-                <w:b w:val="false"/>
-                <w:u w:val="none"/>
-                <w:sz w:val="22"/>
-                <w:szCs w:val="22"/>
-                <w:color w:val="000000"/>
-              </w:rPr>
-              <w:t xml:space="preserve">3</w:t>
+              <w:t xml:space="preserve">FE-EPMA</w:t>
             </w:r>
           </w:p>
         </w:tc>
@@ -4010,7 +3040,7 @@
                 <w:szCs w:val="22"/>
                 <w:color w:val="000000"/>
               </w:rPr>
-              <w:t xml:space="preserve">31602</w:t>
+              <w:t xml:space="preserve">Freshwater Skagerrak/Kattegat</w:t>
             </w:r>
           </w:p>
         </w:tc>
@@ -4054,7 +3084,7 @@
                 <w:szCs w:val="22"/>
                 <w:color w:val="000000"/>
               </w:rPr>
-              <w:t xml:space="preserve">Mälaren</w:t>
+              <w:t xml:space="preserve">Freshwater</w:t>
             </w:r>
           </w:p>
         </w:tc>
@@ -4098,7 +3128,7 @@
                 <w:szCs w:val="22"/>
                 <w:color w:val="000000"/>
               </w:rPr>
-              <w:t xml:space="preserve">695</w:t>
+              <w:t xml:space="preserve">7.7</w:t>
             </w:r>
           </w:p>
         </w:tc>
@@ -4142,7 +3172,51 @@
                 <w:szCs w:val="22"/>
                 <w:color w:val="000000"/>
               </w:rPr>
-              <w:t xml:space="preserve">687</w:t>
+              <w:t xml:space="preserve">0.1</w:t>
+            </w:r>
+          </w:p>
+        </w:tc>
+        <w:tc>
+          <w:tcPr>
+            <w:tcBorders>
+              <w:bottom w:val="none" w:sz="0" w:space="0" w:color="000000"/>
+              <w:top w:val="none" w:sz="0" w:space="0" w:color="000000"/>
+              <w:left w:val="none" w:sz="0" w:space="0" w:color="000000"/>
+              <w:right w:val="none" w:sz="0" w:space="0" w:color="000000"/>
+            </w:tcBorders>
+            <w:shd w:val="clear" w:color="auto" w:fill="FFFFFF"/>
+            <w:tcMar>
+              <w:top w:w="0" w:type="dxa"/>
+              <w:bottom w:w="0" w:type="dxa"/>
+              <w:left w:w="0" w:type="dxa"/>
+              <w:right w:w="0" w:type="dxa"/>
+            </w:tcMar>
+            <w:vAlign w:val="center"/>
+          </w:tcPr>
+          <w:p>
+            <w:pPr>
+              <w:pStyle w:val="Normal"/>
+              <w:jc w:val="right"/>
+              <w:pBdr>
+                <w:bottom w:val="none" w:sz="0" w:space="0" w:color="000000"/>
+                <w:top w:val="none" w:sz="0" w:space="0" w:color="000000"/>
+                <w:left w:val="none" w:sz="0" w:space="0" w:color="000000"/>
+                <w:right w:val="none" w:sz="0" w:space="0" w:color="000000"/>
+              </w:pBdr>
+              <w:spacing w:after="100" w:before="100" w:line="240"/>
+              <w:ind w:left="100" w:right="100" w:firstLine="0" w:firstLineChars="0"/>
+            </w:pPr>
+            <w:r>
+              <w:rPr>
+                <w:rFonts w:ascii="Arial" w:hAnsi="Arial" w:eastAsia="Arial" w:cs="Arial"/>
+                <w:i w:val="false"/>
+                <w:b w:val="false"/>
+                <w:u w:val="none"/>
+                <w:sz w:val="22"/>
+                <w:szCs w:val="22"/>
+                <w:color w:val="000000"/>
+              </w:rPr>
+              <w:t xml:space="preserve">38.6</w:t>
             </w:r>
           </w:p>
         </w:tc>
@@ -4186,139 +3260,7 @@
                 <w:szCs w:val="22"/>
                 <w:color w:val="000000"/>
               </w:rPr>
-              <w:t xml:space="preserve">Habitat shifter</w:t>
-            </w:r>
-          </w:p>
-        </w:tc>
-        <w:tc>
-          <w:tcPr>
-            <w:tcBorders>
-              <w:bottom w:val="none" w:sz="0" w:space="0" w:color="000000"/>
-              <w:top w:val="none" w:sz="0" w:space="0" w:color="000000"/>
-              <w:left w:val="none" w:sz="0" w:space="0" w:color="000000"/>
-              <w:right w:val="none" w:sz="0" w:space="0" w:color="000000"/>
-            </w:tcBorders>
-            <w:shd w:val="clear" w:color="auto" w:fill="FFFFFF"/>
-            <w:tcMar>
-              <w:top w:w="0" w:type="dxa"/>
-              <w:bottom w:w="0" w:type="dxa"/>
-              <w:left w:w="0" w:type="dxa"/>
-              <w:right w:w="0" w:type="dxa"/>
-            </w:tcMar>
-            <w:vAlign w:val="center"/>
-          </w:tcPr>
-          <w:p>
-            <w:pPr>
-              <w:pStyle w:val="Normal"/>
-              <w:jc w:val="left"/>
-              <w:pBdr>
-                <w:bottom w:val="none" w:sz="0" w:space="0" w:color="000000"/>
-                <w:top w:val="none" w:sz="0" w:space="0" w:color="000000"/>
-                <w:left w:val="none" w:sz="0" w:space="0" w:color="000000"/>
-                <w:right w:val="none" w:sz="0" w:space="0" w:color="000000"/>
-              </w:pBdr>
-              <w:spacing w:after="100" w:before="100" w:line="240"/>
-              <w:ind w:left="100" w:right="100" w:firstLine="0" w:firstLineChars="0"/>
-            </w:pPr>
-            <w:r>
-              <w:rPr>
-                <w:rFonts w:ascii="Arial" w:hAnsi="Arial" w:eastAsia="Arial" w:cs="Arial"/>
-                <w:i w:val="false"/>
-                <w:b w:val="false"/>
-                <w:u w:val="none"/>
-                <w:sz w:val="22"/>
-                <w:szCs w:val="22"/>
-                <w:color w:val="000000"/>
-              </w:rPr>
-              <w:t xml:space="preserve">Habitat shifter</w:t>
-            </w:r>
-          </w:p>
-        </w:tc>
-        <w:tc>
-          <w:tcPr>
-            <w:tcBorders>
-              <w:bottom w:val="none" w:sz="0" w:space="0" w:color="000000"/>
-              <w:top w:val="none" w:sz="0" w:space="0" w:color="000000"/>
-              <w:left w:val="none" w:sz="0" w:space="0" w:color="000000"/>
-              <w:right w:val="none" w:sz="0" w:space="0" w:color="000000"/>
-            </w:tcBorders>
-            <w:shd w:val="clear" w:color="auto" w:fill="FFFFFF"/>
-            <w:tcMar>
-              <w:top w:w="0" w:type="dxa"/>
-              <w:bottom w:w="0" w:type="dxa"/>
-              <w:left w:w="0" w:type="dxa"/>
-              <w:right w:w="0" w:type="dxa"/>
-            </w:tcMar>
-            <w:vAlign w:val="center"/>
-          </w:tcPr>
-          <w:p>
-            <w:pPr>
-              <w:pStyle w:val="Normal"/>
-              <w:jc w:val="right"/>
-              <w:pBdr>
-                <w:bottom w:val="none" w:sz="0" w:space="0" w:color="000000"/>
-                <w:top w:val="none" w:sz="0" w:space="0" w:color="000000"/>
-                <w:left w:val="none" w:sz="0" w:space="0" w:color="000000"/>
-                <w:right w:val="none" w:sz="0" w:space="0" w:color="000000"/>
-              </w:pBdr>
-              <w:spacing w:after="100" w:before="100" w:line="240"/>
-              <w:ind w:left="100" w:right="100" w:firstLine="0" w:firstLineChars="0"/>
-            </w:pPr>
-            <w:r>
-              <w:rPr>
-                <w:rFonts w:ascii="Arial" w:hAnsi="Arial" w:eastAsia="Arial" w:cs="Arial"/>
-                <w:i w:val="false"/>
-                <w:b w:val="false"/>
-                <w:u w:val="none"/>
-                <w:sz w:val="22"/>
-                <w:szCs w:val="22"/>
-                <w:color w:val="000000"/>
-              </w:rPr>
-              <w:t xml:space="preserve">1</w:t>
-            </w:r>
-          </w:p>
-        </w:tc>
-        <w:tc>
-          <w:tcPr>
-            <w:tcBorders>
-              <w:bottom w:val="none" w:sz="0" w:space="0" w:color="000000"/>
-              <w:top w:val="none" w:sz="0" w:space="0" w:color="000000"/>
-              <w:left w:val="none" w:sz="0" w:space="0" w:color="000000"/>
-              <w:right w:val="none" w:sz="0" w:space="0" w:color="000000"/>
-            </w:tcBorders>
-            <w:shd w:val="clear" w:color="auto" w:fill="FFFFFF"/>
-            <w:tcMar>
-              <w:top w:w="0" w:type="dxa"/>
-              <w:bottom w:w="0" w:type="dxa"/>
-              <w:left w:w="0" w:type="dxa"/>
-              <w:right w:w="0" w:type="dxa"/>
-            </w:tcMar>
-            <w:vAlign w:val="center"/>
-          </w:tcPr>
-          <w:p>
-            <w:pPr>
-              <w:pStyle w:val="Normal"/>
-              <w:jc w:val="right"/>
-              <w:pBdr>
-                <w:bottom w:val="none" w:sz="0" w:space="0" w:color="000000"/>
-                <w:top w:val="none" w:sz="0" w:space="0" w:color="000000"/>
-                <w:left w:val="none" w:sz="0" w:space="0" w:color="000000"/>
-                <w:right w:val="none" w:sz="0" w:space="0" w:color="000000"/>
-              </w:pBdr>
-              <w:spacing w:after="100" w:before="100" w:line="240"/>
-              <w:ind w:left="100" w:right="100" w:firstLine="0" w:firstLineChars="0"/>
-            </w:pPr>
-            <w:r>
-              <w:rPr>
-                <w:rFonts w:ascii="Arial" w:hAnsi="Arial" w:eastAsia="Arial" w:cs="Arial"/>
-                <w:i w:val="false"/>
-                <w:b w:val="false"/>
-                <w:u w:val="none"/>
-                <w:sz w:val="22"/>
-                <w:szCs w:val="22"/>
-                <w:color w:val="000000"/>
-              </w:rPr>
-              <w:t xml:space="preserve">5</w:t>
+              <w:t xml:space="preserve">FE-EPMA</w:t>
             </w:r>
           </w:p>
         </w:tc>
@@ -4368,7 +3310,7 @@
                 <w:szCs w:val="22"/>
                 <w:color w:val="000000"/>
               </w:rPr>
-              <w:t xml:space="preserve">31606</w:t>
+              <w:t xml:space="preserve">Freshwater Skagerrak/Kattegat</w:t>
             </w:r>
           </w:p>
         </w:tc>
@@ -4412,7 +3354,7 @@
                 <w:szCs w:val="22"/>
                 <w:color w:val="000000"/>
               </w:rPr>
-              <w:t xml:space="preserve">Mälaren</w:t>
+              <w:t xml:space="preserve">Habitat shifter</w:t>
             </w:r>
           </w:p>
         </w:tc>
@@ -4456,7 +3398,7 @@
                 <w:szCs w:val="22"/>
                 <w:color w:val="000000"/>
               </w:rPr>
-              <w:t xml:space="preserve">788</w:t>
+              <w:t xml:space="preserve">86.9</w:t>
             </w:r>
           </w:p>
         </w:tc>
@@ -4500,7 +3442,51 @@
                 <w:szCs w:val="22"/>
                 <w:color w:val="000000"/>
               </w:rPr>
-              <w:t xml:space="preserve">1,122</w:t>
+              <w:t xml:space="preserve">53.1</w:t>
+            </w:r>
+          </w:p>
+        </w:tc>
+        <w:tc>
+          <w:tcPr>
+            <w:tcBorders>
+              <w:bottom w:val="none" w:sz="0" w:space="0" w:color="000000"/>
+              <w:top w:val="none" w:sz="0" w:space="0" w:color="000000"/>
+              <w:left w:val="none" w:sz="0" w:space="0" w:color="000000"/>
+              <w:right w:val="none" w:sz="0" w:space="0" w:color="000000"/>
+            </w:tcBorders>
+            <w:shd w:val="clear" w:color="auto" w:fill="FFFFFF"/>
+            <w:tcMar>
+              <w:top w:w="0" w:type="dxa"/>
+              <w:bottom w:w="0" w:type="dxa"/>
+              <w:left w:w="0" w:type="dxa"/>
+              <w:right w:w="0" w:type="dxa"/>
+            </w:tcMar>
+            <w:vAlign w:val="center"/>
+          </w:tcPr>
+          <w:p>
+            <w:pPr>
+              <w:pStyle w:val="Normal"/>
+              <w:jc w:val="right"/>
+              <w:pBdr>
+                <w:bottom w:val="none" w:sz="0" w:space="0" w:color="000000"/>
+                <w:top w:val="none" w:sz="0" w:space="0" w:color="000000"/>
+                <w:left w:val="none" w:sz="0" w:space="0" w:color="000000"/>
+                <w:right w:val="none" w:sz="0" w:space="0" w:color="000000"/>
+              </w:pBdr>
+              <w:spacing w:after="100" w:before="100" w:line="240"/>
+              <w:ind w:left="100" w:right="100" w:firstLine="0" w:firstLineChars="0"/>
+            </w:pPr>
+            <w:r>
+              <w:rPr>
+                <w:rFonts w:ascii="Arial" w:hAnsi="Arial" w:eastAsia="Arial" w:cs="Arial"/>
+                <w:i w:val="false"/>
+                <w:b w:val="false"/>
+                <w:u w:val="none"/>
+                <w:sz w:val="22"/>
+                <w:szCs w:val="22"/>
+                <w:color w:val="000000"/>
+              </w:rPr>
+              <w:t xml:space="preserve">98.3</w:t>
             </w:r>
           </w:p>
         </w:tc>
@@ -4544,139 +3530,7 @@
                 <w:szCs w:val="22"/>
                 <w:color w:val="000000"/>
               </w:rPr>
-              <w:t xml:space="preserve">Habitat shifter</w:t>
-            </w:r>
-          </w:p>
-        </w:tc>
-        <w:tc>
-          <w:tcPr>
-            <w:tcBorders>
-              <w:bottom w:val="none" w:sz="0" w:space="0" w:color="000000"/>
-              <w:top w:val="none" w:sz="0" w:space="0" w:color="000000"/>
-              <w:left w:val="none" w:sz="0" w:space="0" w:color="000000"/>
-              <w:right w:val="none" w:sz="0" w:space="0" w:color="000000"/>
-            </w:tcBorders>
-            <w:shd w:val="clear" w:color="auto" w:fill="FFFFFF"/>
-            <w:tcMar>
-              <w:top w:w="0" w:type="dxa"/>
-              <w:bottom w:w="0" w:type="dxa"/>
-              <w:left w:w="0" w:type="dxa"/>
-              <w:right w:w="0" w:type="dxa"/>
-            </w:tcMar>
-            <w:vAlign w:val="center"/>
-          </w:tcPr>
-          <w:p>
-            <w:pPr>
-              <w:pStyle w:val="Normal"/>
-              <w:jc w:val="left"/>
-              <w:pBdr>
-                <w:bottom w:val="none" w:sz="0" w:space="0" w:color="000000"/>
-                <w:top w:val="none" w:sz="0" w:space="0" w:color="000000"/>
-                <w:left w:val="none" w:sz="0" w:space="0" w:color="000000"/>
-                <w:right w:val="none" w:sz="0" w:space="0" w:color="000000"/>
-              </w:pBdr>
-              <w:spacing w:after="100" w:before="100" w:line="240"/>
-              <w:ind w:left="100" w:right="100" w:firstLine="0" w:firstLineChars="0"/>
-            </w:pPr>
-            <w:r>
-              <w:rPr>
-                <w:rFonts w:ascii="Arial" w:hAnsi="Arial" w:eastAsia="Arial" w:cs="Arial"/>
-                <w:i w:val="false"/>
-                <w:b w:val="false"/>
-                <w:u w:val="none"/>
-                <w:sz w:val="22"/>
-                <w:szCs w:val="22"/>
-                <w:color w:val="000000"/>
-              </w:rPr>
-              <w:t xml:space="preserve">Habitat shifter</w:t>
-            </w:r>
-          </w:p>
-        </w:tc>
-        <w:tc>
-          <w:tcPr>
-            <w:tcBorders>
-              <w:bottom w:val="none" w:sz="0" w:space="0" w:color="000000"/>
-              <w:top w:val="none" w:sz="0" w:space="0" w:color="000000"/>
-              <w:left w:val="none" w:sz="0" w:space="0" w:color="000000"/>
-              <w:right w:val="none" w:sz="0" w:space="0" w:color="000000"/>
-            </w:tcBorders>
-            <w:shd w:val="clear" w:color="auto" w:fill="FFFFFF"/>
-            <w:tcMar>
-              <w:top w:w="0" w:type="dxa"/>
-              <w:bottom w:w="0" w:type="dxa"/>
-              <w:left w:w="0" w:type="dxa"/>
-              <w:right w:w="0" w:type="dxa"/>
-            </w:tcMar>
-            <w:vAlign w:val="center"/>
-          </w:tcPr>
-          <w:p>
-            <w:pPr>
-              <w:pStyle w:val="Normal"/>
-              <w:jc w:val="right"/>
-              <w:pBdr>
-                <w:bottom w:val="none" w:sz="0" w:space="0" w:color="000000"/>
-                <w:top w:val="none" w:sz="0" w:space="0" w:color="000000"/>
-                <w:left w:val="none" w:sz="0" w:space="0" w:color="000000"/>
-                <w:right w:val="none" w:sz="0" w:space="0" w:color="000000"/>
-              </w:pBdr>
-              <w:spacing w:after="100" w:before="100" w:line="240"/>
-              <w:ind w:left="100" w:right="100" w:firstLine="0" w:firstLineChars="0"/>
-            </w:pPr>
-            <w:r>
-              <w:rPr>
-                <w:rFonts w:ascii="Arial" w:hAnsi="Arial" w:eastAsia="Arial" w:cs="Arial"/>
-                <w:i w:val="false"/>
-                <w:b w:val="false"/>
-                <w:u w:val="none"/>
-                <w:sz w:val="22"/>
-                <w:szCs w:val="22"/>
-                <w:color w:val="000000"/>
-              </w:rPr>
-              <w:t xml:space="preserve">3</w:t>
-            </w:r>
-          </w:p>
-        </w:tc>
-        <w:tc>
-          <w:tcPr>
-            <w:tcBorders>
-              <w:bottom w:val="none" w:sz="0" w:space="0" w:color="000000"/>
-              <w:top w:val="none" w:sz="0" w:space="0" w:color="000000"/>
-              <w:left w:val="none" w:sz="0" w:space="0" w:color="000000"/>
-              <w:right w:val="none" w:sz="0" w:space="0" w:color="000000"/>
-            </w:tcBorders>
-            <w:shd w:val="clear" w:color="auto" w:fill="FFFFFF"/>
-            <w:tcMar>
-              <w:top w:w="0" w:type="dxa"/>
-              <w:bottom w:w="0" w:type="dxa"/>
-              <w:left w:w="0" w:type="dxa"/>
-              <w:right w:w="0" w:type="dxa"/>
-            </w:tcMar>
-            <w:vAlign w:val="center"/>
-          </w:tcPr>
-          <w:p>
-            <w:pPr>
-              <w:pStyle w:val="Normal"/>
-              <w:jc w:val="right"/>
-              <w:pBdr>
-                <w:bottom w:val="none" w:sz="0" w:space="0" w:color="000000"/>
-                <w:top w:val="none" w:sz="0" w:space="0" w:color="000000"/>
-                <w:left w:val="none" w:sz="0" w:space="0" w:color="000000"/>
-                <w:right w:val="none" w:sz="0" w:space="0" w:color="000000"/>
-              </w:pBdr>
-              <w:spacing w:after="100" w:before="100" w:line="240"/>
-              <w:ind w:left="100" w:right="100" w:firstLine="0" w:firstLineChars="0"/>
-            </w:pPr>
-            <w:r>
-              <w:rPr>
-                <w:rFonts w:ascii="Arial" w:hAnsi="Arial" w:eastAsia="Arial" w:cs="Arial"/>
-                <w:i w:val="false"/>
-                <w:b w:val="false"/>
-                <w:u w:val="none"/>
-                <w:sz w:val="22"/>
-                <w:szCs w:val="22"/>
-                <w:color w:val="000000"/>
-              </w:rPr>
-              <w:t xml:space="preserve">5</w:t>
+              <w:t xml:space="preserve">FE-EPMA</w:t>
             </w:r>
           </w:p>
         </w:tc>
@@ -4726,7 +3580,7 @@
                 <w:szCs w:val="22"/>
                 <w:color w:val="000000"/>
               </w:rPr>
-              <w:t xml:space="preserve">31616</w:t>
+              <w:t xml:space="preserve">Coastal Baltic Sea</w:t>
             </w:r>
           </w:p>
         </w:tc>
@@ -4770,7 +3624,7 @@
                 <w:szCs w:val="22"/>
                 <w:color w:val="000000"/>
               </w:rPr>
-              <w:t xml:space="preserve">Mälaren</w:t>
+              <w:t xml:space="preserve">Coastal</w:t>
             </w:r>
           </w:p>
         </w:tc>
@@ -4814,7 +3668,7 @@
                 <w:szCs w:val="22"/>
                 <w:color w:val="000000"/>
               </w:rPr>
-              <w:t xml:space="preserve">698</w:t>
+              <w:t xml:space="preserve">43.5</w:t>
             </w:r>
           </w:p>
         </w:tc>
@@ -4858,7 +3712,51 @@
                 <w:szCs w:val="22"/>
                 <w:color w:val="000000"/>
               </w:rPr>
-              <w:t xml:space="preserve">727</w:t>
+              <w:t xml:space="preserve">12.1</w:t>
+            </w:r>
+          </w:p>
+        </w:tc>
+        <w:tc>
+          <w:tcPr>
+            <w:tcBorders>
+              <w:bottom w:val="none" w:sz="0" w:space="0" w:color="000000"/>
+              <w:top w:val="none" w:sz="0" w:space="0" w:color="000000"/>
+              <w:left w:val="none" w:sz="0" w:space="0" w:color="000000"/>
+              <w:right w:val="none" w:sz="0" w:space="0" w:color="000000"/>
+            </w:tcBorders>
+            <w:shd w:val="clear" w:color="auto" w:fill="FFFFFF"/>
+            <w:tcMar>
+              <w:top w:w="0" w:type="dxa"/>
+              <w:bottom w:w="0" w:type="dxa"/>
+              <w:left w:w="0" w:type="dxa"/>
+              <w:right w:w="0" w:type="dxa"/>
+            </w:tcMar>
+            <w:vAlign w:val="center"/>
+          </w:tcPr>
+          <w:p>
+            <w:pPr>
+              <w:pStyle w:val="Normal"/>
+              <w:jc w:val="right"/>
+              <w:pBdr>
+                <w:bottom w:val="none" w:sz="0" w:space="0" w:color="000000"/>
+                <w:top w:val="none" w:sz="0" w:space="0" w:color="000000"/>
+                <w:left w:val="none" w:sz="0" w:space="0" w:color="000000"/>
+                <w:right w:val="none" w:sz="0" w:space="0" w:color="000000"/>
+              </w:pBdr>
+              <w:spacing w:after="100" w:before="100" w:line="240"/>
+              <w:ind w:left="100" w:right="100" w:firstLine="0" w:firstLineChars="0"/>
+            </w:pPr>
+            <w:r>
+              <w:rPr>
+                <w:rFonts w:ascii="Arial" w:hAnsi="Arial" w:eastAsia="Arial" w:cs="Arial"/>
+                <w:i w:val="false"/>
+                <w:b w:val="false"/>
+                <w:u w:val="none"/>
+                <w:sz w:val="22"/>
+                <w:szCs w:val="22"/>
+                <w:color w:val="000000"/>
+              </w:rPr>
+              <w:t xml:space="preserve">77.7</w:t>
             </w:r>
           </w:p>
         </w:tc>
@@ -4902,139 +3800,7 @@
                 <w:szCs w:val="22"/>
                 <w:color w:val="000000"/>
               </w:rPr>
-              <w:t xml:space="preserve">Habitat shifter</w:t>
-            </w:r>
-          </w:p>
-        </w:tc>
-        <w:tc>
-          <w:tcPr>
-            <w:tcBorders>
-              <w:bottom w:val="none" w:sz="0" w:space="0" w:color="000000"/>
-              <w:top w:val="none" w:sz="0" w:space="0" w:color="000000"/>
-              <w:left w:val="none" w:sz="0" w:space="0" w:color="000000"/>
-              <w:right w:val="none" w:sz="0" w:space="0" w:color="000000"/>
-            </w:tcBorders>
-            <w:shd w:val="clear" w:color="auto" w:fill="FFFFFF"/>
-            <w:tcMar>
-              <w:top w:w="0" w:type="dxa"/>
-              <w:bottom w:w="0" w:type="dxa"/>
-              <w:left w:w="0" w:type="dxa"/>
-              <w:right w:w="0" w:type="dxa"/>
-            </w:tcMar>
-            <w:vAlign w:val="center"/>
-          </w:tcPr>
-          <w:p>
-            <w:pPr>
-              <w:pStyle w:val="Normal"/>
-              <w:jc w:val="left"/>
-              <w:pBdr>
-                <w:bottom w:val="none" w:sz="0" w:space="0" w:color="000000"/>
-                <w:top w:val="none" w:sz="0" w:space="0" w:color="000000"/>
-                <w:left w:val="none" w:sz="0" w:space="0" w:color="000000"/>
-                <w:right w:val="none" w:sz="0" w:space="0" w:color="000000"/>
-              </w:pBdr>
-              <w:spacing w:after="100" w:before="100" w:line="240"/>
-              <w:ind w:left="100" w:right="100" w:firstLine="0" w:firstLineChars="0"/>
-            </w:pPr>
-            <w:r>
-              <w:rPr>
-                <w:rFonts w:ascii="Arial" w:hAnsi="Arial" w:eastAsia="Arial" w:cs="Arial"/>
-                <w:i w:val="false"/>
-                <w:b w:val="false"/>
-                <w:u w:val="none"/>
-                <w:sz w:val="22"/>
-                <w:szCs w:val="22"/>
-                <w:color w:val="000000"/>
-              </w:rPr>
-              <w:t xml:space="preserve">Habitat shifter</w:t>
-            </w:r>
-          </w:p>
-        </w:tc>
-        <w:tc>
-          <w:tcPr>
-            <w:tcBorders>
-              <w:bottom w:val="none" w:sz="0" w:space="0" w:color="000000"/>
-              <w:top w:val="none" w:sz="0" w:space="0" w:color="000000"/>
-              <w:left w:val="none" w:sz="0" w:space="0" w:color="000000"/>
-              <w:right w:val="none" w:sz="0" w:space="0" w:color="000000"/>
-            </w:tcBorders>
-            <w:shd w:val="clear" w:color="auto" w:fill="FFFFFF"/>
-            <w:tcMar>
-              <w:top w:w="0" w:type="dxa"/>
-              <w:bottom w:w="0" w:type="dxa"/>
-              <w:left w:w="0" w:type="dxa"/>
-              <w:right w:w="0" w:type="dxa"/>
-            </w:tcMar>
-            <w:vAlign w:val="center"/>
-          </w:tcPr>
-          <w:p>
-            <w:pPr>
-              <w:pStyle w:val="Normal"/>
-              <w:jc w:val="right"/>
-              <w:pBdr>
-                <w:bottom w:val="none" w:sz="0" w:space="0" w:color="000000"/>
-                <w:top w:val="none" w:sz="0" w:space="0" w:color="000000"/>
-                <w:left w:val="none" w:sz="0" w:space="0" w:color="000000"/>
-                <w:right w:val="none" w:sz="0" w:space="0" w:color="000000"/>
-              </w:pBdr>
-              <w:spacing w:after="100" w:before="100" w:line="240"/>
-              <w:ind w:left="100" w:right="100" w:firstLine="0" w:firstLineChars="0"/>
-            </w:pPr>
-            <w:r>
-              <w:rPr>
-                <w:rFonts w:ascii="Arial" w:hAnsi="Arial" w:eastAsia="Arial" w:cs="Arial"/>
-                <w:i w:val="false"/>
-                <w:b w:val="false"/>
-                <w:u w:val="none"/>
-                <w:sz w:val="22"/>
-                <w:szCs w:val="22"/>
-                <w:color w:val="000000"/>
-              </w:rPr>
-              <w:t xml:space="preserve">1</w:t>
-            </w:r>
-          </w:p>
-        </w:tc>
-        <w:tc>
-          <w:tcPr>
-            <w:tcBorders>
-              <w:bottom w:val="none" w:sz="0" w:space="0" w:color="000000"/>
-              <w:top w:val="none" w:sz="0" w:space="0" w:color="000000"/>
-              <w:left w:val="none" w:sz="0" w:space="0" w:color="000000"/>
-              <w:right w:val="none" w:sz="0" w:space="0" w:color="000000"/>
-            </w:tcBorders>
-            <w:shd w:val="clear" w:color="auto" w:fill="FFFFFF"/>
-            <w:tcMar>
-              <w:top w:w="0" w:type="dxa"/>
-              <w:bottom w:w="0" w:type="dxa"/>
-              <w:left w:w="0" w:type="dxa"/>
-              <w:right w:w="0" w:type="dxa"/>
-            </w:tcMar>
-            <w:vAlign w:val="center"/>
-          </w:tcPr>
-          <w:p>
-            <w:pPr>
-              <w:pStyle w:val="Normal"/>
-              <w:jc w:val="right"/>
-              <w:pBdr>
-                <w:bottom w:val="none" w:sz="0" w:space="0" w:color="000000"/>
-                <w:top w:val="none" w:sz="0" w:space="0" w:color="000000"/>
-                <w:left w:val="none" w:sz="0" w:space="0" w:color="000000"/>
-                <w:right w:val="none" w:sz="0" w:space="0" w:color="000000"/>
-              </w:pBdr>
-              <w:spacing w:after="100" w:before="100" w:line="240"/>
-              <w:ind w:left="100" w:right="100" w:firstLine="0" w:firstLineChars="0"/>
-            </w:pPr>
-            <w:r>
-              <w:rPr>
-                <w:rFonts w:ascii="Arial" w:hAnsi="Arial" w:eastAsia="Arial" w:cs="Arial"/>
-                <w:i w:val="false"/>
-                <w:b w:val="false"/>
-                <w:u w:val="none"/>
-                <w:sz w:val="22"/>
-                <w:szCs w:val="22"/>
-                <w:color w:val="000000"/>
-              </w:rPr>
-              <w:t xml:space="preserve">3</w:t>
+              <w:t xml:space="preserve">LA-ICP-MS</w:t>
             </w:r>
           </w:p>
         </w:tc>
@@ -5084,7 +3850,7 @@
                 <w:szCs w:val="22"/>
                 <w:color w:val="000000"/>
               </w:rPr>
-              <w:t xml:space="preserve">31617</w:t>
+              <w:t xml:space="preserve">Coastal Baltic Sea</w:t>
             </w:r>
           </w:p>
         </w:tc>
@@ -5128,7 +3894,7 @@
                 <w:szCs w:val="22"/>
                 <w:color w:val="000000"/>
               </w:rPr>
-              <w:t xml:space="preserve">Mälaren</w:t>
+              <w:t xml:space="preserve">Freshwater</w:t>
             </w:r>
           </w:p>
         </w:tc>
@@ -5172,7 +3938,7 @@
                 <w:szCs w:val="22"/>
                 <w:color w:val="000000"/>
               </w:rPr>
-              <w:t xml:space="preserve">789</w:t>
+              <w:t xml:space="preserve">9.0</w:t>
             </w:r>
           </w:p>
         </w:tc>
@@ -5216,7 +3982,51 @@
                 <w:szCs w:val="22"/>
                 <w:color w:val="000000"/>
               </w:rPr>
-              <w:t xml:space="preserve">948</w:t>
+              <w:t xml:space="preserve">0.4</w:t>
+            </w:r>
+          </w:p>
+        </w:tc>
+        <w:tc>
+          <w:tcPr>
+            <w:tcBorders>
+              <w:bottom w:val="none" w:sz="0" w:space="0" w:color="000000"/>
+              <w:top w:val="none" w:sz="0" w:space="0" w:color="000000"/>
+              <w:left w:val="none" w:sz="0" w:space="0" w:color="000000"/>
+              <w:right w:val="none" w:sz="0" w:space="0" w:color="000000"/>
+            </w:tcBorders>
+            <w:shd w:val="clear" w:color="auto" w:fill="FFFFFF"/>
+            <w:tcMar>
+              <w:top w:w="0" w:type="dxa"/>
+              <w:bottom w:w="0" w:type="dxa"/>
+              <w:left w:w="0" w:type="dxa"/>
+              <w:right w:w="0" w:type="dxa"/>
+            </w:tcMar>
+            <w:vAlign w:val="center"/>
+          </w:tcPr>
+          <w:p>
+            <w:pPr>
+              <w:pStyle w:val="Normal"/>
+              <w:jc w:val="right"/>
+              <w:pBdr>
+                <w:bottom w:val="none" w:sz="0" w:space="0" w:color="000000"/>
+                <w:top w:val="none" w:sz="0" w:space="0" w:color="000000"/>
+                <w:left w:val="none" w:sz="0" w:space="0" w:color="000000"/>
+                <w:right w:val="none" w:sz="0" w:space="0" w:color="000000"/>
+              </w:pBdr>
+              <w:spacing w:after="100" w:before="100" w:line="240"/>
+              <w:ind w:left="100" w:right="100" w:firstLine="0" w:firstLineChars="0"/>
+            </w:pPr>
+            <w:r>
+              <w:rPr>
+                <w:rFonts w:ascii="Arial" w:hAnsi="Arial" w:eastAsia="Arial" w:cs="Arial"/>
+                <w:i w:val="false"/>
+                <w:b w:val="false"/>
+                <w:u w:val="none"/>
+                <w:sz w:val="22"/>
+                <w:szCs w:val="22"/>
+                <w:color w:val="000000"/>
+              </w:rPr>
+              <w:t xml:space="preserve">55.0</w:t>
             </w:r>
           </w:p>
         </w:tc>
@@ -5260,139 +4070,7 @@
                 <w:szCs w:val="22"/>
                 <w:color w:val="000000"/>
               </w:rPr>
-              <w:t xml:space="preserve">Habitat shifter</w:t>
-            </w:r>
-          </w:p>
-        </w:tc>
-        <w:tc>
-          <w:tcPr>
-            <w:tcBorders>
-              <w:bottom w:val="none" w:sz="0" w:space="0" w:color="000000"/>
-              <w:top w:val="none" w:sz="0" w:space="0" w:color="000000"/>
-              <w:left w:val="none" w:sz="0" w:space="0" w:color="000000"/>
-              <w:right w:val="none" w:sz="0" w:space="0" w:color="000000"/>
-            </w:tcBorders>
-            <w:shd w:val="clear" w:color="auto" w:fill="FFFFFF"/>
-            <w:tcMar>
-              <w:top w:w="0" w:type="dxa"/>
-              <w:bottom w:w="0" w:type="dxa"/>
-              <w:left w:w="0" w:type="dxa"/>
-              <w:right w:w="0" w:type="dxa"/>
-            </w:tcMar>
-            <w:vAlign w:val="center"/>
-          </w:tcPr>
-          <w:p>
-            <w:pPr>
-              <w:pStyle w:val="Normal"/>
-              <w:jc w:val="left"/>
-              <w:pBdr>
-                <w:bottom w:val="none" w:sz="0" w:space="0" w:color="000000"/>
-                <w:top w:val="none" w:sz="0" w:space="0" w:color="000000"/>
-                <w:left w:val="none" w:sz="0" w:space="0" w:color="000000"/>
-                <w:right w:val="none" w:sz="0" w:space="0" w:color="000000"/>
-              </w:pBdr>
-              <w:spacing w:after="100" w:before="100" w:line="240"/>
-              <w:ind w:left="100" w:right="100" w:firstLine="0" w:firstLineChars="0"/>
-            </w:pPr>
-            <w:r>
-              <w:rPr>
-                <w:rFonts w:ascii="Arial" w:hAnsi="Arial" w:eastAsia="Arial" w:cs="Arial"/>
-                <w:i w:val="false"/>
-                <w:b w:val="false"/>
-                <w:u w:val="none"/>
-                <w:sz w:val="22"/>
-                <w:szCs w:val="22"/>
-                <w:color w:val="000000"/>
-              </w:rPr>
-              <w:t xml:space="preserve">Habitat shifter</w:t>
-            </w:r>
-          </w:p>
-        </w:tc>
-        <w:tc>
-          <w:tcPr>
-            <w:tcBorders>
-              <w:bottom w:val="none" w:sz="0" w:space="0" w:color="000000"/>
-              <w:top w:val="none" w:sz="0" w:space="0" w:color="000000"/>
-              <w:left w:val="none" w:sz="0" w:space="0" w:color="000000"/>
-              <w:right w:val="none" w:sz="0" w:space="0" w:color="000000"/>
-            </w:tcBorders>
-            <w:shd w:val="clear" w:color="auto" w:fill="FFFFFF"/>
-            <w:tcMar>
-              <w:top w:w="0" w:type="dxa"/>
-              <w:bottom w:w="0" w:type="dxa"/>
-              <w:left w:w="0" w:type="dxa"/>
-              <w:right w:w="0" w:type="dxa"/>
-            </w:tcMar>
-            <w:vAlign w:val="center"/>
-          </w:tcPr>
-          <w:p>
-            <w:pPr>
-              <w:pStyle w:val="Normal"/>
-              <w:jc w:val="right"/>
-              <w:pBdr>
-                <w:bottom w:val="none" w:sz="0" w:space="0" w:color="000000"/>
-                <w:top w:val="none" w:sz="0" w:space="0" w:color="000000"/>
-                <w:left w:val="none" w:sz="0" w:space="0" w:color="000000"/>
-                <w:right w:val="none" w:sz="0" w:space="0" w:color="000000"/>
-              </w:pBdr>
-              <w:spacing w:after="100" w:before="100" w:line="240"/>
-              <w:ind w:left="100" w:right="100" w:firstLine="0" w:firstLineChars="0"/>
-            </w:pPr>
-            <w:r>
-              <w:rPr>
-                <w:rFonts w:ascii="Arial" w:hAnsi="Arial" w:eastAsia="Arial" w:cs="Arial"/>
-                <w:i w:val="false"/>
-                <w:b w:val="false"/>
-                <w:u w:val="none"/>
-                <w:sz w:val="22"/>
-                <w:szCs w:val="22"/>
-                <w:color w:val="000000"/>
-              </w:rPr>
-              <w:t xml:space="preserve">1</w:t>
-            </w:r>
-          </w:p>
-        </w:tc>
-        <w:tc>
-          <w:tcPr>
-            <w:tcBorders>
-              <w:bottom w:val="none" w:sz="0" w:space="0" w:color="000000"/>
-              <w:top w:val="none" w:sz="0" w:space="0" w:color="000000"/>
-              <w:left w:val="none" w:sz="0" w:space="0" w:color="000000"/>
-              <w:right w:val="none" w:sz="0" w:space="0" w:color="000000"/>
-            </w:tcBorders>
-            <w:shd w:val="clear" w:color="auto" w:fill="FFFFFF"/>
-            <w:tcMar>
-              <w:top w:w="0" w:type="dxa"/>
-              <w:bottom w:w="0" w:type="dxa"/>
-              <w:left w:w="0" w:type="dxa"/>
-              <w:right w:w="0" w:type="dxa"/>
-            </w:tcMar>
-            <w:vAlign w:val="center"/>
-          </w:tcPr>
-          <w:p>
-            <w:pPr>
-              <w:pStyle w:val="Normal"/>
-              <w:jc w:val="right"/>
-              <w:pBdr>
-                <w:bottom w:val="none" w:sz="0" w:space="0" w:color="000000"/>
-                <w:top w:val="none" w:sz="0" w:space="0" w:color="000000"/>
-                <w:left w:val="none" w:sz="0" w:space="0" w:color="000000"/>
-                <w:right w:val="none" w:sz="0" w:space="0" w:color="000000"/>
-              </w:pBdr>
-              <w:spacing w:after="100" w:before="100" w:line="240"/>
-              <w:ind w:left="100" w:right="100" w:firstLine="0" w:firstLineChars="0"/>
-            </w:pPr>
-            <w:r>
-              <w:rPr>
-                <w:rFonts w:ascii="Arial" w:hAnsi="Arial" w:eastAsia="Arial" w:cs="Arial"/>
-                <w:i w:val="false"/>
-                <w:b w:val="false"/>
-                <w:u w:val="none"/>
-                <w:sz w:val="22"/>
-                <w:szCs w:val="22"/>
-                <w:color w:val="000000"/>
-              </w:rPr>
-              <w:t xml:space="preserve">3</w:t>
+              <w:t xml:space="preserve">LA-ICP-MS</w:t>
             </w:r>
           </w:p>
         </w:tc>
@@ -5442,7 +4120,7 @@
                 <w:szCs w:val="22"/>
                 <w:color w:val="000000"/>
               </w:rPr>
-              <w:t xml:space="preserve">31618</w:t>
+              <w:t xml:space="preserve">Coastal Baltic Sea</w:t>
             </w:r>
           </w:p>
         </w:tc>
@@ -5486,7 +4164,7 @@
                 <w:szCs w:val="22"/>
                 <w:color w:val="000000"/>
               </w:rPr>
-              <w:t xml:space="preserve">Mälaren</w:t>
+              <w:t xml:space="preserve">Freshwater/Estuary</w:t>
             </w:r>
           </w:p>
         </w:tc>
@@ -5530,7 +4208,7 @@
                 <w:szCs w:val="22"/>
                 <w:color w:val="000000"/>
               </w:rPr>
-              <w:t xml:space="preserve">796</w:t>
+              <w:t xml:space="preserve">15.1</w:t>
             </w:r>
           </w:p>
         </w:tc>
@@ -5574,7 +4252,51 @@
                 <w:szCs w:val="22"/>
                 <w:color w:val="000000"/>
               </w:rPr>
-              <w:t xml:space="preserve">946</w:t>
+              <w:t xml:space="preserve">1.2</w:t>
+            </w:r>
+          </w:p>
+        </w:tc>
+        <w:tc>
+          <w:tcPr>
+            <w:tcBorders>
+              <w:bottom w:val="none" w:sz="0" w:space="0" w:color="000000"/>
+              <w:top w:val="none" w:sz="0" w:space="0" w:color="000000"/>
+              <w:left w:val="none" w:sz="0" w:space="0" w:color="000000"/>
+              <w:right w:val="none" w:sz="0" w:space="0" w:color="000000"/>
+            </w:tcBorders>
+            <w:shd w:val="clear" w:color="auto" w:fill="FFFFFF"/>
+            <w:tcMar>
+              <w:top w:w="0" w:type="dxa"/>
+              <w:bottom w:w="0" w:type="dxa"/>
+              <w:left w:w="0" w:type="dxa"/>
+              <w:right w:w="0" w:type="dxa"/>
+            </w:tcMar>
+            <w:vAlign w:val="center"/>
+          </w:tcPr>
+          <w:p>
+            <w:pPr>
+              <w:pStyle w:val="Normal"/>
+              <w:jc w:val="right"/>
+              <w:pBdr>
+                <w:bottom w:val="none" w:sz="0" w:space="0" w:color="000000"/>
+                <w:top w:val="none" w:sz="0" w:space="0" w:color="000000"/>
+                <w:left w:val="none" w:sz="0" w:space="0" w:color="000000"/>
+                <w:right w:val="none" w:sz="0" w:space="0" w:color="000000"/>
+              </w:pBdr>
+              <w:spacing w:after="100" w:before="100" w:line="240"/>
+              <w:ind w:left="100" w:right="100" w:firstLine="0" w:firstLineChars="0"/>
+            </w:pPr>
+            <w:r>
+              <w:rPr>
+                <w:rFonts w:ascii="Arial" w:hAnsi="Arial" w:eastAsia="Arial" w:cs="Arial"/>
+                <w:i w:val="false"/>
+                <w:b w:val="false"/>
+                <w:u w:val="none"/>
+                <w:sz w:val="22"/>
+                <w:szCs w:val="22"/>
+                <w:color w:val="000000"/>
+              </w:rPr>
+              <w:t xml:space="preserve">69.0</w:t>
             </w:r>
           </w:p>
         </w:tc>
@@ -5618,139 +4340,7 @@
                 <w:szCs w:val="22"/>
                 <w:color w:val="000000"/>
               </w:rPr>
-              <w:t xml:space="preserve">Habitat shifter</w:t>
-            </w:r>
-          </w:p>
-        </w:tc>
-        <w:tc>
-          <w:tcPr>
-            <w:tcBorders>
-              <w:bottom w:val="none" w:sz="0" w:space="0" w:color="000000"/>
-              <w:top w:val="none" w:sz="0" w:space="0" w:color="000000"/>
-              <w:left w:val="none" w:sz="0" w:space="0" w:color="000000"/>
-              <w:right w:val="none" w:sz="0" w:space="0" w:color="000000"/>
-            </w:tcBorders>
-            <w:shd w:val="clear" w:color="auto" w:fill="FFFFFF"/>
-            <w:tcMar>
-              <w:top w:w="0" w:type="dxa"/>
-              <w:bottom w:w="0" w:type="dxa"/>
-              <w:left w:w="0" w:type="dxa"/>
-              <w:right w:w="0" w:type="dxa"/>
-            </w:tcMar>
-            <w:vAlign w:val="center"/>
-          </w:tcPr>
-          <w:p>
-            <w:pPr>
-              <w:pStyle w:val="Normal"/>
-              <w:jc w:val="left"/>
-              <w:pBdr>
-                <w:bottom w:val="none" w:sz="0" w:space="0" w:color="000000"/>
-                <w:top w:val="none" w:sz="0" w:space="0" w:color="000000"/>
-                <w:left w:val="none" w:sz="0" w:space="0" w:color="000000"/>
-                <w:right w:val="none" w:sz="0" w:space="0" w:color="000000"/>
-              </w:pBdr>
-              <w:spacing w:after="100" w:before="100" w:line="240"/>
-              <w:ind w:left="100" w:right="100" w:firstLine="0" w:firstLineChars="0"/>
-            </w:pPr>
-            <w:r>
-              <w:rPr>
-                <w:rFonts w:ascii="Arial" w:hAnsi="Arial" w:eastAsia="Arial" w:cs="Arial"/>
-                <w:i w:val="false"/>
-                <w:b w:val="false"/>
-                <w:u w:val="none"/>
-                <w:sz w:val="22"/>
-                <w:szCs w:val="22"/>
-                <w:color w:val="000000"/>
-              </w:rPr>
-              <w:t xml:space="preserve">Habitat shifter</w:t>
-            </w:r>
-          </w:p>
-        </w:tc>
-        <w:tc>
-          <w:tcPr>
-            <w:tcBorders>
-              <w:bottom w:val="none" w:sz="0" w:space="0" w:color="000000"/>
-              <w:top w:val="none" w:sz="0" w:space="0" w:color="000000"/>
-              <w:left w:val="none" w:sz="0" w:space="0" w:color="000000"/>
-              <w:right w:val="none" w:sz="0" w:space="0" w:color="000000"/>
-            </w:tcBorders>
-            <w:shd w:val="clear" w:color="auto" w:fill="FFFFFF"/>
-            <w:tcMar>
-              <w:top w:w="0" w:type="dxa"/>
-              <w:bottom w:w="0" w:type="dxa"/>
-              <w:left w:w="0" w:type="dxa"/>
-              <w:right w:w="0" w:type="dxa"/>
-            </w:tcMar>
-            <w:vAlign w:val="center"/>
-          </w:tcPr>
-          <w:p>
-            <w:pPr>
-              <w:pStyle w:val="Normal"/>
-              <w:jc w:val="right"/>
-              <w:pBdr>
-                <w:bottom w:val="none" w:sz="0" w:space="0" w:color="000000"/>
-                <w:top w:val="none" w:sz="0" w:space="0" w:color="000000"/>
-                <w:left w:val="none" w:sz="0" w:space="0" w:color="000000"/>
-                <w:right w:val="none" w:sz="0" w:space="0" w:color="000000"/>
-              </w:pBdr>
-              <w:spacing w:after="100" w:before="100" w:line="240"/>
-              <w:ind w:left="100" w:right="100" w:firstLine="0" w:firstLineChars="0"/>
-            </w:pPr>
-            <w:r>
-              <w:rPr>
-                <w:rFonts w:ascii="Arial" w:hAnsi="Arial" w:eastAsia="Arial" w:cs="Arial"/>
-                <w:i w:val="false"/>
-                <w:b w:val="false"/>
-                <w:u w:val="none"/>
-                <w:sz w:val="22"/>
-                <w:szCs w:val="22"/>
-                <w:color w:val="000000"/>
-              </w:rPr>
-              <w:t xml:space="preserve">1</w:t>
-            </w:r>
-          </w:p>
-        </w:tc>
-        <w:tc>
-          <w:tcPr>
-            <w:tcBorders>
-              <w:bottom w:val="none" w:sz="0" w:space="0" w:color="000000"/>
-              <w:top w:val="none" w:sz="0" w:space="0" w:color="000000"/>
-              <w:left w:val="none" w:sz="0" w:space="0" w:color="000000"/>
-              <w:right w:val="none" w:sz="0" w:space="0" w:color="000000"/>
-            </w:tcBorders>
-            <w:shd w:val="clear" w:color="auto" w:fill="FFFFFF"/>
-            <w:tcMar>
-              <w:top w:w="0" w:type="dxa"/>
-              <w:bottom w:w="0" w:type="dxa"/>
-              <w:left w:w="0" w:type="dxa"/>
-              <w:right w:w="0" w:type="dxa"/>
-            </w:tcMar>
-            <w:vAlign w:val="center"/>
-          </w:tcPr>
-          <w:p>
-            <w:pPr>
-              <w:pStyle w:val="Normal"/>
-              <w:jc w:val="right"/>
-              <w:pBdr>
-                <w:bottom w:val="none" w:sz="0" w:space="0" w:color="000000"/>
-                <w:top w:val="none" w:sz="0" w:space="0" w:color="000000"/>
-                <w:left w:val="none" w:sz="0" w:space="0" w:color="000000"/>
-                <w:right w:val="none" w:sz="0" w:space="0" w:color="000000"/>
-              </w:pBdr>
-              <w:spacing w:after="100" w:before="100" w:line="240"/>
-              <w:ind w:left="100" w:right="100" w:firstLine="0" w:firstLineChars="0"/>
-            </w:pPr>
-            <w:r>
-              <w:rPr>
-                <w:rFonts w:ascii="Arial" w:hAnsi="Arial" w:eastAsia="Arial" w:cs="Arial"/>
-                <w:i w:val="false"/>
-                <w:b w:val="false"/>
-                <w:u w:val="none"/>
-                <w:sz w:val="22"/>
-                <w:szCs w:val="22"/>
-                <w:color w:val="000000"/>
-              </w:rPr>
-              <w:t xml:space="preserve">3</w:t>
+              <w:t xml:space="preserve">LA-ICP-MS</w:t>
             </w:r>
           </w:p>
         </w:tc>
@@ -5800,7 +4390,7 @@
                 <w:szCs w:val="22"/>
                 <w:color w:val="000000"/>
               </w:rPr>
-              <w:t xml:space="preserve">31620</w:t>
+              <w:t xml:space="preserve">Coastal Baltic Sea</w:t>
             </w:r>
           </w:p>
         </w:tc>
@@ -5844,7 +4434,7 @@
                 <w:szCs w:val="22"/>
                 <w:color w:val="000000"/>
               </w:rPr>
-              <w:t xml:space="preserve">Mälaren</w:t>
+              <w:t xml:space="preserve">Habitat shifter</w:t>
             </w:r>
           </w:p>
         </w:tc>
@@ -5888,7 +4478,7 @@
                 <w:szCs w:val="22"/>
                 <w:color w:val="000000"/>
               </w:rPr>
-              <w:t xml:space="preserve">742</w:t>
+              <w:t xml:space="preserve">16.5</w:t>
             </w:r>
           </w:p>
         </w:tc>
@@ -5932,7 +4522,51 @@
                 <w:szCs w:val="22"/>
                 <w:color w:val="000000"/>
               </w:rPr>
-              <w:t xml:space="preserve">878</w:t>
+              <w:t xml:space="preserve">1.8</w:t>
+            </w:r>
+          </w:p>
+        </w:tc>
+        <w:tc>
+          <w:tcPr>
+            <w:tcBorders>
+              <w:bottom w:val="none" w:sz="0" w:space="0" w:color="000000"/>
+              <w:top w:val="none" w:sz="0" w:space="0" w:color="000000"/>
+              <w:left w:val="none" w:sz="0" w:space="0" w:color="000000"/>
+              <w:right w:val="none" w:sz="0" w:space="0" w:color="000000"/>
+            </w:tcBorders>
+            <w:shd w:val="clear" w:color="auto" w:fill="FFFFFF"/>
+            <w:tcMar>
+              <w:top w:w="0" w:type="dxa"/>
+              <w:bottom w:w="0" w:type="dxa"/>
+              <w:left w:w="0" w:type="dxa"/>
+              <w:right w:w="0" w:type="dxa"/>
+            </w:tcMar>
+            <w:vAlign w:val="center"/>
+          </w:tcPr>
+          <w:p>
+            <w:pPr>
+              <w:pStyle w:val="Normal"/>
+              <w:jc w:val="right"/>
+              <w:pBdr>
+                <w:bottom w:val="none" w:sz="0" w:space="0" w:color="000000"/>
+                <w:top w:val="none" w:sz="0" w:space="0" w:color="000000"/>
+                <w:left w:val="none" w:sz="0" w:space="0" w:color="000000"/>
+                <w:right w:val="none" w:sz="0" w:space="0" w:color="000000"/>
+              </w:pBdr>
+              <w:spacing w:after="100" w:before="100" w:line="240"/>
+              <w:ind w:left="100" w:right="100" w:firstLine="0" w:firstLineChars="0"/>
+            </w:pPr>
+            <w:r>
+              <w:rPr>
+                <w:rFonts w:ascii="Arial" w:hAnsi="Arial" w:eastAsia="Arial" w:cs="Arial"/>
+                <w:i w:val="false"/>
+                <w:b w:val="false"/>
+                <w:u w:val="none"/>
+                <w:sz w:val="22"/>
+                <w:szCs w:val="22"/>
+                <w:color w:val="000000"/>
+              </w:rPr>
+              <w:t xml:space="preserve">65.4</w:t>
             </w:r>
           </w:p>
         </w:tc>
@@ -5976,139 +4610,7 @@
                 <w:szCs w:val="22"/>
                 <w:color w:val="000000"/>
               </w:rPr>
-              <w:t xml:space="preserve">Habitat shifter</w:t>
-            </w:r>
-          </w:p>
-        </w:tc>
-        <w:tc>
-          <w:tcPr>
-            <w:tcBorders>
-              <w:bottom w:val="none" w:sz="0" w:space="0" w:color="000000"/>
-              <w:top w:val="none" w:sz="0" w:space="0" w:color="000000"/>
-              <w:left w:val="none" w:sz="0" w:space="0" w:color="000000"/>
-              <w:right w:val="none" w:sz="0" w:space="0" w:color="000000"/>
-            </w:tcBorders>
-            <w:shd w:val="clear" w:color="auto" w:fill="FFFFFF"/>
-            <w:tcMar>
-              <w:top w:w="0" w:type="dxa"/>
-              <w:bottom w:w="0" w:type="dxa"/>
-              <w:left w:w="0" w:type="dxa"/>
-              <w:right w:w="0" w:type="dxa"/>
-            </w:tcMar>
-            <w:vAlign w:val="center"/>
-          </w:tcPr>
-          <w:p>
-            <w:pPr>
-              <w:pStyle w:val="Normal"/>
-              <w:jc w:val="left"/>
-              <w:pBdr>
-                <w:bottom w:val="none" w:sz="0" w:space="0" w:color="000000"/>
-                <w:top w:val="none" w:sz="0" w:space="0" w:color="000000"/>
-                <w:left w:val="none" w:sz="0" w:space="0" w:color="000000"/>
-                <w:right w:val="none" w:sz="0" w:space="0" w:color="000000"/>
-              </w:pBdr>
-              <w:spacing w:after="100" w:before="100" w:line="240"/>
-              <w:ind w:left="100" w:right="100" w:firstLine="0" w:firstLineChars="0"/>
-            </w:pPr>
-            <w:r>
-              <w:rPr>
-                <w:rFonts w:ascii="Arial" w:hAnsi="Arial" w:eastAsia="Arial" w:cs="Arial"/>
-                <w:i w:val="false"/>
-                <w:b w:val="false"/>
-                <w:u w:val="none"/>
-                <w:sz w:val="22"/>
-                <w:szCs w:val="22"/>
-                <w:color w:val="000000"/>
-              </w:rPr>
-              <w:t xml:space="preserve">Habitat shifter</w:t>
-            </w:r>
-          </w:p>
-        </w:tc>
-        <w:tc>
-          <w:tcPr>
-            <w:tcBorders>
-              <w:bottom w:val="none" w:sz="0" w:space="0" w:color="000000"/>
-              <w:top w:val="none" w:sz="0" w:space="0" w:color="000000"/>
-              <w:left w:val="none" w:sz="0" w:space="0" w:color="000000"/>
-              <w:right w:val="none" w:sz="0" w:space="0" w:color="000000"/>
-            </w:tcBorders>
-            <w:shd w:val="clear" w:color="auto" w:fill="FFFFFF"/>
-            <w:tcMar>
-              <w:top w:w="0" w:type="dxa"/>
-              <w:bottom w:w="0" w:type="dxa"/>
-              <w:left w:w="0" w:type="dxa"/>
-              <w:right w:w="0" w:type="dxa"/>
-            </w:tcMar>
-            <w:vAlign w:val="center"/>
-          </w:tcPr>
-          <w:p>
-            <w:pPr>
-              <w:pStyle w:val="Normal"/>
-              <w:jc w:val="right"/>
-              <w:pBdr>
-                <w:bottom w:val="none" w:sz="0" w:space="0" w:color="000000"/>
-                <w:top w:val="none" w:sz="0" w:space="0" w:color="000000"/>
-                <w:left w:val="none" w:sz="0" w:space="0" w:color="000000"/>
-                <w:right w:val="none" w:sz="0" w:space="0" w:color="000000"/>
-              </w:pBdr>
-              <w:spacing w:after="100" w:before="100" w:line="240"/>
-              <w:ind w:left="100" w:right="100" w:firstLine="0" w:firstLineChars="0"/>
-            </w:pPr>
-            <w:r>
-              <w:rPr>
-                <w:rFonts w:ascii="Arial" w:hAnsi="Arial" w:eastAsia="Arial" w:cs="Arial"/>
-                <w:i w:val="false"/>
-                <w:b w:val="false"/>
-                <w:u w:val="none"/>
-                <w:sz w:val="22"/>
-                <w:szCs w:val="22"/>
-                <w:color w:val="000000"/>
-              </w:rPr>
-              <w:t xml:space="preserve">1</w:t>
-            </w:r>
-          </w:p>
-        </w:tc>
-        <w:tc>
-          <w:tcPr>
-            <w:tcBorders>
-              <w:bottom w:val="none" w:sz="0" w:space="0" w:color="000000"/>
-              <w:top w:val="none" w:sz="0" w:space="0" w:color="000000"/>
-              <w:left w:val="none" w:sz="0" w:space="0" w:color="000000"/>
-              <w:right w:val="none" w:sz="0" w:space="0" w:color="000000"/>
-            </w:tcBorders>
-            <w:shd w:val="clear" w:color="auto" w:fill="FFFFFF"/>
-            <w:tcMar>
-              <w:top w:w="0" w:type="dxa"/>
-              <w:bottom w:w="0" w:type="dxa"/>
-              <w:left w:w="0" w:type="dxa"/>
-              <w:right w:w="0" w:type="dxa"/>
-            </w:tcMar>
-            <w:vAlign w:val="center"/>
-          </w:tcPr>
-          <w:p>
-            <w:pPr>
-              <w:pStyle w:val="Normal"/>
-              <w:jc w:val="right"/>
-              <w:pBdr>
-                <w:bottom w:val="none" w:sz="0" w:space="0" w:color="000000"/>
-                <w:top w:val="none" w:sz="0" w:space="0" w:color="000000"/>
-                <w:left w:val="none" w:sz="0" w:space="0" w:color="000000"/>
-                <w:right w:val="none" w:sz="0" w:space="0" w:color="000000"/>
-              </w:pBdr>
-              <w:spacing w:after="100" w:before="100" w:line="240"/>
-              <w:ind w:left="100" w:right="100" w:firstLine="0" w:firstLineChars="0"/>
-            </w:pPr>
-            <w:r>
-              <w:rPr>
-                <w:rFonts w:ascii="Arial" w:hAnsi="Arial" w:eastAsia="Arial" w:cs="Arial"/>
-                <w:i w:val="false"/>
-                <w:b w:val="false"/>
-                <w:u w:val="none"/>
-                <w:sz w:val="22"/>
-                <w:szCs w:val="22"/>
-                <w:color w:val="000000"/>
-              </w:rPr>
-              <w:t xml:space="preserve">5</w:t>
+              <w:t xml:space="preserve">LA-ICP-MS</w:t>
             </w:r>
           </w:p>
         </w:tc>
@@ -6158,7 +4660,7 @@
                 <w:szCs w:val="22"/>
                 <w:color w:val="000000"/>
               </w:rPr>
-              <w:t xml:space="preserve">31621</w:t>
+              <w:t xml:space="preserve">Coastal Skagerrak/Kattegat</w:t>
             </w:r>
           </w:p>
         </w:tc>
@@ -6202,7 +4704,7 @@
                 <w:szCs w:val="22"/>
                 <w:color w:val="000000"/>
               </w:rPr>
-              <w:t xml:space="preserve">Mälaren</w:t>
+              <w:t xml:space="preserve">Coastal</w:t>
             </w:r>
           </w:p>
         </w:tc>
@@ -6246,7 +4748,7 @@
                 <w:szCs w:val="22"/>
                 <w:color w:val="000000"/>
               </w:rPr>
-              <w:t xml:space="preserve">715</w:t>
+              <w:t xml:space="preserve">57.9</w:t>
             </w:r>
           </w:p>
         </w:tc>
@@ -6290,7 +4792,51 @@
                 <w:szCs w:val="22"/>
                 <w:color w:val="000000"/>
               </w:rPr>
-              <w:t xml:space="preserve">746</w:t>
+              <w:t xml:space="preserve">8.3</w:t>
+            </w:r>
+          </w:p>
+        </w:tc>
+        <w:tc>
+          <w:tcPr>
+            <w:tcBorders>
+              <w:bottom w:val="none" w:sz="0" w:space="0" w:color="000000"/>
+              <w:top w:val="none" w:sz="0" w:space="0" w:color="000000"/>
+              <w:left w:val="none" w:sz="0" w:space="0" w:color="000000"/>
+              <w:right w:val="none" w:sz="0" w:space="0" w:color="000000"/>
+            </w:tcBorders>
+            <w:shd w:val="clear" w:color="auto" w:fill="FFFFFF"/>
+            <w:tcMar>
+              <w:top w:w="0" w:type="dxa"/>
+              <w:bottom w:w="0" w:type="dxa"/>
+              <w:left w:w="0" w:type="dxa"/>
+              <w:right w:w="0" w:type="dxa"/>
+            </w:tcMar>
+            <w:vAlign w:val="center"/>
+          </w:tcPr>
+          <w:p>
+            <w:pPr>
+              <w:pStyle w:val="Normal"/>
+              <w:jc w:val="right"/>
+              <w:pBdr>
+                <w:bottom w:val="none" w:sz="0" w:space="0" w:color="000000"/>
+                <w:top w:val="none" w:sz="0" w:space="0" w:color="000000"/>
+                <w:left w:val="none" w:sz="0" w:space="0" w:color="000000"/>
+                <w:right w:val="none" w:sz="0" w:space="0" w:color="000000"/>
+              </w:pBdr>
+              <w:spacing w:after="100" w:before="100" w:line="240"/>
+              <w:ind w:left="100" w:right="100" w:firstLine="0" w:firstLineChars="0"/>
+            </w:pPr>
+            <w:r>
+              <w:rPr>
+                <w:rFonts w:ascii="Arial" w:hAnsi="Arial" w:eastAsia="Arial" w:cs="Arial"/>
+                <w:i w:val="false"/>
+                <w:b w:val="false"/>
+                <w:u w:val="none"/>
+                <w:sz w:val="22"/>
+                <w:szCs w:val="22"/>
+                <w:color w:val="000000"/>
+              </w:rPr>
+              <w:t xml:space="preserve">92.8</w:t>
             </w:r>
           </w:p>
         </w:tc>
@@ -6334,139 +4880,7 @@
                 <w:szCs w:val="22"/>
                 <w:color w:val="000000"/>
               </w:rPr>
-              <w:t xml:space="preserve">Habitat shifter</w:t>
-            </w:r>
-          </w:p>
-        </w:tc>
-        <w:tc>
-          <w:tcPr>
-            <w:tcBorders>
-              <w:bottom w:val="none" w:sz="0" w:space="0" w:color="000000"/>
-              <w:top w:val="none" w:sz="0" w:space="0" w:color="000000"/>
-              <w:left w:val="none" w:sz="0" w:space="0" w:color="000000"/>
-              <w:right w:val="none" w:sz="0" w:space="0" w:color="000000"/>
-            </w:tcBorders>
-            <w:shd w:val="clear" w:color="auto" w:fill="FFFFFF"/>
-            <w:tcMar>
-              <w:top w:w="0" w:type="dxa"/>
-              <w:bottom w:w="0" w:type="dxa"/>
-              <w:left w:w="0" w:type="dxa"/>
-              <w:right w:w="0" w:type="dxa"/>
-            </w:tcMar>
-            <w:vAlign w:val="center"/>
-          </w:tcPr>
-          <w:p>
-            <w:pPr>
-              <w:pStyle w:val="Normal"/>
-              <w:jc w:val="left"/>
-              <w:pBdr>
-                <w:bottom w:val="none" w:sz="0" w:space="0" w:color="000000"/>
-                <w:top w:val="none" w:sz="0" w:space="0" w:color="000000"/>
-                <w:left w:val="none" w:sz="0" w:space="0" w:color="000000"/>
-                <w:right w:val="none" w:sz="0" w:space="0" w:color="000000"/>
-              </w:pBdr>
-              <w:spacing w:after="100" w:before="100" w:line="240"/>
-              <w:ind w:left="100" w:right="100" w:firstLine="0" w:firstLineChars="0"/>
-            </w:pPr>
-            <w:r>
-              <w:rPr>
-                <w:rFonts w:ascii="Arial" w:hAnsi="Arial" w:eastAsia="Arial" w:cs="Arial"/>
-                <w:i w:val="false"/>
-                <w:b w:val="false"/>
-                <w:u w:val="none"/>
-                <w:sz w:val="22"/>
-                <w:szCs w:val="22"/>
-                <w:color w:val="000000"/>
-              </w:rPr>
-              <w:t xml:space="preserve">Habitat shifter</w:t>
-            </w:r>
-          </w:p>
-        </w:tc>
-        <w:tc>
-          <w:tcPr>
-            <w:tcBorders>
-              <w:bottom w:val="none" w:sz="0" w:space="0" w:color="000000"/>
-              <w:top w:val="none" w:sz="0" w:space="0" w:color="000000"/>
-              <w:left w:val="none" w:sz="0" w:space="0" w:color="000000"/>
-              <w:right w:val="none" w:sz="0" w:space="0" w:color="000000"/>
-            </w:tcBorders>
-            <w:shd w:val="clear" w:color="auto" w:fill="FFFFFF"/>
-            <w:tcMar>
-              <w:top w:w="0" w:type="dxa"/>
-              <w:bottom w:w="0" w:type="dxa"/>
-              <w:left w:w="0" w:type="dxa"/>
-              <w:right w:w="0" w:type="dxa"/>
-            </w:tcMar>
-            <w:vAlign w:val="center"/>
-          </w:tcPr>
-          <w:p>
-            <w:pPr>
-              <w:pStyle w:val="Normal"/>
-              <w:jc w:val="right"/>
-              <w:pBdr>
-                <w:bottom w:val="none" w:sz="0" w:space="0" w:color="000000"/>
-                <w:top w:val="none" w:sz="0" w:space="0" w:color="000000"/>
-                <w:left w:val="none" w:sz="0" w:space="0" w:color="000000"/>
-                <w:right w:val="none" w:sz="0" w:space="0" w:color="000000"/>
-              </w:pBdr>
-              <w:spacing w:after="100" w:before="100" w:line="240"/>
-              <w:ind w:left="100" w:right="100" w:firstLine="0" w:firstLineChars="0"/>
-            </w:pPr>
-            <w:r>
-              <w:rPr>
-                <w:rFonts w:ascii="Arial" w:hAnsi="Arial" w:eastAsia="Arial" w:cs="Arial"/>
-                <w:i w:val="false"/>
-                <w:b w:val="false"/>
-                <w:u w:val="none"/>
-                <w:sz w:val="22"/>
-                <w:szCs w:val="22"/>
-                <w:color w:val="000000"/>
-              </w:rPr>
-              <w:t xml:space="preserve">1</w:t>
-            </w:r>
-          </w:p>
-        </w:tc>
-        <w:tc>
-          <w:tcPr>
-            <w:tcBorders>
-              <w:bottom w:val="none" w:sz="0" w:space="0" w:color="000000"/>
-              <w:top w:val="none" w:sz="0" w:space="0" w:color="000000"/>
-              <w:left w:val="none" w:sz="0" w:space="0" w:color="000000"/>
-              <w:right w:val="none" w:sz="0" w:space="0" w:color="000000"/>
-            </w:tcBorders>
-            <w:shd w:val="clear" w:color="auto" w:fill="FFFFFF"/>
-            <w:tcMar>
-              <w:top w:w="0" w:type="dxa"/>
-              <w:bottom w:w="0" w:type="dxa"/>
-              <w:left w:w="0" w:type="dxa"/>
-              <w:right w:w="0" w:type="dxa"/>
-            </w:tcMar>
-            <w:vAlign w:val="center"/>
-          </w:tcPr>
-          <w:p>
-            <w:pPr>
-              <w:pStyle w:val="Normal"/>
-              <w:jc w:val="right"/>
-              <w:pBdr>
-                <w:bottom w:val="none" w:sz="0" w:space="0" w:color="000000"/>
-                <w:top w:val="none" w:sz="0" w:space="0" w:color="000000"/>
-                <w:left w:val="none" w:sz="0" w:space="0" w:color="000000"/>
-                <w:right w:val="none" w:sz="0" w:space="0" w:color="000000"/>
-              </w:pBdr>
-              <w:spacing w:after="100" w:before="100" w:line="240"/>
-              <w:ind w:left="100" w:right="100" w:firstLine="0" w:firstLineChars="0"/>
-            </w:pPr>
-            <w:r>
-              <w:rPr>
-                <w:rFonts w:ascii="Arial" w:hAnsi="Arial" w:eastAsia="Arial" w:cs="Arial"/>
-                <w:i w:val="false"/>
-                <w:b w:val="false"/>
-                <w:u w:val="none"/>
-                <w:sz w:val="22"/>
-                <w:szCs w:val="22"/>
-                <w:color w:val="000000"/>
-              </w:rPr>
-              <w:t xml:space="preserve">1</w:t>
+              <w:t xml:space="preserve">LA-ICP-MS</w:t>
             </w:r>
           </w:p>
         </w:tc>
@@ -6516,7 +4930,7 @@
                 <w:szCs w:val="22"/>
                 <w:color w:val="000000"/>
               </w:rPr>
-              <w:t xml:space="preserve">31623</w:t>
+              <w:t xml:space="preserve">Coastal Skagerrak/Kattegat</w:t>
             </w:r>
           </w:p>
         </w:tc>
@@ -6560,7 +4974,7 @@
                 <w:szCs w:val="22"/>
                 <w:color w:val="000000"/>
               </w:rPr>
-              <w:t xml:space="preserve">Mälaren</w:t>
+              <w:t xml:space="preserve">Freshwater</w:t>
             </w:r>
           </w:p>
         </w:tc>
@@ -6604,7 +5018,7 @@
                 <w:szCs w:val="22"/>
                 <w:color w:val="000000"/>
               </w:rPr>
-              <w:t xml:space="preserve">700</w:t>
+              <w:t xml:space="preserve">5.7</w:t>
             </w:r>
           </w:p>
         </w:tc>
@@ -6648,7 +5062,51 @@
                 <w:szCs w:val="22"/>
                 <w:color w:val="000000"/>
               </w:rPr>
-              <w:t xml:space="preserve">740</w:t>
+              <w:t xml:space="preserve">0.1</w:t>
+            </w:r>
+          </w:p>
+        </w:tc>
+        <w:tc>
+          <w:tcPr>
+            <w:tcBorders>
+              <w:bottom w:val="none" w:sz="0" w:space="0" w:color="000000"/>
+              <w:top w:val="none" w:sz="0" w:space="0" w:color="000000"/>
+              <w:left w:val="none" w:sz="0" w:space="0" w:color="000000"/>
+              <w:right w:val="none" w:sz="0" w:space="0" w:color="000000"/>
+            </w:tcBorders>
+            <w:shd w:val="clear" w:color="auto" w:fill="FFFFFF"/>
+            <w:tcMar>
+              <w:top w:w="0" w:type="dxa"/>
+              <w:bottom w:w="0" w:type="dxa"/>
+              <w:left w:w="0" w:type="dxa"/>
+              <w:right w:w="0" w:type="dxa"/>
+            </w:tcMar>
+            <w:vAlign w:val="center"/>
+          </w:tcPr>
+          <w:p>
+            <w:pPr>
+              <w:pStyle w:val="Normal"/>
+              <w:jc w:val="right"/>
+              <w:pBdr>
+                <w:bottom w:val="none" w:sz="0" w:space="0" w:color="000000"/>
+                <w:top w:val="none" w:sz="0" w:space="0" w:color="000000"/>
+                <w:left w:val="none" w:sz="0" w:space="0" w:color="000000"/>
+                <w:right w:val="none" w:sz="0" w:space="0" w:color="000000"/>
+              </w:pBdr>
+              <w:spacing w:after="100" w:before="100" w:line="240"/>
+              <w:ind w:left="100" w:right="100" w:firstLine="0" w:firstLineChars="0"/>
+            </w:pPr>
+            <w:r>
+              <w:rPr>
+                <w:rFonts w:ascii="Arial" w:hAnsi="Arial" w:eastAsia="Arial" w:cs="Arial"/>
+                <w:i w:val="false"/>
+                <w:b w:val="false"/>
+                <w:u w:val="none"/>
+                <w:sz w:val="22"/>
+                <w:szCs w:val="22"/>
+                <w:color w:val="000000"/>
+              </w:rPr>
+              <w:t xml:space="preserve">70.6</w:t>
             </w:r>
           </w:p>
         </w:tc>
@@ -6692,139 +5150,7 @@
                 <w:szCs w:val="22"/>
                 <w:color w:val="000000"/>
               </w:rPr>
-              <w:t xml:space="preserve">Habitat shifter</w:t>
-            </w:r>
-          </w:p>
-        </w:tc>
-        <w:tc>
-          <w:tcPr>
-            <w:tcBorders>
-              <w:bottom w:val="none" w:sz="0" w:space="0" w:color="000000"/>
-              <w:top w:val="none" w:sz="0" w:space="0" w:color="000000"/>
-              <w:left w:val="none" w:sz="0" w:space="0" w:color="000000"/>
-              <w:right w:val="none" w:sz="0" w:space="0" w:color="000000"/>
-            </w:tcBorders>
-            <w:shd w:val="clear" w:color="auto" w:fill="FFFFFF"/>
-            <w:tcMar>
-              <w:top w:w="0" w:type="dxa"/>
-              <w:bottom w:w="0" w:type="dxa"/>
-              <w:left w:w="0" w:type="dxa"/>
-              <w:right w:w="0" w:type="dxa"/>
-            </w:tcMar>
-            <w:vAlign w:val="center"/>
-          </w:tcPr>
-          <w:p>
-            <w:pPr>
-              <w:pStyle w:val="Normal"/>
-              <w:jc w:val="left"/>
-              <w:pBdr>
-                <w:bottom w:val="none" w:sz="0" w:space="0" w:color="000000"/>
-                <w:top w:val="none" w:sz="0" w:space="0" w:color="000000"/>
-                <w:left w:val="none" w:sz="0" w:space="0" w:color="000000"/>
-                <w:right w:val="none" w:sz="0" w:space="0" w:color="000000"/>
-              </w:pBdr>
-              <w:spacing w:after="100" w:before="100" w:line="240"/>
-              <w:ind w:left="100" w:right="100" w:firstLine="0" w:firstLineChars="0"/>
-            </w:pPr>
-            <w:r>
-              <w:rPr>
-                <w:rFonts w:ascii="Arial" w:hAnsi="Arial" w:eastAsia="Arial" w:cs="Arial"/>
-                <w:i w:val="false"/>
-                <w:b w:val="false"/>
-                <w:u w:val="none"/>
-                <w:sz w:val="22"/>
-                <w:szCs w:val="22"/>
-                <w:color w:val="000000"/>
-              </w:rPr>
-              <w:t xml:space="preserve">Habitat shifter</w:t>
-            </w:r>
-          </w:p>
-        </w:tc>
-        <w:tc>
-          <w:tcPr>
-            <w:tcBorders>
-              <w:bottom w:val="none" w:sz="0" w:space="0" w:color="000000"/>
-              <w:top w:val="none" w:sz="0" w:space="0" w:color="000000"/>
-              <w:left w:val="none" w:sz="0" w:space="0" w:color="000000"/>
-              <w:right w:val="none" w:sz="0" w:space="0" w:color="000000"/>
-            </w:tcBorders>
-            <w:shd w:val="clear" w:color="auto" w:fill="FFFFFF"/>
-            <w:tcMar>
-              <w:top w:w="0" w:type="dxa"/>
-              <w:bottom w:w="0" w:type="dxa"/>
-              <w:left w:w="0" w:type="dxa"/>
-              <w:right w:w="0" w:type="dxa"/>
-            </w:tcMar>
-            <w:vAlign w:val="center"/>
-          </w:tcPr>
-          <w:p>
-            <w:pPr>
-              <w:pStyle w:val="Normal"/>
-              <w:jc w:val="right"/>
-              <w:pBdr>
-                <w:bottom w:val="none" w:sz="0" w:space="0" w:color="000000"/>
-                <w:top w:val="none" w:sz="0" w:space="0" w:color="000000"/>
-                <w:left w:val="none" w:sz="0" w:space="0" w:color="000000"/>
-                <w:right w:val="none" w:sz="0" w:space="0" w:color="000000"/>
-              </w:pBdr>
-              <w:spacing w:after="100" w:before="100" w:line="240"/>
-              <w:ind w:left="100" w:right="100" w:firstLine="0" w:firstLineChars="0"/>
-            </w:pPr>
-            <w:r>
-              <w:rPr>
-                <w:rFonts w:ascii="Arial" w:hAnsi="Arial" w:eastAsia="Arial" w:cs="Arial"/>
-                <w:i w:val="false"/>
-                <w:b w:val="false"/>
-                <w:u w:val="none"/>
-                <w:sz w:val="22"/>
-                <w:szCs w:val="22"/>
-                <w:color w:val="000000"/>
-              </w:rPr>
-              <w:t xml:space="preserve">1</w:t>
-            </w:r>
-          </w:p>
-        </w:tc>
-        <w:tc>
-          <w:tcPr>
-            <w:tcBorders>
-              <w:bottom w:val="none" w:sz="0" w:space="0" w:color="000000"/>
-              <w:top w:val="none" w:sz="0" w:space="0" w:color="000000"/>
-              <w:left w:val="none" w:sz="0" w:space="0" w:color="000000"/>
-              <w:right w:val="none" w:sz="0" w:space="0" w:color="000000"/>
-            </w:tcBorders>
-            <w:shd w:val="clear" w:color="auto" w:fill="FFFFFF"/>
-            <w:tcMar>
-              <w:top w:w="0" w:type="dxa"/>
-              <w:bottom w:w="0" w:type="dxa"/>
-              <w:left w:w="0" w:type="dxa"/>
-              <w:right w:w="0" w:type="dxa"/>
-            </w:tcMar>
-            <w:vAlign w:val="center"/>
-          </w:tcPr>
-          <w:p>
-            <w:pPr>
-              <w:pStyle w:val="Normal"/>
-              <w:jc w:val="right"/>
-              <w:pBdr>
-                <w:bottom w:val="none" w:sz="0" w:space="0" w:color="000000"/>
-                <w:top w:val="none" w:sz="0" w:space="0" w:color="000000"/>
-                <w:left w:val="none" w:sz="0" w:space="0" w:color="000000"/>
-                <w:right w:val="none" w:sz="0" w:space="0" w:color="000000"/>
-              </w:pBdr>
-              <w:spacing w:after="100" w:before="100" w:line="240"/>
-              <w:ind w:left="100" w:right="100" w:firstLine="0" w:firstLineChars="0"/>
-            </w:pPr>
-            <w:r>
-              <w:rPr>
-                <w:rFonts w:ascii="Arial" w:hAnsi="Arial" w:eastAsia="Arial" w:cs="Arial"/>
-                <w:i w:val="false"/>
-                <w:b w:val="false"/>
-                <w:u w:val="none"/>
-                <w:sz w:val="22"/>
-                <w:szCs w:val="22"/>
-                <w:color w:val="000000"/>
-              </w:rPr>
-              <w:t xml:space="preserve">1</w:t>
+              <w:t xml:space="preserve">LA-ICP-MS</w:t>
             </w:r>
           </w:p>
         </w:tc>
@@ -6874,7 +5200,7 @@
                 <w:szCs w:val="22"/>
                 <w:color w:val="000000"/>
               </w:rPr>
-              <w:t xml:space="preserve">31625</w:t>
+              <w:t xml:space="preserve">Coastal Skagerrak/Kattegat</w:t>
             </w:r>
           </w:p>
         </w:tc>
@@ -6918,7 +5244,7 @@
                 <w:szCs w:val="22"/>
                 <w:color w:val="000000"/>
               </w:rPr>
-              <w:t xml:space="preserve">Mälaren</w:t>
+              <w:t xml:space="preserve">Freshwater/Estuary</w:t>
             </w:r>
           </w:p>
         </w:tc>
@@ -6962,7 +5288,7 @@
                 <w:szCs w:val="22"/>
                 <w:color w:val="000000"/>
               </w:rPr>
-              <w:t xml:space="preserve">728</w:t>
+              <w:t xml:space="preserve">8.1</w:t>
             </w:r>
           </w:p>
         </w:tc>
@@ -7006,7 +5332,51 @@
                 <w:szCs w:val="22"/>
                 <w:color w:val="000000"/>
               </w:rPr>
-              <w:t xml:space="preserve">692</w:t>
+              <w:t xml:space="preserve">0.2</w:t>
+            </w:r>
+          </w:p>
+        </w:tc>
+        <w:tc>
+          <w:tcPr>
+            <w:tcBorders>
+              <w:bottom w:val="none" w:sz="0" w:space="0" w:color="000000"/>
+              <w:top w:val="none" w:sz="0" w:space="0" w:color="000000"/>
+              <w:left w:val="none" w:sz="0" w:space="0" w:color="000000"/>
+              <w:right w:val="none" w:sz="0" w:space="0" w:color="000000"/>
+            </w:tcBorders>
+            <w:shd w:val="clear" w:color="auto" w:fill="FFFFFF"/>
+            <w:tcMar>
+              <w:top w:w="0" w:type="dxa"/>
+              <w:bottom w:w="0" w:type="dxa"/>
+              <w:left w:w="0" w:type="dxa"/>
+              <w:right w:w="0" w:type="dxa"/>
+            </w:tcMar>
+            <w:vAlign w:val="center"/>
+          </w:tcPr>
+          <w:p>
+            <w:pPr>
+              <w:pStyle w:val="Normal"/>
+              <w:jc w:val="right"/>
+              <w:pBdr>
+                <w:bottom w:val="none" w:sz="0" w:space="0" w:color="000000"/>
+                <w:top w:val="none" w:sz="0" w:space="0" w:color="000000"/>
+                <w:left w:val="none" w:sz="0" w:space="0" w:color="000000"/>
+                <w:right w:val="none" w:sz="0" w:space="0" w:color="000000"/>
+              </w:pBdr>
+              <w:spacing w:after="100" w:before="100" w:line="240"/>
+              <w:ind w:left="100" w:right="100" w:firstLine="0" w:firstLineChars="0"/>
+            </w:pPr>
+            <w:r>
+              <w:rPr>
+                <w:rFonts w:ascii="Arial" w:hAnsi="Arial" w:eastAsia="Arial" w:cs="Arial"/>
+                <w:i w:val="false"/>
+                <w:b w:val="false"/>
+                <w:u w:val="none"/>
+                <w:sz w:val="22"/>
+                <w:szCs w:val="22"/>
+                <w:color w:val="000000"/>
+              </w:rPr>
+              <w:t xml:space="preserve">81.0</w:t>
             </w:r>
           </w:p>
         </w:tc>
@@ -7050,139 +5420,7 @@
                 <w:szCs w:val="22"/>
                 <w:color w:val="000000"/>
               </w:rPr>
-              <w:t xml:space="preserve">Habitat shifter</w:t>
-            </w:r>
-          </w:p>
-        </w:tc>
-        <w:tc>
-          <w:tcPr>
-            <w:tcBorders>
-              <w:bottom w:val="none" w:sz="0" w:space="0" w:color="000000"/>
-              <w:top w:val="none" w:sz="0" w:space="0" w:color="000000"/>
-              <w:left w:val="none" w:sz="0" w:space="0" w:color="000000"/>
-              <w:right w:val="none" w:sz="0" w:space="0" w:color="000000"/>
-            </w:tcBorders>
-            <w:shd w:val="clear" w:color="auto" w:fill="FFFFFF"/>
-            <w:tcMar>
-              <w:top w:w="0" w:type="dxa"/>
-              <w:bottom w:w="0" w:type="dxa"/>
-              <w:left w:w="0" w:type="dxa"/>
-              <w:right w:w="0" w:type="dxa"/>
-            </w:tcMar>
-            <w:vAlign w:val="center"/>
-          </w:tcPr>
-          <w:p>
-            <w:pPr>
-              <w:pStyle w:val="Normal"/>
-              <w:jc w:val="left"/>
-              <w:pBdr>
-                <w:bottom w:val="none" w:sz="0" w:space="0" w:color="000000"/>
-                <w:top w:val="none" w:sz="0" w:space="0" w:color="000000"/>
-                <w:left w:val="none" w:sz="0" w:space="0" w:color="000000"/>
-                <w:right w:val="none" w:sz="0" w:space="0" w:color="000000"/>
-              </w:pBdr>
-              <w:spacing w:after="100" w:before="100" w:line="240"/>
-              <w:ind w:left="100" w:right="100" w:firstLine="0" w:firstLineChars="0"/>
-            </w:pPr>
-            <w:r>
-              <w:rPr>
-                <w:rFonts w:ascii="Arial" w:hAnsi="Arial" w:eastAsia="Arial" w:cs="Arial"/>
-                <w:i w:val="false"/>
-                <w:b w:val="false"/>
-                <w:u w:val="none"/>
-                <w:sz w:val="22"/>
-                <w:szCs w:val="22"/>
-                <w:color w:val="000000"/>
-              </w:rPr>
-              <w:t xml:space="preserve">Habitat shifter</w:t>
-            </w:r>
-          </w:p>
-        </w:tc>
-        <w:tc>
-          <w:tcPr>
-            <w:tcBorders>
-              <w:bottom w:val="none" w:sz="0" w:space="0" w:color="000000"/>
-              <w:top w:val="none" w:sz="0" w:space="0" w:color="000000"/>
-              <w:left w:val="none" w:sz="0" w:space="0" w:color="000000"/>
-              <w:right w:val="none" w:sz="0" w:space="0" w:color="000000"/>
-            </w:tcBorders>
-            <w:shd w:val="clear" w:color="auto" w:fill="FFFFFF"/>
-            <w:tcMar>
-              <w:top w:w="0" w:type="dxa"/>
-              <w:bottom w:w="0" w:type="dxa"/>
-              <w:left w:w="0" w:type="dxa"/>
-              <w:right w:w="0" w:type="dxa"/>
-            </w:tcMar>
-            <w:vAlign w:val="center"/>
-          </w:tcPr>
-          <w:p>
-            <w:pPr>
-              <w:pStyle w:val="Normal"/>
-              <w:jc w:val="right"/>
-              <w:pBdr>
-                <w:bottom w:val="none" w:sz="0" w:space="0" w:color="000000"/>
-                <w:top w:val="none" w:sz="0" w:space="0" w:color="000000"/>
-                <w:left w:val="none" w:sz="0" w:space="0" w:color="000000"/>
-                <w:right w:val="none" w:sz="0" w:space="0" w:color="000000"/>
-              </w:pBdr>
-              <w:spacing w:after="100" w:before="100" w:line="240"/>
-              <w:ind w:left="100" w:right="100" w:firstLine="0" w:firstLineChars="0"/>
-            </w:pPr>
-            <w:r>
-              <w:rPr>
-                <w:rFonts w:ascii="Arial" w:hAnsi="Arial" w:eastAsia="Arial" w:cs="Arial"/>
-                <w:i w:val="false"/>
-                <w:b w:val="false"/>
-                <w:u w:val="none"/>
-                <w:sz w:val="22"/>
-                <w:szCs w:val="22"/>
-                <w:color w:val="000000"/>
-              </w:rPr>
-              <w:t xml:space="preserve">1</w:t>
-            </w:r>
-          </w:p>
-        </w:tc>
-        <w:tc>
-          <w:tcPr>
-            <w:tcBorders>
-              <w:bottom w:val="none" w:sz="0" w:space="0" w:color="000000"/>
-              <w:top w:val="none" w:sz="0" w:space="0" w:color="000000"/>
-              <w:left w:val="none" w:sz="0" w:space="0" w:color="000000"/>
-              <w:right w:val="none" w:sz="0" w:space="0" w:color="000000"/>
-            </w:tcBorders>
-            <w:shd w:val="clear" w:color="auto" w:fill="FFFFFF"/>
-            <w:tcMar>
-              <w:top w:w="0" w:type="dxa"/>
-              <w:bottom w:w="0" w:type="dxa"/>
-              <w:left w:w="0" w:type="dxa"/>
-              <w:right w:w="0" w:type="dxa"/>
-            </w:tcMar>
-            <w:vAlign w:val="center"/>
-          </w:tcPr>
-          <w:p>
-            <w:pPr>
-              <w:pStyle w:val="Normal"/>
-              <w:jc w:val="right"/>
-              <w:pBdr>
-                <w:bottom w:val="none" w:sz="0" w:space="0" w:color="000000"/>
-                <w:top w:val="none" w:sz="0" w:space="0" w:color="000000"/>
-                <w:left w:val="none" w:sz="0" w:space="0" w:color="000000"/>
-                <w:right w:val="none" w:sz="0" w:space="0" w:color="000000"/>
-              </w:pBdr>
-              <w:spacing w:after="100" w:before="100" w:line="240"/>
-              <w:ind w:left="100" w:right="100" w:firstLine="0" w:firstLineChars="0"/>
-            </w:pPr>
-            <w:r>
-              <w:rPr>
-                <w:rFonts w:ascii="Arial" w:hAnsi="Arial" w:eastAsia="Arial" w:cs="Arial"/>
-                <w:i w:val="false"/>
-                <w:b w:val="false"/>
-                <w:u w:val="none"/>
-                <w:sz w:val="22"/>
-                <w:szCs w:val="22"/>
-                <w:color w:val="000000"/>
-              </w:rPr>
-              <w:t xml:space="preserve">3</w:t>
+              <w:t xml:space="preserve">LA-ICP-MS</w:t>
             </w:r>
           </w:p>
         </w:tc>
@@ -7232,7 +5470,7 @@
                 <w:szCs w:val="22"/>
                 <w:color w:val="000000"/>
               </w:rPr>
-              <w:t xml:space="preserve">31627</w:t>
+              <w:t xml:space="preserve">Coastal Skagerrak/Kattegat</w:t>
             </w:r>
           </w:p>
         </w:tc>
@@ -7276,7 +5514,7 @@
                 <w:szCs w:val="22"/>
                 <w:color w:val="000000"/>
               </w:rPr>
-              <w:t xml:space="preserve">Mälaren</w:t>
+              <w:t xml:space="preserve">Habitat shifter</w:t>
             </w:r>
           </w:p>
         </w:tc>
@@ -7320,7 +5558,7 @@
                 <w:szCs w:val="22"/>
                 <w:color w:val="000000"/>
               </w:rPr>
-              <w:t xml:space="preserve">733</w:t>
+              <w:t xml:space="preserve">6.9</w:t>
             </w:r>
           </w:p>
         </w:tc>
@@ -7364,7 +5602,51 @@
                 <w:szCs w:val="22"/>
                 <w:color w:val="000000"/>
               </w:rPr>
-              <w:t xml:space="preserve">813</w:t>
+              <w:t xml:space="preserve">0.3</w:t>
+            </w:r>
+          </w:p>
+        </w:tc>
+        <w:tc>
+          <w:tcPr>
+            <w:tcBorders>
+              <w:bottom w:val="none" w:sz="0" w:space="0" w:color="000000"/>
+              <w:top w:val="none" w:sz="0" w:space="0" w:color="000000"/>
+              <w:left w:val="none" w:sz="0" w:space="0" w:color="000000"/>
+              <w:right w:val="none" w:sz="0" w:space="0" w:color="000000"/>
+            </w:tcBorders>
+            <w:shd w:val="clear" w:color="auto" w:fill="FFFFFF"/>
+            <w:tcMar>
+              <w:top w:w="0" w:type="dxa"/>
+              <w:bottom w:w="0" w:type="dxa"/>
+              <w:left w:w="0" w:type="dxa"/>
+              <w:right w:w="0" w:type="dxa"/>
+            </w:tcMar>
+            <w:vAlign w:val="center"/>
+          </w:tcPr>
+          <w:p>
+            <w:pPr>
+              <w:pStyle w:val="Normal"/>
+              <w:jc w:val="right"/>
+              <w:pBdr>
+                <w:bottom w:val="none" w:sz="0" w:space="0" w:color="000000"/>
+                <w:top w:val="none" w:sz="0" w:space="0" w:color="000000"/>
+                <w:left w:val="none" w:sz="0" w:space="0" w:color="000000"/>
+                <w:right w:val="none" w:sz="0" w:space="0" w:color="000000"/>
+              </w:pBdr>
+              <w:spacing w:after="100" w:before="100" w:line="240"/>
+              <w:ind w:left="100" w:right="100" w:firstLine="0" w:firstLineChars="0"/>
+            </w:pPr>
+            <w:r>
+              <w:rPr>
+                <w:rFonts w:ascii="Arial" w:hAnsi="Arial" w:eastAsia="Arial" w:cs="Arial"/>
+                <w:i w:val="false"/>
+                <w:b w:val="false"/>
+                <w:u w:val="none"/>
+                <w:sz w:val="22"/>
+                <w:szCs w:val="22"/>
+                <w:color w:val="000000"/>
+              </w:rPr>
+              <w:t xml:space="preserve">70.3</w:t>
             </w:r>
           </w:p>
         </w:tc>
@@ -7408,139 +5690,7 @@
                 <w:szCs w:val="22"/>
                 <w:color w:val="000000"/>
               </w:rPr>
-              <w:t xml:space="preserve">Habitat shifter</w:t>
-            </w:r>
-          </w:p>
-        </w:tc>
-        <w:tc>
-          <w:tcPr>
-            <w:tcBorders>
-              <w:bottom w:val="none" w:sz="0" w:space="0" w:color="000000"/>
-              <w:top w:val="none" w:sz="0" w:space="0" w:color="000000"/>
-              <w:left w:val="none" w:sz="0" w:space="0" w:color="000000"/>
-              <w:right w:val="none" w:sz="0" w:space="0" w:color="000000"/>
-            </w:tcBorders>
-            <w:shd w:val="clear" w:color="auto" w:fill="FFFFFF"/>
-            <w:tcMar>
-              <w:top w:w="0" w:type="dxa"/>
-              <w:bottom w:w="0" w:type="dxa"/>
-              <w:left w:w="0" w:type="dxa"/>
-              <w:right w:w="0" w:type="dxa"/>
-            </w:tcMar>
-            <w:vAlign w:val="center"/>
-          </w:tcPr>
-          <w:p>
-            <w:pPr>
-              <w:pStyle w:val="Normal"/>
-              <w:jc w:val="left"/>
-              <w:pBdr>
-                <w:bottom w:val="none" w:sz="0" w:space="0" w:color="000000"/>
-                <w:top w:val="none" w:sz="0" w:space="0" w:color="000000"/>
-                <w:left w:val="none" w:sz="0" w:space="0" w:color="000000"/>
-                <w:right w:val="none" w:sz="0" w:space="0" w:color="000000"/>
-              </w:pBdr>
-              <w:spacing w:after="100" w:before="100" w:line="240"/>
-              <w:ind w:left="100" w:right="100" w:firstLine="0" w:firstLineChars="0"/>
-            </w:pPr>
-            <w:r>
-              <w:rPr>
-                <w:rFonts w:ascii="Arial" w:hAnsi="Arial" w:eastAsia="Arial" w:cs="Arial"/>
-                <w:i w:val="false"/>
-                <w:b w:val="false"/>
-                <w:u w:val="none"/>
-                <w:sz w:val="22"/>
-                <w:szCs w:val="22"/>
-                <w:color w:val="000000"/>
-              </w:rPr>
-              <w:t xml:space="preserve">Habitat shifter</w:t>
-            </w:r>
-          </w:p>
-        </w:tc>
-        <w:tc>
-          <w:tcPr>
-            <w:tcBorders>
-              <w:bottom w:val="none" w:sz="0" w:space="0" w:color="000000"/>
-              <w:top w:val="none" w:sz="0" w:space="0" w:color="000000"/>
-              <w:left w:val="none" w:sz="0" w:space="0" w:color="000000"/>
-              <w:right w:val="none" w:sz="0" w:space="0" w:color="000000"/>
-            </w:tcBorders>
-            <w:shd w:val="clear" w:color="auto" w:fill="FFFFFF"/>
-            <w:tcMar>
-              <w:top w:w="0" w:type="dxa"/>
-              <w:bottom w:w="0" w:type="dxa"/>
-              <w:left w:w="0" w:type="dxa"/>
-              <w:right w:w="0" w:type="dxa"/>
-            </w:tcMar>
-            <w:vAlign w:val="center"/>
-          </w:tcPr>
-          <w:p>
-            <w:pPr>
-              <w:pStyle w:val="Normal"/>
-              <w:jc w:val="right"/>
-              <w:pBdr>
-                <w:bottom w:val="none" w:sz="0" w:space="0" w:color="000000"/>
-                <w:top w:val="none" w:sz="0" w:space="0" w:color="000000"/>
-                <w:left w:val="none" w:sz="0" w:space="0" w:color="000000"/>
-                <w:right w:val="none" w:sz="0" w:space="0" w:color="000000"/>
-              </w:pBdr>
-              <w:spacing w:after="100" w:before="100" w:line="240"/>
-              <w:ind w:left="100" w:right="100" w:firstLine="0" w:firstLineChars="0"/>
-            </w:pPr>
-            <w:r>
-              <w:rPr>
-                <w:rFonts w:ascii="Arial" w:hAnsi="Arial" w:eastAsia="Arial" w:cs="Arial"/>
-                <w:i w:val="false"/>
-                <w:b w:val="false"/>
-                <w:u w:val="none"/>
-                <w:sz w:val="22"/>
-                <w:szCs w:val="22"/>
-                <w:color w:val="000000"/>
-              </w:rPr>
-              <w:t xml:space="preserve">1</w:t>
-            </w:r>
-          </w:p>
-        </w:tc>
-        <w:tc>
-          <w:tcPr>
-            <w:tcBorders>
-              <w:bottom w:val="none" w:sz="0" w:space="0" w:color="000000"/>
-              <w:top w:val="none" w:sz="0" w:space="0" w:color="000000"/>
-              <w:left w:val="none" w:sz="0" w:space="0" w:color="000000"/>
-              <w:right w:val="none" w:sz="0" w:space="0" w:color="000000"/>
-            </w:tcBorders>
-            <w:shd w:val="clear" w:color="auto" w:fill="FFFFFF"/>
-            <w:tcMar>
-              <w:top w:w="0" w:type="dxa"/>
-              <w:bottom w:w="0" w:type="dxa"/>
-              <w:left w:w="0" w:type="dxa"/>
-              <w:right w:w="0" w:type="dxa"/>
-            </w:tcMar>
-            <w:vAlign w:val="center"/>
-          </w:tcPr>
-          <w:p>
-            <w:pPr>
-              <w:pStyle w:val="Normal"/>
-              <w:jc w:val="right"/>
-              <w:pBdr>
-                <w:bottom w:val="none" w:sz="0" w:space="0" w:color="000000"/>
-                <w:top w:val="none" w:sz="0" w:space="0" w:color="000000"/>
-                <w:left w:val="none" w:sz="0" w:space="0" w:color="000000"/>
-                <w:right w:val="none" w:sz="0" w:space="0" w:color="000000"/>
-              </w:pBdr>
-              <w:spacing w:after="100" w:before="100" w:line="240"/>
-              <w:ind w:left="100" w:right="100" w:firstLine="0" w:firstLineChars="0"/>
-            </w:pPr>
-            <w:r>
-              <w:rPr>
-                <w:rFonts w:ascii="Arial" w:hAnsi="Arial" w:eastAsia="Arial" w:cs="Arial"/>
-                <w:i w:val="false"/>
-                <w:b w:val="false"/>
-                <w:u w:val="none"/>
-                <w:sz w:val="22"/>
-                <w:szCs w:val="22"/>
-                <w:color w:val="000000"/>
-              </w:rPr>
-              <w:t xml:space="preserve">9</w:t>
+              <w:t xml:space="preserve">LA-ICP-MS</w:t>
             </w:r>
           </w:p>
         </w:tc>
@@ -7590,7 +5740,7 @@
                 <w:szCs w:val="22"/>
                 <w:color w:val="000000"/>
               </w:rPr>
-              <w:t xml:space="preserve">33916</w:t>
+              <w:t xml:space="preserve">Freshwater Baltic Sea</w:t>
             </w:r>
           </w:p>
         </w:tc>
@@ -7634,7 +5784,7 @@
                 <w:szCs w:val="22"/>
                 <w:color w:val="000000"/>
               </w:rPr>
-              <w:t xml:space="preserve">Mälaren</w:t>
+              <w:t xml:space="preserve">Coastal</w:t>
             </w:r>
           </w:p>
         </w:tc>
@@ -7678,7 +5828,7 @@
                 <w:szCs w:val="22"/>
                 <w:color w:val="000000"/>
               </w:rPr>
-              <w:t xml:space="preserve">765</w:t>
+              <w:t xml:space="preserve">26.0</w:t>
             </w:r>
           </w:p>
         </w:tc>
@@ -7722,7 +5872,51 @@
                 <w:szCs w:val="22"/>
                 <w:color w:val="000000"/>
               </w:rPr>
-              <w:t xml:space="preserve">1,012</w:t>
+              <w:t xml:space="preserve">7.5</w:t>
+            </w:r>
+          </w:p>
+        </w:tc>
+        <w:tc>
+          <w:tcPr>
+            <w:tcBorders>
+              <w:bottom w:val="none" w:sz="0" w:space="0" w:color="000000"/>
+              <w:top w:val="none" w:sz="0" w:space="0" w:color="000000"/>
+              <w:left w:val="none" w:sz="0" w:space="0" w:color="000000"/>
+              <w:right w:val="none" w:sz="0" w:space="0" w:color="000000"/>
+            </w:tcBorders>
+            <w:shd w:val="clear" w:color="auto" w:fill="FFFFFF"/>
+            <w:tcMar>
+              <w:top w:w="0" w:type="dxa"/>
+              <w:bottom w:w="0" w:type="dxa"/>
+              <w:left w:w="0" w:type="dxa"/>
+              <w:right w:w="0" w:type="dxa"/>
+            </w:tcMar>
+            <w:vAlign w:val="center"/>
+          </w:tcPr>
+          <w:p>
+            <w:pPr>
+              <w:pStyle w:val="Normal"/>
+              <w:jc w:val="right"/>
+              <w:pBdr>
+                <w:bottom w:val="none" w:sz="0" w:space="0" w:color="000000"/>
+                <w:top w:val="none" w:sz="0" w:space="0" w:color="000000"/>
+                <w:left w:val="none" w:sz="0" w:space="0" w:color="000000"/>
+                <w:right w:val="none" w:sz="0" w:space="0" w:color="000000"/>
+              </w:pBdr>
+              <w:spacing w:after="100" w:before="100" w:line="240"/>
+              <w:ind w:left="100" w:right="100" w:firstLine="0" w:firstLineChars="0"/>
+            </w:pPr>
+            <w:r>
+              <w:rPr>
+                <w:rFonts w:ascii="Arial" w:hAnsi="Arial" w:eastAsia="Arial" w:cs="Arial"/>
+                <w:i w:val="false"/>
+                <w:b w:val="false"/>
+                <w:u w:val="none"/>
+                <w:sz w:val="22"/>
+                <w:szCs w:val="22"/>
+                <w:color w:val="000000"/>
+              </w:rPr>
+              <w:t xml:space="preserve">57.0</w:t>
             </w:r>
           </w:p>
         </w:tc>
@@ -7766,139 +5960,7 @@
                 <w:szCs w:val="22"/>
                 <w:color w:val="000000"/>
               </w:rPr>
-              <w:t xml:space="preserve">Habitat shifter</w:t>
-            </w:r>
-          </w:p>
-        </w:tc>
-        <w:tc>
-          <w:tcPr>
-            <w:tcBorders>
-              <w:bottom w:val="none" w:sz="0" w:space="0" w:color="000000"/>
-              <w:top w:val="none" w:sz="0" w:space="0" w:color="000000"/>
-              <w:left w:val="none" w:sz="0" w:space="0" w:color="000000"/>
-              <w:right w:val="none" w:sz="0" w:space="0" w:color="000000"/>
-            </w:tcBorders>
-            <w:shd w:val="clear" w:color="auto" w:fill="FFFFFF"/>
-            <w:tcMar>
-              <w:top w:w="0" w:type="dxa"/>
-              <w:bottom w:w="0" w:type="dxa"/>
-              <w:left w:w="0" w:type="dxa"/>
-              <w:right w:w="0" w:type="dxa"/>
-            </w:tcMar>
-            <w:vAlign w:val="center"/>
-          </w:tcPr>
-          <w:p>
-            <w:pPr>
-              <w:pStyle w:val="Normal"/>
-              <w:jc w:val="left"/>
-              <w:pBdr>
-                <w:bottom w:val="none" w:sz="0" w:space="0" w:color="000000"/>
-                <w:top w:val="none" w:sz="0" w:space="0" w:color="000000"/>
-                <w:left w:val="none" w:sz="0" w:space="0" w:color="000000"/>
-                <w:right w:val="none" w:sz="0" w:space="0" w:color="000000"/>
-              </w:pBdr>
-              <w:spacing w:after="100" w:before="100" w:line="240"/>
-              <w:ind w:left="100" w:right="100" w:firstLine="0" w:firstLineChars="0"/>
-            </w:pPr>
-            <w:r>
-              <w:rPr>
-                <w:rFonts w:ascii="Arial" w:hAnsi="Arial" w:eastAsia="Arial" w:cs="Arial"/>
-                <w:i w:val="false"/>
-                <w:b w:val="false"/>
-                <w:u w:val="none"/>
-                <w:sz w:val="22"/>
-                <w:szCs w:val="22"/>
-                <w:color w:val="000000"/>
-              </w:rPr>
-              <w:t xml:space="preserve">Habitat shifter</w:t>
-            </w:r>
-          </w:p>
-        </w:tc>
-        <w:tc>
-          <w:tcPr>
-            <w:tcBorders>
-              <w:bottom w:val="none" w:sz="0" w:space="0" w:color="000000"/>
-              <w:top w:val="none" w:sz="0" w:space="0" w:color="000000"/>
-              <w:left w:val="none" w:sz="0" w:space="0" w:color="000000"/>
-              <w:right w:val="none" w:sz="0" w:space="0" w:color="000000"/>
-            </w:tcBorders>
-            <w:shd w:val="clear" w:color="auto" w:fill="FFFFFF"/>
-            <w:tcMar>
-              <w:top w:w="0" w:type="dxa"/>
-              <w:bottom w:w="0" w:type="dxa"/>
-              <w:left w:w="0" w:type="dxa"/>
-              <w:right w:w="0" w:type="dxa"/>
-            </w:tcMar>
-            <w:vAlign w:val="center"/>
-          </w:tcPr>
-          <w:p>
-            <w:pPr>
-              <w:pStyle w:val="Normal"/>
-              <w:jc w:val="right"/>
-              <w:pBdr>
-                <w:bottom w:val="none" w:sz="0" w:space="0" w:color="000000"/>
-                <w:top w:val="none" w:sz="0" w:space="0" w:color="000000"/>
-                <w:left w:val="none" w:sz="0" w:space="0" w:color="000000"/>
-                <w:right w:val="none" w:sz="0" w:space="0" w:color="000000"/>
-              </w:pBdr>
-              <w:spacing w:after="100" w:before="100" w:line="240"/>
-              <w:ind w:left="100" w:right="100" w:firstLine="0" w:firstLineChars="0"/>
-            </w:pPr>
-            <w:r>
-              <w:rPr>
-                <w:rFonts w:ascii="Arial" w:hAnsi="Arial" w:eastAsia="Arial" w:cs="Arial"/>
-                <w:i w:val="false"/>
-                <w:b w:val="false"/>
-                <w:u w:val="none"/>
-                <w:sz w:val="22"/>
-                <w:szCs w:val="22"/>
-                <w:color w:val="000000"/>
-              </w:rPr>
-              <w:t xml:space="preserve">1</w:t>
-            </w:r>
-          </w:p>
-        </w:tc>
-        <w:tc>
-          <w:tcPr>
-            <w:tcBorders>
-              <w:bottom w:val="none" w:sz="0" w:space="0" w:color="000000"/>
-              <w:top w:val="none" w:sz="0" w:space="0" w:color="000000"/>
-              <w:left w:val="none" w:sz="0" w:space="0" w:color="000000"/>
-              <w:right w:val="none" w:sz="0" w:space="0" w:color="000000"/>
-            </w:tcBorders>
-            <w:shd w:val="clear" w:color="auto" w:fill="FFFFFF"/>
-            <w:tcMar>
-              <w:top w:w="0" w:type="dxa"/>
-              <w:bottom w:w="0" w:type="dxa"/>
-              <w:left w:w="0" w:type="dxa"/>
-              <w:right w:w="0" w:type="dxa"/>
-            </w:tcMar>
-            <w:vAlign w:val="center"/>
-          </w:tcPr>
-          <w:p>
-            <w:pPr>
-              <w:pStyle w:val="Normal"/>
-              <w:jc w:val="right"/>
-              <w:pBdr>
-                <w:bottom w:val="none" w:sz="0" w:space="0" w:color="000000"/>
-                <w:top w:val="none" w:sz="0" w:space="0" w:color="000000"/>
-                <w:left w:val="none" w:sz="0" w:space="0" w:color="000000"/>
-                <w:right w:val="none" w:sz="0" w:space="0" w:color="000000"/>
-              </w:pBdr>
-              <w:spacing w:after="100" w:before="100" w:line="240"/>
-              <w:ind w:left="100" w:right="100" w:firstLine="0" w:firstLineChars="0"/>
-            </w:pPr>
-            <w:r>
-              <w:rPr>
-                <w:rFonts w:ascii="Arial" w:hAnsi="Arial" w:eastAsia="Arial" w:cs="Arial"/>
-                <w:i w:val="false"/>
-                <w:b w:val="false"/>
-                <w:u w:val="none"/>
-                <w:sz w:val="22"/>
-                <w:szCs w:val="22"/>
-                <w:color w:val="000000"/>
-              </w:rPr>
-              <w:t xml:space="preserve">7</w:t>
+              <w:t xml:space="preserve">LA-ICP-MS</w:t>
             </w:r>
           </w:p>
         </w:tc>
@@ -7948,7 +6010,7 @@
                 <w:szCs w:val="22"/>
                 <w:color w:val="000000"/>
               </w:rPr>
-              <w:t xml:space="preserve">33917</w:t>
+              <w:t xml:space="preserve">Freshwater Baltic Sea</w:t>
             </w:r>
           </w:p>
         </w:tc>
@@ -7992,7 +6054,7 @@
                 <w:szCs w:val="22"/>
                 <w:color w:val="000000"/>
               </w:rPr>
-              <w:t xml:space="preserve">Mälaren</w:t>
+              <w:t xml:space="preserve">Freshwater</w:t>
             </w:r>
           </w:p>
         </w:tc>
@@ -8036,7 +6098,7 @@
                 <w:szCs w:val="22"/>
                 <w:color w:val="000000"/>
               </w:rPr>
-              <w:t xml:space="preserve">844</w:t>
+              <w:t xml:space="preserve">3.3</w:t>
             </w:r>
           </w:p>
         </w:tc>
@@ -8080,7 +6142,51 @@
                 <w:szCs w:val="22"/>
                 <w:color w:val="000000"/>
               </w:rPr>
-              <w:t xml:space="preserve">1,134</w:t>
+              <w:t xml:space="preserve">0.1</w:t>
+            </w:r>
+          </w:p>
+        </w:tc>
+        <w:tc>
+          <w:tcPr>
+            <w:tcBorders>
+              <w:bottom w:val="none" w:sz="0" w:space="0" w:color="000000"/>
+              <w:top w:val="none" w:sz="0" w:space="0" w:color="000000"/>
+              <w:left w:val="none" w:sz="0" w:space="0" w:color="000000"/>
+              <w:right w:val="none" w:sz="0" w:space="0" w:color="000000"/>
+            </w:tcBorders>
+            <w:shd w:val="clear" w:color="auto" w:fill="FFFFFF"/>
+            <w:tcMar>
+              <w:top w:w="0" w:type="dxa"/>
+              <w:bottom w:w="0" w:type="dxa"/>
+              <w:left w:w="0" w:type="dxa"/>
+              <w:right w:w="0" w:type="dxa"/>
+            </w:tcMar>
+            <w:vAlign w:val="center"/>
+          </w:tcPr>
+          <w:p>
+            <w:pPr>
+              <w:pStyle w:val="Normal"/>
+              <w:jc w:val="right"/>
+              <w:pBdr>
+                <w:bottom w:val="none" w:sz="0" w:space="0" w:color="000000"/>
+                <w:top w:val="none" w:sz="0" w:space="0" w:color="000000"/>
+                <w:left w:val="none" w:sz="0" w:space="0" w:color="000000"/>
+                <w:right w:val="none" w:sz="0" w:space="0" w:color="000000"/>
+              </w:pBdr>
+              <w:spacing w:after="100" w:before="100" w:line="240"/>
+              <w:ind w:left="100" w:right="100" w:firstLine="0" w:firstLineChars="0"/>
+            </w:pPr>
+            <w:r>
+              <w:rPr>
+                <w:rFonts w:ascii="Arial" w:hAnsi="Arial" w:eastAsia="Arial" w:cs="Arial"/>
+                <w:i w:val="false"/>
+                <w:b w:val="false"/>
+                <w:u w:val="none"/>
+                <w:sz w:val="22"/>
+                <w:szCs w:val="22"/>
+                <w:color w:val="000000"/>
+              </w:rPr>
+              <w:t xml:space="preserve">27.4</w:t>
             </w:r>
           </w:p>
         </w:tc>
@@ -8124,139 +6230,7 @@
                 <w:szCs w:val="22"/>
                 <w:color w:val="000000"/>
               </w:rPr>
-              <w:t xml:space="preserve">Habitat shifter</w:t>
-            </w:r>
-          </w:p>
-        </w:tc>
-        <w:tc>
-          <w:tcPr>
-            <w:tcBorders>
-              <w:bottom w:val="none" w:sz="0" w:space="0" w:color="000000"/>
-              <w:top w:val="none" w:sz="0" w:space="0" w:color="000000"/>
-              <w:left w:val="none" w:sz="0" w:space="0" w:color="000000"/>
-              <w:right w:val="none" w:sz="0" w:space="0" w:color="000000"/>
-            </w:tcBorders>
-            <w:shd w:val="clear" w:color="auto" w:fill="FFFFFF"/>
-            <w:tcMar>
-              <w:top w:w="0" w:type="dxa"/>
-              <w:bottom w:w="0" w:type="dxa"/>
-              <w:left w:w="0" w:type="dxa"/>
-              <w:right w:w="0" w:type="dxa"/>
-            </w:tcMar>
-            <w:vAlign w:val="center"/>
-          </w:tcPr>
-          <w:p>
-            <w:pPr>
-              <w:pStyle w:val="Normal"/>
-              <w:jc w:val="left"/>
-              <w:pBdr>
-                <w:bottom w:val="none" w:sz="0" w:space="0" w:color="000000"/>
-                <w:top w:val="none" w:sz="0" w:space="0" w:color="000000"/>
-                <w:left w:val="none" w:sz="0" w:space="0" w:color="000000"/>
-                <w:right w:val="none" w:sz="0" w:space="0" w:color="000000"/>
-              </w:pBdr>
-              <w:spacing w:after="100" w:before="100" w:line="240"/>
-              <w:ind w:left="100" w:right="100" w:firstLine="0" w:firstLineChars="0"/>
-            </w:pPr>
-            <w:r>
-              <w:rPr>
-                <w:rFonts w:ascii="Arial" w:hAnsi="Arial" w:eastAsia="Arial" w:cs="Arial"/>
-                <w:i w:val="false"/>
-                <w:b w:val="false"/>
-                <w:u w:val="none"/>
-                <w:sz w:val="22"/>
-                <w:szCs w:val="22"/>
-                <w:color w:val="000000"/>
-              </w:rPr>
-              <w:t xml:space="preserve">Habitat shifter</w:t>
-            </w:r>
-          </w:p>
-        </w:tc>
-        <w:tc>
-          <w:tcPr>
-            <w:tcBorders>
-              <w:bottom w:val="none" w:sz="0" w:space="0" w:color="000000"/>
-              <w:top w:val="none" w:sz="0" w:space="0" w:color="000000"/>
-              <w:left w:val="none" w:sz="0" w:space="0" w:color="000000"/>
-              <w:right w:val="none" w:sz="0" w:space="0" w:color="000000"/>
-            </w:tcBorders>
-            <w:shd w:val="clear" w:color="auto" w:fill="FFFFFF"/>
-            <w:tcMar>
-              <w:top w:w="0" w:type="dxa"/>
-              <w:bottom w:w="0" w:type="dxa"/>
-              <w:left w:w="0" w:type="dxa"/>
-              <w:right w:w="0" w:type="dxa"/>
-            </w:tcMar>
-            <w:vAlign w:val="center"/>
-          </w:tcPr>
-          <w:p>
-            <w:pPr>
-              <w:pStyle w:val="Normal"/>
-              <w:jc w:val="right"/>
-              <w:pBdr>
-                <w:bottom w:val="none" w:sz="0" w:space="0" w:color="000000"/>
-                <w:top w:val="none" w:sz="0" w:space="0" w:color="000000"/>
-                <w:left w:val="none" w:sz="0" w:space="0" w:color="000000"/>
-                <w:right w:val="none" w:sz="0" w:space="0" w:color="000000"/>
-              </w:pBdr>
-              <w:spacing w:after="100" w:before="100" w:line="240"/>
-              <w:ind w:left="100" w:right="100" w:firstLine="0" w:firstLineChars="0"/>
-            </w:pPr>
-            <w:r>
-              <w:rPr>
-                <w:rFonts w:ascii="Arial" w:hAnsi="Arial" w:eastAsia="Arial" w:cs="Arial"/>
-                <w:i w:val="false"/>
-                <w:b w:val="false"/>
-                <w:u w:val="none"/>
-                <w:sz w:val="22"/>
-                <w:szCs w:val="22"/>
-                <w:color w:val="000000"/>
-              </w:rPr>
-              <w:t xml:space="preserve">1</w:t>
-            </w:r>
-          </w:p>
-        </w:tc>
-        <w:tc>
-          <w:tcPr>
-            <w:tcBorders>
-              <w:bottom w:val="none" w:sz="0" w:space="0" w:color="000000"/>
-              <w:top w:val="none" w:sz="0" w:space="0" w:color="000000"/>
-              <w:left w:val="none" w:sz="0" w:space="0" w:color="000000"/>
-              <w:right w:val="none" w:sz="0" w:space="0" w:color="000000"/>
-            </w:tcBorders>
-            <w:shd w:val="clear" w:color="auto" w:fill="FFFFFF"/>
-            <w:tcMar>
-              <w:top w:w="0" w:type="dxa"/>
-              <w:bottom w:w="0" w:type="dxa"/>
-              <w:left w:w="0" w:type="dxa"/>
-              <w:right w:w="0" w:type="dxa"/>
-            </w:tcMar>
-            <w:vAlign w:val="center"/>
-          </w:tcPr>
-          <w:p>
-            <w:pPr>
-              <w:pStyle w:val="Normal"/>
-              <w:jc w:val="right"/>
-              <w:pBdr>
-                <w:bottom w:val="none" w:sz="0" w:space="0" w:color="000000"/>
-                <w:top w:val="none" w:sz="0" w:space="0" w:color="000000"/>
-                <w:left w:val="none" w:sz="0" w:space="0" w:color="000000"/>
-                <w:right w:val="none" w:sz="0" w:space="0" w:color="000000"/>
-              </w:pBdr>
-              <w:spacing w:after="100" w:before="100" w:line="240"/>
-              <w:ind w:left="100" w:right="100" w:firstLine="0" w:firstLineChars="0"/>
-            </w:pPr>
-            <w:r>
-              <w:rPr>
-                <w:rFonts w:ascii="Arial" w:hAnsi="Arial" w:eastAsia="Arial" w:cs="Arial"/>
-                <w:i w:val="false"/>
-                <w:b w:val="false"/>
-                <w:u w:val="none"/>
-                <w:sz w:val="22"/>
-                <w:szCs w:val="22"/>
-                <w:color w:val="000000"/>
-              </w:rPr>
-              <w:t xml:space="preserve">7</w:t>
+              <w:t xml:space="preserve">LA-ICP-MS</w:t>
             </w:r>
           </w:p>
         </w:tc>
@@ -8306,7 +6280,7 @@
                 <w:szCs w:val="22"/>
                 <w:color w:val="000000"/>
               </w:rPr>
-              <w:t xml:space="preserve">33919</w:t>
+              <w:t xml:space="preserve">Freshwater Baltic Sea</w:t>
             </w:r>
           </w:p>
         </w:tc>
@@ -8350,7 +6324,7 @@
                 <w:szCs w:val="22"/>
                 <w:color w:val="000000"/>
               </w:rPr>
-              <w:t xml:space="preserve">Mälaren</w:t>
+              <w:t xml:space="preserve">Freshwater/Estuary</w:t>
             </w:r>
           </w:p>
         </w:tc>
@@ -8394,7 +6368,7 @@
                 <w:szCs w:val="22"/>
                 <w:color w:val="000000"/>
               </w:rPr>
-              <w:t xml:space="preserve">894</w:t>
+              <w:t xml:space="preserve">12.6</w:t>
             </w:r>
           </w:p>
         </w:tc>
@@ -8438,7 +6412,51 @@
                 <w:szCs w:val="22"/>
                 <w:color w:val="000000"/>
               </w:rPr>
-              <w:t xml:space="preserve">1,464</w:t>
+              <w:t xml:space="preserve">1.3</w:t>
+            </w:r>
+          </w:p>
+        </w:tc>
+        <w:tc>
+          <w:tcPr>
+            <w:tcBorders>
+              <w:bottom w:val="none" w:sz="0" w:space="0" w:color="000000"/>
+              <w:top w:val="none" w:sz="0" w:space="0" w:color="000000"/>
+              <w:left w:val="none" w:sz="0" w:space="0" w:color="000000"/>
+              <w:right w:val="none" w:sz="0" w:space="0" w:color="000000"/>
+            </w:tcBorders>
+            <w:shd w:val="clear" w:color="auto" w:fill="FFFFFF"/>
+            <w:tcMar>
+              <w:top w:w="0" w:type="dxa"/>
+              <w:bottom w:w="0" w:type="dxa"/>
+              <w:left w:w="0" w:type="dxa"/>
+              <w:right w:w="0" w:type="dxa"/>
+            </w:tcMar>
+            <w:vAlign w:val="center"/>
+          </w:tcPr>
+          <w:p>
+            <w:pPr>
+              <w:pStyle w:val="Normal"/>
+              <w:jc w:val="right"/>
+              <w:pBdr>
+                <w:bottom w:val="none" w:sz="0" w:space="0" w:color="000000"/>
+                <w:top w:val="none" w:sz="0" w:space="0" w:color="000000"/>
+                <w:left w:val="none" w:sz="0" w:space="0" w:color="000000"/>
+                <w:right w:val="none" w:sz="0" w:space="0" w:color="000000"/>
+              </w:pBdr>
+              <w:spacing w:after="100" w:before="100" w:line="240"/>
+              <w:ind w:left="100" w:right="100" w:firstLine="0" w:firstLineChars="0"/>
+            </w:pPr>
+            <w:r>
+              <w:rPr>
+                <w:rFonts w:ascii="Arial" w:hAnsi="Arial" w:eastAsia="Arial" w:cs="Arial"/>
+                <w:i w:val="false"/>
+                <w:b w:val="false"/>
+                <w:u w:val="none"/>
+                <w:sz w:val="22"/>
+                <w:szCs w:val="22"/>
+                <w:color w:val="000000"/>
+              </w:rPr>
+              <w:t xml:space="preserve">60.3</w:t>
             </w:r>
           </w:p>
         </w:tc>
@@ -8482,139 +6500,7 @@
                 <w:szCs w:val="22"/>
                 <w:color w:val="000000"/>
               </w:rPr>
-              <w:t xml:space="preserve">Habitat shifter</w:t>
-            </w:r>
-          </w:p>
-        </w:tc>
-        <w:tc>
-          <w:tcPr>
-            <w:tcBorders>
-              <w:bottom w:val="none" w:sz="0" w:space="0" w:color="000000"/>
-              <w:top w:val="none" w:sz="0" w:space="0" w:color="000000"/>
-              <w:left w:val="none" w:sz="0" w:space="0" w:color="000000"/>
-              <w:right w:val="none" w:sz="0" w:space="0" w:color="000000"/>
-            </w:tcBorders>
-            <w:shd w:val="clear" w:color="auto" w:fill="FFFFFF"/>
-            <w:tcMar>
-              <w:top w:w="0" w:type="dxa"/>
-              <w:bottom w:w="0" w:type="dxa"/>
-              <w:left w:w="0" w:type="dxa"/>
-              <w:right w:w="0" w:type="dxa"/>
-            </w:tcMar>
-            <w:vAlign w:val="center"/>
-          </w:tcPr>
-          <w:p>
-            <w:pPr>
-              <w:pStyle w:val="Normal"/>
-              <w:jc w:val="left"/>
-              <w:pBdr>
-                <w:bottom w:val="none" w:sz="0" w:space="0" w:color="000000"/>
-                <w:top w:val="none" w:sz="0" w:space="0" w:color="000000"/>
-                <w:left w:val="none" w:sz="0" w:space="0" w:color="000000"/>
-                <w:right w:val="none" w:sz="0" w:space="0" w:color="000000"/>
-              </w:pBdr>
-              <w:spacing w:after="100" w:before="100" w:line="240"/>
-              <w:ind w:left="100" w:right="100" w:firstLine="0" w:firstLineChars="0"/>
-            </w:pPr>
-            <w:r>
-              <w:rPr>
-                <w:rFonts w:ascii="Arial" w:hAnsi="Arial" w:eastAsia="Arial" w:cs="Arial"/>
-                <w:i w:val="false"/>
-                <w:b w:val="false"/>
-                <w:u w:val="none"/>
-                <w:sz w:val="22"/>
-                <w:szCs w:val="22"/>
-                <w:color w:val="000000"/>
-              </w:rPr>
-              <w:t xml:space="preserve">Habitat shifter</w:t>
-            </w:r>
-          </w:p>
-        </w:tc>
-        <w:tc>
-          <w:tcPr>
-            <w:tcBorders>
-              <w:bottom w:val="none" w:sz="0" w:space="0" w:color="000000"/>
-              <w:top w:val="none" w:sz="0" w:space="0" w:color="000000"/>
-              <w:left w:val="none" w:sz="0" w:space="0" w:color="000000"/>
-              <w:right w:val="none" w:sz="0" w:space="0" w:color="000000"/>
-            </w:tcBorders>
-            <w:shd w:val="clear" w:color="auto" w:fill="FFFFFF"/>
-            <w:tcMar>
-              <w:top w:w="0" w:type="dxa"/>
-              <w:bottom w:w="0" w:type="dxa"/>
-              <w:left w:w="0" w:type="dxa"/>
-              <w:right w:w="0" w:type="dxa"/>
-            </w:tcMar>
-            <w:vAlign w:val="center"/>
-          </w:tcPr>
-          <w:p>
-            <w:pPr>
-              <w:pStyle w:val="Normal"/>
-              <w:jc w:val="right"/>
-              <w:pBdr>
-                <w:bottom w:val="none" w:sz="0" w:space="0" w:color="000000"/>
-                <w:top w:val="none" w:sz="0" w:space="0" w:color="000000"/>
-                <w:left w:val="none" w:sz="0" w:space="0" w:color="000000"/>
-                <w:right w:val="none" w:sz="0" w:space="0" w:color="000000"/>
-              </w:pBdr>
-              <w:spacing w:after="100" w:before="100" w:line="240"/>
-              <w:ind w:left="100" w:right="100" w:firstLine="0" w:firstLineChars="0"/>
-            </w:pPr>
-            <w:r>
-              <w:rPr>
-                <w:rFonts w:ascii="Arial" w:hAnsi="Arial" w:eastAsia="Arial" w:cs="Arial"/>
-                <w:i w:val="false"/>
-                <w:b w:val="false"/>
-                <w:u w:val="none"/>
-                <w:sz w:val="22"/>
-                <w:szCs w:val="22"/>
-                <w:color w:val="000000"/>
-              </w:rPr>
-              <w:t xml:space="preserve">1</w:t>
-            </w:r>
-          </w:p>
-        </w:tc>
-        <w:tc>
-          <w:tcPr>
-            <w:tcBorders>
-              <w:bottom w:val="none" w:sz="0" w:space="0" w:color="000000"/>
-              <w:top w:val="none" w:sz="0" w:space="0" w:color="000000"/>
-              <w:left w:val="none" w:sz="0" w:space="0" w:color="000000"/>
-              <w:right w:val="none" w:sz="0" w:space="0" w:color="000000"/>
-            </w:tcBorders>
-            <w:shd w:val="clear" w:color="auto" w:fill="FFFFFF"/>
-            <w:tcMar>
-              <w:top w:w="0" w:type="dxa"/>
-              <w:bottom w:w="0" w:type="dxa"/>
-              <w:left w:w="0" w:type="dxa"/>
-              <w:right w:w="0" w:type="dxa"/>
-            </w:tcMar>
-            <w:vAlign w:val="center"/>
-          </w:tcPr>
-          <w:p>
-            <w:pPr>
-              <w:pStyle w:val="Normal"/>
-              <w:jc w:val="right"/>
-              <w:pBdr>
-                <w:bottom w:val="none" w:sz="0" w:space="0" w:color="000000"/>
-                <w:top w:val="none" w:sz="0" w:space="0" w:color="000000"/>
-                <w:left w:val="none" w:sz="0" w:space="0" w:color="000000"/>
-                <w:right w:val="none" w:sz="0" w:space="0" w:color="000000"/>
-              </w:pBdr>
-              <w:spacing w:after="100" w:before="100" w:line="240"/>
-              <w:ind w:left="100" w:right="100" w:firstLine="0" w:firstLineChars="0"/>
-            </w:pPr>
-            <w:r>
-              <w:rPr>
-                <w:rFonts w:ascii="Arial" w:hAnsi="Arial" w:eastAsia="Arial" w:cs="Arial"/>
-                <w:i w:val="false"/>
-                <w:b w:val="false"/>
-                <w:u w:val="none"/>
-                <w:sz w:val="22"/>
-                <w:szCs w:val="22"/>
-                <w:color w:val="000000"/>
-              </w:rPr>
-              <w:t xml:space="preserve">1</w:t>
+              <w:t xml:space="preserve">LA-ICP-MS</w:t>
             </w:r>
           </w:p>
         </w:tc>
@@ -8664,7 +6550,7 @@
                 <w:szCs w:val="22"/>
                 <w:color w:val="000000"/>
               </w:rPr>
-              <w:t xml:space="preserve">33920</w:t>
+              <w:t xml:space="preserve">Freshwater Baltic Sea</w:t>
             </w:r>
           </w:p>
         </w:tc>
@@ -8708,7 +6594,7 @@
                 <w:szCs w:val="22"/>
                 <w:color w:val="000000"/>
               </w:rPr>
-              <w:t xml:space="preserve">Mälaren</w:t>
+              <w:t xml:space="preserve">Habitat shifter</w:t>
             </w:r>
           </w:p>
         </w:tc>
@@ -8752,7 +6638,7 @@
                 <w:szCs w:val="22"/>
                 <w:color w:val="000000"/>
               </w:rPr>
-              <w:t xml:space="preserve">795</w:t>
+              <w:t xml:space="preserve">49.2</w:t>
             </w:r>
           </w:p>
         </w:tc>
@@ -8796,7 +6682,51 @@
                 <w:szCs w:val="22"/>
                 <w:color w:val="000000"/>
               </w:rPr>
-              <w:t xml:space="preserve">1,033</w:t>
+              <w:t xml:space="preserve">12.0</w:t>
+            </w:r>
+          </w:p>
+        </w:tc>
+        <w:tc>
+          <w:tcPr>
+            <w:tcBorders>
+              <w:bottom w:val="none" w:sz="0" w:space="0" w:color="000000"/>
+              <w:top w:val="none" w:sz="0" w:space="0" w:color="000000"/>
+              <w:left w:val="none" w:sz="0" w:space="0" w:color="000000"/>
+              <w:right w:val="none" w:sz="0" w:space="0" w:color="000000"/>
+            </w:tcBorders>
+            <w:shd w:val="clear" w:color="auto" w:fill="FFFFFF"/>
+            <w:tcMar>
+              <w:top w:w="0" w:type="dxa"/>
+              <w:bottom w:w="0" w:type="dxa"/>
+              <w:left w:w="0" w:type="dxa"/>
+              <w:right w:w="0" w:type="dxa"/>
+            </w:tcMar>
+            <w:vAlign w:val="center"/>
+          </w:tcPr>
+          <w:p>
+            <w:pPr>
+              <w:pStyle w:val="Normal"/>
+              <w:jc w:val="right"/>
+              <w:pBdr>
+                <w:bottom w:val="none" w:sz="0" w:space="0" w:color="000000"/>
+                <w:top w:val="none" w:sz="0" w:space="0" w:color="000000"/>
+                <w:left w:val="none" w:sz="0" w:space="0" w:color="000000"/>
+                <w:right w:val="none" w:sz="0" w:space="0" w:color="000000"/>
+              </w:pBdr>
+              <w:spacing w:after="100" w:before="100" w:line="240"/>
+              <w:ind w:left="100" w:right="100" w:firstLine="0" w:firstLineChars="0"/>
+            </w:pPr>
+            <w:r>
+              <w:rPr>
+                <w:rFonts w:ascii="Arial" w:hAnsi="Arial" w:eastAsia="Arial" w:cs="Arial"/>
+                <w:i w:val="false"/>
+                <w:b w:val="false"/>
+                <w:u w:val="none"/>
+                <w:sz w:val="22"/>
+                <w:szCs w:val="22"/>
+                <w:color w:val="000000"/>
+              </w:rPr>
+              <w:t xml:space="preserve">84.8</w:t>
             </w:r>
           </w:p>
         </w:tc>
@@ -8840,139 +6770,7 @@
                 <w:szCs w:val="22"/>
                 <w:color w:val="000000"/>
               </w:rPr>
-              <w:t xml:space="preserve">Habitat shifter</w:t>
-            </w:r>
-          </w:p>
-        </w:tc>
-        <w:tc>
-          <w:tcPr>
-            <w:tcBorders>
-              <w:bottom w:val="none" w:sz="0" w:space="0" w:color="000000"/>
-              <w:top w:val="none" w:sz="0" w:space="0" w:color="000000"/>
-              <w:left w:val="none" w:sz="0" w:space="0" w:color="000000"/>
-              <w:right w:val="none" w:sz="0" w:space="0" w:color="000000"/>
-            </w:tcBorders>
-            <w:shd w:val="clear" w:color="auto" w:fill="FFFFFF"/>
-            <w:tcMar>
-              <w:top w:w="0" w:type="dxa"/>
-              <w:bottom w:w="0" w:type="dxa"/>
-              <w:left w:w="0" w:type="dxa"/>
-              <w:right w:w="0" w:type="dxa"/>
-            </w:tcMar>
-            <w:vAlign w:val="center"/>
-          </w:tcPr>
-          <w:p>
-            <w:pPr>
-              <w:pStyle w:val="Normal"/>
-              <w:jc w:val="left"/>
-              <w:pBdr>
-                <w:bottom w:val="none" w:sz="0" w:space="0" w:color="000000"/>
-                <w:top w:val="none" w:sz="0" w:space="0" w:color="000000"/>
-                <w:left w:val="none" w:sz="0" w:space="0" w:color="000000"/>
-                <w:right w:val="none" w:sz="0" w:space="0" w:color="000000"/>
-              </w:pBdr>
-              <w:spacing w:after="100" w:before="100" w:line="240"/>
-              <w:ind w:left="100" w:right="100" w:firstLine="0" w:firstLineChars="0"/>
-            </w:pPr>
-            <w:r>
-              <w:rPr>
-                <w:rFonts w:ascii="Arial" w:hAnsi="Arial" w:eastAsia="Arial" w:cs="Arial"/>
-                <w:i w:val="false"/>
-                <w:b w:val="false"/>
-                <w:u w:val="none"/>
-                <w:sz w:val="22"/>
-                <w:szCs w:val="22"/>
-                <w:color w:val="000000"/>
-              </w:rPr>
-              <w:t xml:space="preserve">Habitat shifter</w:t>
-            </w:r>
-          </w:p>
-        </w:tc>
-        <w:tc>
-          <w:tcPr>
-            <w:tcBorders>
-              <w:bottom w:val="none" w:sz="0" w:space="0" w:color="000000"/>
-              <w:top w:val="none" w:sz="0" w:space="0" w:color="000000"/>
-              <w:left w:val="none" w:sz="0" w:space="0" w:color="000000"/>
-              <w:right w:val="none" w:sz="0" w:space="0" w:color="000000"/>
-            </w:tcBorders>
-            <w:shd w:val="clear" w:color="auto" w:fill="FFFFFF"/>
-            <w:tcMar>
-              <w:top w:w="0" w:type="dxa"/>
-              <w:bottom w:w="0" w:type="dxa"/>
-              <w:left w:w="0" w:type="dxa"/>
-              <w:right w:w="0" w:type="dxa"/>
-            </w:tcMar>
-            <w:vAlign w:val="center"/>
-          </w:tcPr>
-          <w:p>
-            <w:pPr>
-              <w:pStyle w:val="Normal"/>
-              <w:jc w:val="right"/>
-              <w:pBdr>
-                <w:bottom w:val="none" w:sz="0" w:space="0" w:color="000000"/>
-                <w:top w:val="none" w:sz="0" w:space="0" w:color="000000"/>
-                <w:left w:val="none" w:sz="0" w:space="0" w:color="000000"/>
-                <w:right w:val="none" w:sz="0" w:space="0" w:color="000000"/>
-              </w:pBdr>
-              <w:spacing w:after="100" w:before="100" w:line="240"/>
-              <w:ind w:left="100" w:right="100" w:firstLine="0" w:firstLineChars="0"/>
-            </w:pPr>
-            <w:r>
-              <w:rPr>
-                <w:rFonts w:ascii="Arial" w:hAnsi="Arial" w:eastAsia="Arial" w:cs="Arial"/>
-                <w:i w:val="false"/>
-                <w:b w:val="false"/>
-                <w:u w:val="none"/>
-                <w:sz w:val="22"/>
-                <w:szCs w:val="22"/>
-                <w:color w:val="000000"/>
-              </w:rPr>
-              <w:t xml:space="preserve">1</w:t>
-            </w:r>
-          </w:p>
-        </w:tc>
-        <w:tc>
-          <w:tcPr>
-            <w:tcBorders>
-              <w:bottom w:val="none" w:sz="0" w:space="0" w:color="000000"/>
-              <w:top w:val="none" w:sz="0" w:space="0" w:color="000000"/>
-              <w:left w:val="none" w:sz="0" w:space="0" w:color="000000"/>
-              <w:right w:val="none" w:sz="0" w:space="0" w:color="000000"/>
-            </w:tcBorders>
-            <w:shd w:val="clear" w:color="auto" w:fill="FFFFFF"/>
-            <w:tcMar>
-              <w:top w:w="0" w:type="dxa"/>
-              <w:bottom w:w="0" w:type="dxa"/>
-              <w:left w:w="0" w:type="dxa"/>
-              <w:right w:w="0" w:type="dxa"/>
-            </w:tcMar>
-            <w:vAlign w:val="center"/>
-          </w:tcPr>
-          <w:p>
-            <w:pPr>
-              <w:pStyle w:val="Normal"/>
-              <w:jc w:val="right"/>
-              <w:pBdr>
-                <w:bottom w:val="none" w:sz="0" w:space="0" w:color="000000"/>
-                <w:top w:val="none" w:sz="0" w:space="0" w:color="000000"/>
-                <w:left w:val="none" w:sz="0" w:space="0" w:color="000000"/>
-                <w:right w:val="none" w:sz="0" w:space="0" w:color="000000"/>
-              </w:pBdr>
-              <w:spacing w:after="100" w:before="100" w:line="240"/>
-              <w:ind w:left="100" w:right="100" w:firstLine="0" w:firstLineChars="0"/>
-            </w:pPr>
-            <w:r>
-              <w:rPr>
-                <w:rFonts w:ascii="Arial" w:hAnsi="Arial" w:eastAsia="Arial" w:cs="Arial"/>
-                <w:i w:val="false"/>
-                <w:b w:val="false"/>
-                <w:u w:val="none"/>
-                <w:sz w:val="22"/>
-                <w:szCs w:val="22"/>
-                <w:color w:val="000000"/>
-              </w:rPr>
-              <w:t xml:space="preserve">7</w:t>
+              <w:t xml:space="preserve">LA-ICP-MS</w:t>
             </w:r>
           </w:p>
         </w:tc>
@@ -8985,6 +6783,816 @@
         <w:tc>
           <w:tcPr>
             <w:tcBorders>
+              <w:bottom w:val="none" w:sz="0" w:space="0" w:color="000000"/>
+              <w:top w:val="none" w:sz="0" w:space="0" w:color="000000"/>
+              <w:left w:val="none" w:sz="0" w:space="0" w:color="000000"/>
+              <w:right w:val="none" w:sz="0" w:space="0" w:color="000000"/>
+            </w:tcBorders>
+            <w:shd w:val="clear" w:color="auto" w:fill="FFFFFF"/>
+            <w:tcMar>
+              <w:top w:w="0" w:type="dxa"/>
+              <w:bottom w:w="0" w:type="dxa"/>
+              <w:left w:w="0" w:type="dxa"/>
+              <w:right w:w="0" w:type="dxa"/>
+            </w:tcMar>
+            <w:vAlign w:val="center"/>
+          </w:tcPr>
+          <w:p>
+            <w:pPr>
+              <w:pStyle w:val="Normal"/>
+              <w:jc w:val="left"/>
+              <w:pBdr>
+                <w:bottom w:val="none" w:sz="0" w:space="0" w:color="000000"/>
+                <w:top w:val="none" w:sz="0" w:space="0" w:color="000000"/>
+                <w:left w:val="none" w:sz="0" w:space="0" w:color="000000"/>
+                <w:right w:val="none" w:sz="0" w:space="0" w:color="000000"/>
+              </w:pBdr>
+              <w:spacing w:after="100" w:before="100" w:line="240"/>
+              <w:ind w:left="100" w:right="100" w:firstLine="0" w:firstLineChars="0"/>
+            </w:pPr>
+            <w:r>
+              <w:rPr>
+                <w:rFonts w:ascii="Arial" w:hAnsi="Arial" w:eastAsia="Arial" w:cs="Arial"/>
+                <w:i w:val="false"/>
+                <w:b w:val="false"/>
+                <w:u w:val="none"/>
+                <w:sz w:val="22"/>
+                <w:szCs w:val="22"/>
+                <w:color w:val="000000"/>
+              </w:rPr>
+              <w:t xml:space="preserve">Freshwater Skagerrak/Kattegat</w:t>
+            </w:r>
+          </w:p>
+        </w:tc>
+        <w:tc>
+          <w:tcPr>
+            <w:tcBorders>
+              <w:bottom w:val="none" w:sz="0" w:space="0" w:color="000000"/>
+              <w:top w:val="none" w:sz="0" w:space="0" w:color="000000"/>
+              <w:left w:val="none" w:sz="0" w:space="0" w:color="000000"/>
+              <w:right w:val="none" w:sz="0" w:space="0" w:color="000000"/>
+            </w:tcBorders>
+            <w:shd w:val="clear" w:color="auto" w:fill="FFFFFF"/>
+            <w:tcMar>
+              <w:top w:w="0" w:type="dxa"/>
+              <w:bottom w:w="0" w:type="dxa"/>
+              <w:left w:w="0" w:type="dxa"/>
+              <w:right w:w="0" w:type="dxa"/>
+            </w:tcMar>
+            <w:vAlign w:val="center"/>
+          </w:tcPr>
+          <w:p>
+            <w:pPr>
+              <w:pStyle w:val="Normal"/>
+              <w:jc w:val="left"/>
+              <w:pBdr>
+                <w:bottom w:val="none" w:sz="0" w:space="0" w:color="000000"/>
+                <w:top w:val="none" w:sz="0" w:space="0" w:color="000000"/>
+                <w:left w:val="none" w:sz="0" w:space="0" w:color="000000"/>
+                <w:right w:val="none" w:sz="0" w:space="0" w:color="000000"/>
+              </w:pBdr>
+              <w:spacing w:after="100" w:before="100" w:line="240"/>
+              <w:ind w:left="100" w:right="100" w:firstLine="0" w:firstLineChars="0"/>
+            </w:pPr>
+            <w:r>
+              <w:rPr>
+                <w:rFonts w:ascii="Arial" w:hAnsi="Arial" w:eastAsia="Arial" w:cs="Arial"/>
+                <w:i w:val="false"/>
+                <w:b w:val="false"/>
+                <w:u w:val="none"/>
+                <w:sz w:val="22"/>
+                <w:szCs w:val="22"/>
+                <w:color w:val="000000"/>
+              </w:rPr>
+              <w:t xml:space="preserve">Coastal</w:t>
+            </w:r>
+          </w:p>
+        </w:tc>
+        <w:tc>
+          <w:tcPr>
+            <w:tcBorders>
+              <w:bottom w:val="none" w:sz="0" w:space="0" w:color="000000"/>
+              <w:top w:val="none" w:sz="0" w:space="0" w:color="000000"/>
+              <w:left w:val="none" w:sz="0" w:space="0" w:color="000000"/>
+              <w:right w:val="none" w:sz="0" w:space="0" w:color="000000"/>
+            </w:tcBorders>
+            <w:shd w:val="clear" w:color="auto" w:fill="FFFFFF"/>
+            <w:tcMar>
+              <w:top w:w="0" w:type="dxa"/>
+              <w:bottom w:w="0" w:type="dxa"/>
+              <w:left w:w="0" w:type="dxa"/>
+              <w:right w:w="0" w:type="dxa"/>
+            </w:tcMar>
+            <w:vAlign w:val="center"/>
+          </w:tcPr>
+          <w:p>
+            <w:pPr>
+              <w:pStyle w:val="Normal"/>
+              <w:jc w:val="right"/>
+              <w:pBdr>
+                <w:bottom w:val="none" w:sz="0" w:space="0" w:color="000000"/>
+                <w:top w:val="none" w:sz="0" w:space="0" w:color="000000"/>
+                <w:left w:val="none" w:sz="0" w:space="0" w:color="000000"/>
+                <w:right w:val="none" w:sz="0" w:space="0" w:color="000000"/>
+              </w:pBdr>
+              <w:spacing w:after="100" w:before="100" w:line="240"/>
+              <w:ind w:left="100" w:right="100" w:firstLine="0" w:firstLineChars="0"/>
+            </w:pPr>
+            <w:r>
+              <w:rPr>
+                <w:rFonts w:ascii="Arial" w:hAnsi="Arial" w:eastAsia="Arial" w:cs="Arial"/>
+                <w:i w:val="false"/>
+                <w:b w:val="false"/>
+                <w:u w:val="none"/>
+                <w:sz w:val="22"/>
+                <w:szCs w:val="22"/>
+                <w:color w:val="000000"/>
+              </w:rPr>
+              <w:t xml:space="preserve">12.2</w:t>
+            </w:r>
+          </w:p>
+        </w:tc>
+        <w:tc>
+          <w:tcPr>
+            <w:tcBorders>
+              <w:bottom w:val="none" w:sz="0" w:space="0" w:color="000000"/>
+              <w:top w:val="none" w:sz="0" w:space="0" w:color="000000"/>
+              <w:left w:val="none" w:sz="0" w:space="0" w:color="000000"/>
+              <w:right w:val="none" w:sz="0" w:space="0" w:color="000000"/>
+            </w:tcBorders>
+            <w:shd w:val="clear" w:color="auto" w:fill="FFFFFF"/>
+            <w:tcMar>
+              <w:top w:w="0" w:type="dxa"/>
+              <w:bottom w:w="0" w:type="dxa"/>
+              <w:left w:w="0" w:type="dxa"/>
+              <w:right w:w="0" w:type="dxa"/>
+            </w:tcMar>
+            <w:vAlign w:val="center"/>
+          </w:tcPr>
+          <w:p>
+            <w:pPr>
+              <w:pStyle w:val="Normal"/>
+              <w:jc w:val="right"/>
+              <w:pBdr>
+                <w:bottom w:val="none" w:sz="0" w:space="0" w:color="000000"/>
+                <w:top w:val="none" w:sz="0" w:space="0" w:color="000000"/>
+                <w:left w:val="none" w:sz="0" w:space="0" w:color="000000"/>
+                <w:right w:val="none" w:sz="0" w:space="0" w:color="000000"/>
+              </w:pBdr>
+              <w:spacing w:after="100" w:before="100" w:line="240"/>
+              <w:ind w:left="100" w:right="100" w:firstLine="0" w:firstLineChars="0"/>
+            </w:pPr>
+            <w:r>
+              <w:rPr>
+                <w:rFonts w:ascii="Arial" w:hAnsi="Arial" w:eastAsia="Arial" w:cs="Arial"/>
+                <w:i w:val="false"/>
+                <w:b w:val="false"/>
+                <w:u w:val="none"/>
+                <w:sz w:val="22"/>
+                <w:szCs w:val="22"/>
+                <w:color w:val="000000"/>
+              </w:rPr>
+              <w:t xml:space="preserve">2.8</w:t>
+            </w:r>
+          </w:p>
+        </w:tc>
+        <w:tc>
+          <w:tcPr>
+            <w:tcBorders>
+              <w:bottom w:val="none" w:sz="0" w:space="0" w:color="000000"/>
+              <w:top w:val="none" w:sz="0" w:space="0" w:color="000000"/>
+              <w:left w:val="none" w:sz="0" w:space="0" w:color="000000"/>
+              <w:right w:val="none" w:sz="0" w:space="0" w:color="000000"/>
+            </w:tcBorders>
+            <w:shd w:val="clear" w:color="auto" w:fill="FFFFFF"/>
+            <w:tcMar>
+              <w:top w:w="0" w:type="dxa"/>
+              <w:bottom w:w="0" w:type="dxa"/>
+              <w:left w:w="0" w:type="dxa"/>
+              <w:right w:w="0" w:type="dxa"/>
+            </w:tcMar>
+            <w:vAlign w:val="center"/>
+          </w:tcPr>
+          <w:p>
+            <w:pPr>
+              <w:pStyle w:val="Normal"/>
+              <w:jc w:val="right"/>
+              <w:pBdr>
+                <w:bottom w:val="none" w:sz="0" w:space="0" w:color="000000"/>
+                <w:top w:val="none" w:sz="0" w:space="0" w:color="000000"/>
+                <w:left w:val="none" w:sz="0" w:space="0" w:color="000000"/>
+                <w:right w:val="none" w:sz="0" w:space="0" w:color="000000"/>
+              </w:pBdr>
+              <w:spacing w:after="100" w:before="100" w:line="240"/>
+              <w:ind w:left="100" w:right="100" w:firstLine="0" w:firstLineChars="0"/>
+            </w:pPr>
+            <w:r>
+              <w:rPr>
+                <w:rFonts w:ascii="Arial" w:hAnsi="Arial" w:eastAsia="Arial" w:cs="Arial"/>
+                <w:i w:val="false"/>
+                <w:b w:val="false"/>
+                <w:u w:val="none"/>
+                <w:sz w:val="22"/>
+                <w:szCs w:val="22"/>
+                <w:color w:val="000000"/>
+              </w:rPr>
+              <w:t xml:space="preserve">39.9</w:t>
+            </w:r>
+          </w:p>
+        </w:tc>
+        <w:tc>
+          <w:tcPr>
+            <w:tcBorders>
+              <w:bottom w:val="none" w:sz="0" w:space="0" w:color="000000"/>
+              <w:top w:val="none" w:sz="0" w:space="0" w:color="000000"/>
+              <w:left w:val="none" w:sz="0" w:space="0" w:color="000000"/>
+              <w:right w:val="none" w:sz="0" w:space="0" w:color="000000"/>
+            </w:tcBorders>
+            <w:shd w:val="clear" w:color="auto" w:fill="FFFFFF"/>
+            <w:tcMar>
+              <w:top w:w="0" w:type="dxa"/>
+              <w:bottom w:w="0" w:type="dxa"/>
+              <w:left w:w="0" w:type="dxa"/>
+              <w:right w:w="0" w:type="dxa"/>
+            </w:tcMar>
+            <w:vAlign w:val="center"/>
+          </w:tcPr>
+          <w:p>
+            <w:pPr>
+              <w:pStyle w:val="Normal"/>
+              <w:jc w:val="left"/>
+              <w:pBdr>
+                <w:bottom w:val="none" w:sz="0" w:space="0" w:color="000000"/>
+                <w:top w:val="none" w:sz="0" w:space="0" w:color="000000"/>
+                <w:left w:val="none" w:sz="0" w:space="0" w:color="000000"/>
+                <w:right w:val="none" w:sz="0" w:space="0" w:color="000000"/>
+              </w:pBdr>
+              <w:spacing w:after="100" w:before="100" w:line="240"/>
+              <w:ind w:left="100" w:right="100" w:firstLine="0" w:firstLineChars="0"/>
+            </w:pPr>
+            <w:r>
+              <w:rPr>
+                <w:rFonts w:ascii="Arial" w:hAnsi="Arial" w:eastAsia="Arial" w:cs="Arial"/>
+                <w:i w:val="false"/>
+                <w:b w:val="false"/>
+                <w:u w:val="none"/>
+                <w:sz w:val="22"/>
+                <w:szCs w:val="22"/>
+                <w:color w:val="000000"/>
+              </w:rPr>
+              <w:t xml:space="preserve">LA-ICP-MS</w:t>
+            </w:r>
+          </w:p>
+        </w:tc>
+      </w:tr>
+      <w:tr>
+        <w:trPr>
+          <w:trHeight w:val="360" w:hRule="auto"/>
+        </w:trPr>
+        body26
+        <w:tc>
+          <w:tcPr>
+            <w:tcBorders>
+              <w:bottom w:val="none" w:sz="0" w:space="0" w:color="000000"/>
+              <w:top w:val="none" w:sz="0" w:space="0" w:color="000000"/>
+              <w:left w:val="none" w:sz="0" w:space="0" w:color="000000"/>
+              <w:right w:val="none" w:sz="0" w:space="0" w:color="000000"/>
+            </w:tcBorders>
+            <w:shd w:val="clear" w:color="auto" w:fill="FFFFFF"/>
+            <w:tcMar>
+              <w:top w:w="0" w:type="dxa"/>
+              <w:bottom w:w="0" w:type="dxa"/>
+              <w:left w:w="0" w:type="dxa"/>
+              <w:right w:w="0" w:type="dxa"/>
+            </w:tcMar>
+            <w:vAlign w:val="center"/>
+          </w:tcPr>
+          <w:p>
+            <w:pPr>
+              <w:pStyle w:val="Normal"/>
+              <w:jc w:val="left"/>
+              <w:pBdr>
+                <w:bottom w:val="none" w:sz="0" w:space="0" w:color="000000"/>
+                <w:top w:val="none" w:sz="0" w:space="0" w:color="000000"/>
+                <w:left w:val="none" w:sz="0" w:space="0" w:color="000000"/>
+                <w:right w:val="none" w:sz="0" w:space="0" w:color="000000"/>
+              </w:pBdr>
+              <w:spacing w:after="100" w:before="100" w:line="240"/>
+              <w:ind w:left="100" w:right="100" w:firstLine="0" w:firstLineChars="0"/>
+            </w:pPr>
+            <w:r>
+              <w:rPr>
+                <w:rFonts w:ascii="Arial" w:hAnsi="Arial" w:eastAsia="Arial" w:cs="Arial"/>
+                <w:i w:val="false"/>
+                <w:b w:val="false"/>
+                <w:u w:val="none"/>
+                <w:sz w:val="22"/>
+                <w:szCs w:val="22"/>
+                <w:color w:val="000000"/>
+              </w:rPr>
+              <w:t xml:space="preserve">Freshwater Skagerrak/Kattegat</w:t>
+            </w:r>
+          </w:p>
+        </w:tc>
+        <w:tc>
+          <w:tcPr>
+            <w:tcBorders>
+              <w:bottom w:val="none" w:sz="0" w:space="0" w:color="000000"/>
+              <w:top w:val="none" w:sz="0" w:space="0" w:color="000000"/>
+              <w:left w:val="none" w:sz="0" w:space="0" w:color="000000"/>
+              <w:right w:val="none" w:sz="0" w:space="0" w:color="000000"/>
+            </w:tcBorders>
+            <w:shd w:val="clear" w:color="auto" w:fill="FFFFFF"/>
+            <w:tcMar>
+              <w:top w:w="0" w:type="dxa"/>
+              <w:bottom w:w="0" w:type="dxa"/>
+              <w:left w:w="0" w:type="dxa"/>
+              <w:right w:w="0" w:type="dxa"/>
+            </w:tcMar>
+            <w:vAlign w:val="center"/>
+          </w:tcPr>
+          <w:p>
+            <w:pPr>
+              <w:pStyle w:val="Normal"/>
+              <w:jc w:val="left"/>
+              <w:pBdr>
+                <w:bottom w:val="none" w:sz="0" w:space="0" w:color="000000"/>
+                <w:top w:val="none" w:sz="0" w:space="0" w:color="000000"/>
+                <w:left w:val="none" w:sz="0" w:space="0" w:color="000000"/>
+                <w:right w:val="none" w:sz="0" w:space="0" w:color="000000"/>
+              </w:pBdr>
+              <w:spacing w:after="100" w:before="100" w:line="240"/>
+              <w:ind w:left="100" w:right="100" w:firstLine="0" w:firstLineChars="0"/>
+            </w:pPr>
+            <w:r>
+              <w:rPr>
+                <w:rFonts w:ascii="Arial" w:hAnsi="Arial" w:eastAsia="Arial" w:cs="Arial"/>
+                <w:i w:val="false"/>
+                <w:b w:val="false"/>
+                <w:u w:val="none"/>
+                <w:sz w:val="22"/>
+                <w:szCs w:val="22"/>
+                <w:color w:val="000000"/>
+              </w:rPr>
+              <w:t xml:space="preserve">Freshwater</w:t>
+            </w:r>
+          </w:p>
+        </w:tc>
+        <w:tc>
+          <w:tcPr>
+            <w:tcBorders>
+              <w:bottom w:val="none" w:sz="0" w:space="0" w:color="000000"/>
+              <w:top w:val="none" w:sz="0" w:space="0" w:color="000000"/>
+              <w:left w:val="none" w:sz="0" w:space="0" w:color="000000"/>
+              <w:right w:val="none" w:sz="0" w:space="0" w:color="000000"/>
+            </w:tcBorders>
+            <w:shd w:val="clear" w:color="auto" w:fill="FFFFFF"/>
+            <w:tcMar>
+              <w:top w:w="0" w:type="dxa"/>
+              <w:bottom w:w="0" w:type="dxa"/>
+              <w:left w:w="0" w:type="dxa"/>
+              <w:right w:w="0" w:type="dxa"/>
+            </w:tcMar>
+            <w:vAlign w:val="center"/>
+          </w:tcPr>
+          <w:p>
+            <w:pPr>
+              <w:pStyle w:val="Normal"/>
+              <w:jc w:val="right"/>
+              <w:pBdr>
+                <w:bottom w:val="none" w:sz="0" w:space="0" w:color="000000"/>
+                <w:top w:val="none" w:sz="0" w:space="0" w:color="000000"/>
+                <w:left w:val="none" w:sz="0" w:space="0" w:color="000000"/>
+                <w:right w:val="none" w:sz="0" w:space="0" w:color="000000"/>
+              </w:pBdr>
+              <w:spacing w:after="100" w:before="100" w:line="240"/>
+              <w:ind w:left="100" w:right="100" w:firstLine="0" w:firstLineChars="0"/>
+            </w:pPr>
+            <w:r>
+              <w:rPr>
+                <w:rFonts w:ascii="Arial" w:hAnsi="Arial" w:eastAsia="Arial" w:cs="Arial"/>
+                <w:i w:val="false"/>
+                <w:b w:val="false"/>
+                <w:u w:val="none"/>
+                <w:sz w:val="22"/>
+                <w:szCs w:val="22"/>
+                <w:color w:val="000000"/>
+              </w:rPr>
+              <w:t xml:space="preserve">26.3</w:t>
+            </w:r>
+          </w:p>
+        </w:tc>
+        <w:tc>
+          <w:tcPr>
+            <w:tcBorders>
+              <w:bottom w:val="none" w:sz="0" w:space="0" w:color="000000"/>
+              <w:top w:val="none" w:sz="0" w:space="0" w:color="000000"/>
+              <w:left w:val="none" w:sz="0" w:space="0" w:color="000000"/>
+              <w:right w:val="none" w:sz="0" w:space="0" w:color="000000"/>
+            </w:tcBorders>
+            <w:shd w:val="clear" w:color="auto" w:fill="FFFFFF"/>
+            <w:tcMar>
+              <w:top w:w="0" w:type="dxa"/>
+              <w:bottom w:w="0" w:type="dxa"/>
+              <w:left w:w="0" w:type="dxa"/>
+              <w:right w:w="0" w:type="dxa"/>
+            </w:tcMar>
+            <w:vAlign w:val="center"/>
+          </w:tcPr>
+          <w:p>
+            <w:pPr>
+              <w:pStyle w:val="Normal"/>
+              <w:jc w:val="right"/>
+              <w:pBdr>
+                <w:bottom w:val="none" w:sz="0" w:space="0" w:color="000000"/>
+                <w:top w:val="none" w:sz="0" w:space="0" w:color="000000"/>
+                <w:left w:val="none" w:sz="0" w:space="0" w:color="000000"/>
+                <w:right w:val="none" w:sz="0" w:space="0" w:color="000000"/>
+              </w:pBdr>
+              <w:spacing w:after="100" w:before="100" w:line="240"/>
+              <w:ind w:left="100" w:right="100" w:firstLine="0" w:firstLineChars="0"/>
+            </w:pPr>
+            <w:r>
+              <w:rPr>
+                <w:rFonts w:ascii="Arial" w:hAnsi="Arial" w:eastAsia="Arial" w:cs="Arial"/>
+                <w:i w:val="false"/>
+                <w:b w:val="false"/>
+                <w:u w:val="none"/>
+                <w:sz w:val="22"/>
+                <w:szCs w:val="22"/>
+                <w:color w:val="000000"/>
+              </w:rPr>
+              <w:t xml:space="preserve">1.6</w:t>
+            </w:r>
+          </w:p>
+        </w:tc>
+        <w:tc>
+          <w:tcPr>
+            <w:tcBorders>
+              <w:bottom w:val="none" w:sz="0" w:space="0" w:color="000000"/>
+              <w:top w:val="none" w:sz="0" w:space="0" w:color="000000"/>
+              <w:left w:val="none" w:sz="0" w:space="0" w:color="000000"/>
+              <w:right w:val="none" w:sz="0" w:space="0" w:color="000000"/>
+            </w:tcBorders>
+            <w:shd w:val="clear" w:color="auto" w:fill="FFFFFF"/>
+            <w:tcMar>
+              <w:top w:w="0" w:type="dxa"/>
+              <w:bottom w:w="0" w:type="dxa"/>
+              <w:left w:w="0" w:type="dxa"/>
+              <w:right w:w="0" w:type="dxa"/>
+            </w:tcMar>
+            <w:vAlign w:val="center"/>
+          </w:tcPr>
+          <w:p>
+            <w:pPr>
+              <w:pStyle w:val="Normal"/>
+              <w:jc w:val="right"/>
+              <w:pBdr>
+                <w:bottom w:val="none" w:sz="0" w:space="0" w:color="000000"/>
+                <w:top w:val="none" w:sz="0" w:space="0" w:color="000000"/>
+                <w:left w:val="none" w:sz="0" w:space="0" w:color="000000"/>
+                <w:right w:val="none" w:sz="0" w:space="0" w:color="000000"/>
+              </w:pBdr>
+              <w:spacing w:after="100" w:before="100" w:line="240"/>
+              <w:ind w:left="100" w:right="100" w:firstLine="0" w:firstLineChars="0"/>
+            </w:pPr>
+            <w:r>
+              <w:rPr>
+                <w:rFonts w:ascii="Arial" w:hAnsi="Arial" w:eastAsia="Arial" w:cs="Arial"/>
+                <w:i w:val="false"/>
+                <w:b w:val="false"/>
+                <w:u w:val="none"/>
+                <w:sz w:val="22"/>
+                <w:szCs w:val="22"/>
+                <w:color w:val="000000"/>
+              </w:rPr>
+              <w:t xml:space="preserve">83.6</w:t>
+            </w:r>
+          </w:p>
+        </w:tc>
+        <w:tc>
+          <w:tcPr>
+            <w:tcBorders>
+              <w:bottom w:val="none" w:sz="0" w:space="0" w:color="000000"/>
+              <w:top w:val="none" w:sz="0" w:space="0" w:color="000000"/>
+              <w:left w:val="none" w:sz="0" w:space="0" w:color="000000"/>
+              <w:right w:val="none" w:sz="0" w:space="0" w:color="000000"/>
+            </w:tcBorders>
+            <w:shd w:val="clear" w:color="auto" w:fill="FFFFFF"/>
+            <w:tcMar>
+              <w:top w:w="0" w:type="dxa"/>
+              <w:bottom w:w="0" w:type="dxa"/>
+              <w:left w:w="0" w:type="dxa"/>
+              <w:right w:w="0" w:type="dxa"/>
+            </w:tcMar>
+            <w:vAlign w:val="center"/>
+          </w:tcPr>
+          <w:p>
+            <w:pPr>
+              <w:pStyle w:val="Normal"/>
+              <w:jc w:val="left"/>
+              <w:pBdr>
+                <w:bottom w:val="none" w:sz="0" w:space="0" w:color="000000"/>
+                <w:top w:val="none" w:sz="0" w:space="0" w:color="000000"/>
+                <w:left w:val="none" w:sz="0" w:space="0" w:color="000000"/>
+                <w:right w:val="none" w:sz="0" w:space="0" w:color="000000"/>
+              </w:pBdr>
+              <w:spacing w:after="100" w:before="100" w:line="240"/>
+              <w:ind w:left="100" w:right="100" w:firstLine="0" w:firstLineChars="0"/>
+            </w:pPr>
+            <w:r>
+              <w:rPr>
+                <w:rFonts w:ascii="Arial" w:hAnsi="Arial" w:eastAsia="Arial" w:cs="Arial"/>
+                <w:i w:val="false"/>
+                <w:b w:val="false"/>
+                <w:u w:val="none"/>
+                <w:sz w:val="22"/>
+                <w:szCs w:val="22"/>
+                <w:color w:val="000000"/>
+              </w:rPr>
+              <w:t xml:space="preserve">LA-ICP-MS</w:t>
+            </w:r>
+          </w:p>
+        </w:tc>
+      </w:tr>
+      <w:tr>
+        <w:trPr>
+          <w:trHeight w:val="360" w:hRule="auto"/>
+        </w:trPr>
+        body27
+        <w:tc>
+          <w:tcPr>
+            <w:tcBorders>
+              <w:bottom w:val="none" w:sz="0" w:space="0" w:color="000000"/>
+              <w:top w:val="none" w:sz="0" w:space="0" w:color="000000"/>
+              <w:left w:val="none" w:sz="0" w:space="0" w:color="000000"/>
+              <w:right w:val="none" w:sz="0" w:space="0" w:color="000000"/>
+            </w:tcBorders>
+            <w:shd w:val="clear" w:color="auto" w:fill="FFFFFF"/>
+            <w:tcMar>
+              <w:top w:w="0" w:type="dxa"/>
+              <w:bottom w:w="0" w:type="dxa"/>
+              <w:left w:w="0" w:type="dxa"/>
+              <w:right w:w="0" w:type="dxa"/>
+            </w:tcMar>
+            <w:vAlign w:val="center"/>
+          </w:tcPr>
+          <w:p>
+            <w:pPr>
+              <w:pStyle w:val="Normal"/>
+              <w:jc w:val="left"/>
+              <w:pBdr>
+                <w:bottom w:val="none" w:sz="0" w:space="0" w:color="000000"/>
+                <w:top w:val="none" w:sz="0" w:space="0" w:color="000000"/>
+                <w:left w:val="none" w:sz="0" w:space="0" w:color="000000"/>
+                <w:right w:val="none" w:sz="0" w:space="0" w:color="000000"/>
+              </w:pBdr>
+              <w:spacing w:after="100" w:before="100" w:line="240"/>
+              <w:ind w:left="100" w:right="100" w:firstLine="0" w:firstLineChars="0"/>
+            </w:pPr>
+            <w:r>
+              <w:rPr>
+                <w:rFonts w:ascii="Arial" w:hAnsi="Arial" w:eastAsia="Arial" w:cs="Arial"/>
+                <w:i w:val="false"/>
+                <w:b w:val="false"/>
+                <w:u w:val="none"/>
+                <w:sz w:val="22"/>
+                <w:szCs w:val="22"/>
+                <w:color w:val="000000"/>
+              </w:rPr>
+              <w:t xml:space="preserve">Freshwater Skagerrak/Kattegat</w:t>
+            </w:r>
+          </w:p>
+        </w:tc>
+        <w:tc>
+          <w:tcPr>
+            <w:tcBorders>
+              <w:bottom w:val="none" w:sz="0" w:space="0" w:color="000000"/>
+              <w:top w:val="none" w:sz="0" w:space="0" w:color="000000"/>
+              <w:left w:val="none" w:sz="0" w:space="0" w:color="000000"/>
+              <w:right w:val="none" w:sz="0" w:space="0" w:color="000000"/>
+            </w:tcBorders>
+            <w:shd w:val="clear" w:color="auto" w:fill="FFFFFF"/>
+            <w:tcMar>
+              <w:top w:w="0" w:type="dxa"/>
+              <w:bottom w:w="0" w:type="dxa"/>
+              <w:left w:w="0" w:type="dxa"/>
+              <w:right w:w="0" w:type="dxa"/>
+            </w:tcMar>
+            <w:vAlign w:val="center"/>
+          </w:tcPr>
+          <w:p>
+            <w:pPr>
+              <w:pStyle w:val="Normal"/>
+              <w:jc w:val="left"/>
+              <w:pBdr>
+                <w:bottom w:val="none" w:sz="0" w:space="0" w:color="000000"/>
+                <w:top w:val="none" w:sz="0" w:space="0" w:color="000000"/>
+                <w:left w:val="none" w:sz="0" w:space="0" w:color="000000"/>
+                <w:right w:val="none" w:sz="0" w:space="0" w:color="000000"/>
+              </w:pBdr>
+              <w:spacing w:after="100" w:before="100" w:line="240"/>
+              <w:ind w:left="100" w:right="100" w:firstLine="0" w:firstLineChars="0"/>
+            </w:pPr>
+            <w:r>
+              <w:rPr>
+                <w:rFonts w:ascii="Arial" w:hAnsi="Arial" w:eastAsia="Arial" w:cs="Arial"/>
+                <w:i w:val="false"/>
+                <w:b w:val="false"/>
+                <w:u w:val="none"/>
+                <w:sz w:val="22"/>
+                <w:szCs w:val="22"/>
+                <w:color w:val="000000"/>
+              </w:rPr>
+              <w:t xml:space="preserve">Freshwater/Estuary</w:t>
+            </w:r>
+          </w:p>
+        </w:tc>
+        <w:tc>
+          <w:tcPr>
+            <w:tcBorders>
+              <w:bottom w:val="none" w:sz="0" w:space="0" w:color="000000"/>
+              <w:top w:val="none" w:sz="0" w:space="0" w:color="000000"/>
+              <w:left w:val="none" w:sz="0" w:space="0" w:color="000000"/>
+              <w:right w:val="none" w:sz="0" w:space="0" w:color="000000"/>
+            </w:tcBorders>
+            <w:shd w:val="clear" w:color="auto" w:fill="FFFFFF"/>
+            <w:tcMar>
+              <w:top w:w="0" w:type="dxa"/>
+              <w:bottom w:w="0" w:type="dxa"/>
+              <w:left w:w="0" w:type="dxa"/>
+              <w:right w:w="0" w:type="dxa"/>
+            </w:tcMar>
+            <w:vAlign w:val="center"/>
+          </w:tcPr>
+          <w:p>
+            <w:pPr>
+              <w:pStyle w:val="Normal"/>
+              <w:jc w:val="right"/>
+              <w:pBdr>
+                <w:bottom w:val="none" w:sz="0" w:space="0" w:color="000000"/>
+                <w:top w:val="none" w:sz="0" w:space="0" w:color="000000"/>
+                <w:left w:val="none" w:sz="0" w:space="0" w:color="000000"/>
+                <w:right w:val="none" w:sz="0" w:space="0" w:color="000000"/>
+              </w:pBdr>
+              <w:spacing w:after="100" w:before="100" w:line="240"/>
+              <w:ind w:left="100" w:right="100" w:firstLine="0" w:firstLineChars="0"/>
+            </w:pPr>
+            <w:r>
+              <w:rPr>
+                <w:rFonts w:ascii="Arial" w:hAnsi="Arial" w:eastAsia="Arial" w:cs="Arial"/>
+                <w:i w:val="false"/>
+                <w:b w:val="false"/>
+                <w:u w:val="none"/>
+                <w:sz w:val="22"/>
+                <w:szCs w:val="22"/>
+                <w:color w:val="000000"/>
+              </w:rPr>
+              <w:t xml:space="preserve">26.0</w:t>
+            </w:r>
+          </w:p>
+        </w:tc>
+        <w:tc>
+          <w:tcPr>
+            <w:tcBorders>
+              <w:bottom w:val="none" w:sz="0" w:space="0" w:color="000000"/>
+              <w:top w:val="none" w:sz="0" w:space="0" w:color="000000"/>
+              <w:left w:val="none" w:sz="0" w:space="0" w:color="000000"/>
+              <w:right w:val="none" w:sz="0" w:space="0" w:color="000000"/>
+            </w:tcBorders>
+            <w:shd w:val="clear" w:color="auto" w:fill="FFFFFF"/>
+            <w:tcMar>
+              <w:top w:w="0" w:type="dxa"/>
+              <w:bottom w:w="0" w:type="dxa"/>
+              <w:left w:w="0" w:type="dxa"/>
+              <w:right w:w="0" w:type="dxa"/>
+            </w:tcMar>
+            <w:vAlign w:val="center"/>
+          </w:tcPr>
+          <w:p>
+            <w:pPr>
+              <w:pStyle w:val="Normal"/>
+              <w:jc w:val="right"/>
+              <w:pBdr>
+                <w:bottom w:val="none" w:sz="0" w:space="0" w:color="000000"/>
+                <w:top w:val="none" w:sz="0" w:space="0" w:color="000000"/>
+                <w:left w:val="none" w:sz="0" w:space="0" w:color="000000"/>
+                <w:right w:val="none" w:sz="0" w:space="0" w:color="000000"/>
+              </w:pBdr>
+              <w:spacing w:after="100" w:before="100" w:line="240"/>
+              <w:ind w:left="100" w:right="100" w:firstLine="0" w:firstLineChars="0"/>
+            </w:pPr>
+            <w:r>
+              <w:rPr>
+                <w:rFonts w:ascii="Arial" w:hAnsi="Arial" w:eastAsia="Arial" w:cs="Arial"/>
+                <w:i w:val="false"/>
+                <w:b w:val="false"/>
+                <w:u w:val="none"/>
+                <w:sz w:val="22"/>
+                <w:szCs w:val="22"/>
+                <w:color w:val="000000"/>
+              </w:rPr>
+              <w:t xml:space="preserve">2.3</w:t>
+            </w:r>
+          </w:p>
+        </w:tc>
+        <w:tc>
+          <w:tcPr>
+            <w:tcBorders>
+              <w:bottom w:val="none" w:sz="0" w:space="0" w:color="000000"/>
+              <w:top w:val="none" w:sz="0" w:space="0" w:color="000000"/>
+              <w:left w:val="none" w:sz="0" w:space="0" w:color="000000"/>
+              <w:right w:val="none" w:sz="0" w:space="0" w:color="000000"/>
+            </w:tcBorders>
+            <w:shd w:val="clear" w:color="auto" w:fill="FFFFFF"/>
+            <w:tcMar>
+              <w:top w:w="0" w:type="dxa"/>
+              <w:bottom w:w="0" w:type="dxa"/>
+              <w:left w:w="0" w:type="dxa"/>
+              <w:right w:w="0" w:type="dxa"/>
+            </w:tcMar>
+            <w:vAlign w:val="center"/>
+          </w:tcPr>
+          <w:p>
+            <w:pPr>
+              <w:pStyle w:val="Normal"/>
+              <w:jc w:val="right"/>
+              <w:pBdr>
+                <w:bottom w:val="none" w:sz="0" w:space="0" w:color="000000"/>
+                <w:top w:val="none" w:sz="0" w:space="0" w:color="000000"/>
+                <w:left w:val="none" w:sz="0" w:space="0" w:color="000000"/>
+                <w:right w:val="none" w:sz="0" w:space="0" w:color="000000"/>
+              </w:pBdr>
+              <w:spacing w:after="100" w:before="100" w:line="240"/>
+              <w:ind w:left="100" w:right="100" w:firstLine="0" w:firstLineChars="0"/>
+            </w:pPr>
+            <w:r>
+              <w:rPr>
+                <w:rFonts w:ascii="Arial" w:hAnsi="Arial" w:eastAsia="Arial" w:cs="Arial"/>
+                <w:i w:val="false"/>
+                <w:b w:val="false"/>
+                <w:u w:val="none"/>
+                <w:sz w:val="22"/>
+                <w:szCs w:val="22"/>
+                <w:color w:val="000000"/>
+              </w:rPr>
+              <w:t xml:space="preserve">81.4</w:t>
+            </w:r>
+          </w:p>
+        </w:tc>
+        <w:tc>
+          <w:tcPr>
+            <w:tcBorders>
+              <w:bottom w:val="none" w:sz="0" w:space="0" w:color="000000"/>
+              <w:top w:val="none" w:sz="0" w:space="0" w:color="000000"/>
+              <w:left w:val="none" w:sz="0" w:space="0" w:color="000000"/>
+              <w:right w:val="none" w:sz="0" w:space="0" w:color="000000"/>
+            </w:tcBorders>
+            <w:shd w:val="clear" w:color="auto" w:fill="FFFFFF"/>
+            <w:tcMar>
+              <w:top w:w="0" w:type="dxa"/>
+              <w:bottom w:w="0" w:type="dxa"/>
+              <w:left w:w="0" w:type="dxa"/>
+              <w:right w:w="0" w:type="dxa"/>
+            </w:tcMar>
+            <w:vAlign w:val="center"/>
+          </w:tcPr>
+          <w:p>
+            <w:pPr>
+              <w:pStyle w:val="Normal"/>
+              <w:jc w:val="left"/>
+              <w:pBdr>
+                <w:bottom w:val="none" w:sz="0" w:space="0" w:color="000000"/>
+                <w:top w:val="none" w:sz="0" w:space="0" w:color="000000"/>
+                <w:left w:val="none" w:sz="0" w:space="0" w:color="000000"/>
+                <w:right w:val="none" w:sz="0" w:space="0" w:color="000000"/>
+              </w:pBdr>
+              <w:spacing w:after="100" w:before="100" w:line="240"/>
+              <w:ind w:left="100" w:right="100" w:firstLine="0" w:firstLineChars="0"/>
+            </w:pPr>
+            <w:r>
+              <w:rPr>
+                <w:rFonts w:ascii="Arial" w:hAnsi="Arial" w:eastAsia="Arial" w:cs="Arial"/>
+                <w:i w:val="false"/>
+                <w:b w:val="false"/>
+                <w:u w:val="none"/>
+                <w:sz w:val="22"/>
+                <w:szCs w:val="22"/>
+                <w:color w:val="000000"/>
+              </w:rPr>
+              <w:t xml:space="preserve">LA-ICP-MS</w:t>
+            </w:r>
+          </w:p>
+        </w:tc>
+      </w:tr>
+      <w:tr>
+        <w:trPr>
+          <w:trHeight w:val="360" w:hRule="auto"/>
+        </w:trPr>
+        body28
+        <w:tc>
+          <w:tcPr>
+            <w:tcBorders>
               <w:bottom w:val="single" w:sz="12" w:space="0" w:color="666666"/>
               <w:top w:val="none" w:sz="0" w:space="0" w:color="000000"/>
               <w:left w:val="none" w:sz="0" w:space="0" w:color="000000"/>
@@ -9022,7 +7630,7 @@
                 <w:szCs w:val="22"/>
                 <w:color w:val="000000"/>
               </w:rPr>
-              <w:t xml:space="preserve">33924</w:t>
+              <w:t xml:space="preserve">Freshwater Skagerrak/Kattegat</w:t>
             </w:r>
           </w:p>
         </w:tc>
@@ -9066,7 +7674,7 @@
                 <w:szCs w:val="22"/>
                 <w:color w:val="000000"/>
               </w:rPr>
-              <w:t xml:space="preserve">Mälaren</w:t>
+              <w:t xml:space="preserve">Habitat shifter</w:t>
             </w:r>
           </w:p>
         </w:tc>
@@ -9110,7 +7718,7 @@
                 <w:szCs w:val="22"/>
                 <w:color w:val="000000"/>
               </w:rPr>
-              <w:t xml:space="preserve">796</w:t>
+              <w:t xml:space="preserve">18.0</w:t>
             </w:r>
           </w:p>
         </w:tc>
@@ -9154,7 +7762,7 @@
                 <w:szCs w:val="22"/>
                 <w:color w:val="000000"/>
               </w:rPr>
-              <w:t xml:space="preserve">1,057</w:t>
+              <w:t xml:space="preserve">1.7</w:t>
             </w:r>
           </w:p>
         </w:tc>
@@ -9178,6 +7786,50 @@
           <w:p>
             <w:pPr>
               <w:pStyle w:val="Normal"/>
+              <w:jc w:val="right"/>
+              <w:pBdr>
+                <w:bottom w:val="none" w:sz="0" w:space="0" w:color="000000"/>
+                <w:top w:val="none" w:sz="0" w:space="0" w:color="000000"/>
+                <w:left w:val="none" w:sz="0" w:space="0" w:color="000000"/>
+                <w:right w:val="none" w:sz="0" w:space="0" w:color="000000"/>
+              </w:pBdr>
+              <w:spacing w:after="100" w:before="100" w:line="240"/>
+              <w:ind w:left="100" w:right="100" w:firstLine="0" w:firstLineChars="0"/>
+            </w:pPr>
+            <w:r>
+              <w:rPr>
+                <w:rFonts w:ascii="Arial" w:hAnsi="Arial" w:eastAsia="Arial" w:cs="Arial"/>
+                <w:i w:val="false"/>
+                <w:b w:val="false"/>
+                <w:u w:val="none"/>
+                <w:sz w:val="22"/>
+                <w:szCs w:val="22"/>
+                <w:color w:val="000000"/>
+              </w:rPr>
+              <w:t xml:space="preserve">67.2</w:t>
+            </w:r>
+          </w:p>
+        </w:tc>
+        <w:tc>
+          <w:tcPr>
+            <w:tcBorders>
+              <w:bottom w:val="single" w:sz="12" w:space="0" w:color="666666"/>
+              <w:top w:val="none" w:sz="0" w:space="0" w:color="000000"/>
+              <w:left w:val="none" w:sz="0" w:space="0" w:color="000000"/>
+              <w:right w:val="none" w:sz="0" w:space="0" w:color="000000"/>
+            </w:tcBorders>
+            <w:shd w:val="clear" w:color="auto" w:fill="FFFFFF"/>
+            <w:tcMar>
+              <w:top w:w="0" w:type="dxa"/>
+              <w:bottom w:w="0" w:type="dxa"/>
+              <w:left w:w="0" w:type="dxa"/>
+              <w:right w:w="0" w:type="dxa"/>
+            </w:tcMar>
+            <w:vAlign w:val="center"/>
+          </w:tcPr>
+          <w:p>
+            <w:pPr>
+              <w:pStyle w:val="Normal"/>
               <w:jc w:val="left"/>
               <w:pBdr>
                 <w:bottom w:val="none" w:sz="0" w:space="0" w:color="000000"/>
@@ -9198,139 +7850,7 @@
                 <w:szCs w:val="22"/>
                 <w:color w:val="000000"/>
               </w:rPr>
-              <w:t xml:space="preserve">Habitat shifter</w:t>
-            </w:r>
-          </w:p>
-        </w:tc>
-        <w:tc>
-          <w:tcPr>
-            <w:tcBorders>
-              <w:bottom w:val="single" w:sz="12" w:space="0" w:color="666666"/>
-              <w:top w:val="none" w:sz="0" w:space="0" w:color="000000"/>
-              <w:left w:val="none" w:sz="0" w:space="0" w:color="000000"/>
-              <w:right w:val="none" w:sz="0" w:space="0" w:color="000000"/>
-            </w:tcBorders>
-            <w:shd w:val="clear" w:color="auto" w:fill="FFFFFF"/>
-            <w:tcMar>
-              <w:top w:w="0" w:type="dxa"/>
-              <w:bottom w:w="0" w:type="dxa"/>
-              <w:left w:w="0" w:type="dxa"/>
-              <w:right w:w="0" w:type="dxa"/>
-            </w:tcMar>
-            <w:vAlign w:val="center"/>
-          </w:tcPr>
-          <w:p>
-            <w:pPr>
-              <w:pStyle w:val="Normal"/>
-              <w:jc w:val="left"/>
-              <w:pBdr>
-                <w:bottom w:val="none" w:sz="0" w:space="0" w:color="000000"/>
-                <w:top w:val="none" w:sz="0" w:space="0" w:color="000000"/>
-                <w:left w:val="none" w:sz="0" w:space="0" w:color="000000"/>
-                <w:right w:val="none" w:sz="0" w:space="0" w:color="000000"/>
-              </w:pBdr>
-              <w:spacing w:after="100" w:before="100" w:line="240"/>
-              <w:ind w:left="100" w:right="100" w:firstLine="0" w:firstLineChars="0"/>
-            </w:pPr>
-            <w:r>
-              <w:rPr>
-                <w:rFonts w:ascii="Arial" w:hAnsi="Arial" w:eastAsia="Arial" w:cs="Arial"/>
-                <w:i w:val="false"/>
-                <w:b w:val="false"/>
-                <w:u w:val="none"/>
-                <w:sz w:val="22"/>
-                <w:szCs w:val="22"/>
-                <w:color w:val="000000"/>
-              </w:rPr>
-              <w:t xml:space="preserve">Habitat shifter</w:t>
-            </w:r>
-          </w:p>
-        </w:tc>
-        <w:tc>
-          <w:tcPr>
-            <w:tcBorders>
-              <w:bottom w:val="single" w:sz="12" w:space="0" w:color="666666"/>
-              <w:top w:val="none" w:sz="0" w:space="0" w:color="000000"/>
-              <w:left w:val="none" w:sz="0" w:space="0" w:color="000000"/>
-              <w:right w:val="none" w:sz="0" w:space="0" w:color="000000"/>
-            </w:tcBorders>
-            <w:shd w:val="clear" w:color="auto" w:fill="FFFFFF"/>
-            <w:tcMar>
-              <w:top w:w="0" w:type="dxa"/>
-              <w:bottom w:w="0" w:type="dxa"/>
-              <w:left w:w="0" w:type="dxa"/>
-              <w:right w:w="0" w:type="dxa"/>
-            </w:tcMar>
-            <w:vAlign w:val="center"/>
-          </w:tcPr>
-          <w:p>
-            <w:pPr>
-              <w:pStyle w:val="Normal"/>
-              <w:jc w:val="right"/>
-              <w:pBdr>
-                <w:bottom w:val="none" w:sz="0" w:space="0" w:color="000000"/>
-                <w:top w:val="none" w:sz="0" w:space="0" w:color="000000"/>
-                <w:left w:val="none" w:sz="0" w:space="0" w:color="000000"/>
-                <w:right w:val="none" w:sz="0" w:space="0" w:color="000000"/>
-              </w:pBdr>
-              <w:spacing w:after="100" w:before="100" w:line="240"/>
-              <w:ind w:left="100" w:right="100" w:firstLine="0" w:firstLineChars="0"/>
-            </w:pPr>
-            <w:r>
-              <w:rPr>
-                <w:rFonts w:ascii="Arial" w:hAnsi="Arial" w:eastAsia="Arial" w:cs="Arial"/>
-                <w:i w:val="false"/>
-                <w:b w:val="false"/>
-                <w:u w:val="none"/>
-                <w:sz w:val="22"/>
-                <w:szCs w:val="22"/>
-                <w:color w:val="000000"/>
-              </w:rPr>
-              <w:t xml:space="preserve">1</w:t>
-            </w:r>
-          </w:p>
-        </w:tc>
-        <w:tc>
-          <w:tcPr>
-            <w:tcBorders>
-              <w:bottom w:val="single" w:sz="12" w:space="0" w:color="666666"/>
-              <w:top w:val="none" w:sz="0" w:space="0" w:color="000000"/>
-              <w:left w:val="none" w:sz="0" w:space="0" w:color="000000"/>
-              <w:right w:val="none" w:sz="0" w:space="0" w:color="000000"/>
-            </w:tcBorders>
-            <w:shd w:val="clear" w:color="auto" w:fill="FFFFFF"/>
-            <w:tcMar>
-              <w:top w:w="0" w:type="dxa"/>
-              <w:bottom w:w="0" w:type="dxa"/>
-              <w:left w:w="0" w:type="dxa"/>
-              <w:right w:w="0" w:type="dxa"/>
-            </w:tcMar>
-            <w:vAlign w:val="center"/>
-          </w:tcPr>
-          <w:p>
-            <w:pPr>
-              <w:pStyle w:val="Normal"/>
-              <w:jc w:val="right"/>
-              <w:pBdr>
-                <w:bottom w:val="none" w:sz="0" w:space="0" w:color="000000"/>
-                <w:top w:val="none" w:sz="0" w:space="0" w:color="000000"/>
-                <w:left w:val="none" w:sz="0" w:space="0" w:color="000000"/>
-                <w:right w:val="none" w:sz="0" w:space="0" w:color="000000"/>
-              </w:pBdr>
-              <w:spacing w:after="100" w:before="100" w:line="240"/>
-              <w:ind w:left="100" w:right="100" w:firstLine="0" w:firstLineChars="0"/>
-            </w:pPr>
-            <w:r>
-              <w:rPr>
-                <w:rFonts w:ascii="Arial" w:hAnsi="Arial" w:eastAsia="Arial" w:cs="Arial"/>
-                <w:i w:val="false"/>
-                <w:b w:val="false"/>
-                <w:u w:val="none"/>
-                <w:sz w:val="22"/>
-                <w:szCs w:val="22"/>
-                <w:color w:val="000000"/>
-              </w:rPr>
-              <w:t xml:space="preserve">5</w:t>
+              <w:t xml:space="preserve">LA-ICP-MS</w:t>
             </w:r>
           </w:p>
         </w:tc>
